--- a/templates/FU_TEMPLATE_Klickovich.docx
+++ b/templates/FU_TEMPLATE_Klickovich.docx
@@ -126,18 +126,63 @@
           <w:bCs/>
           <w:sz w:val="20"/>
         </w:rPr>
+        <w:t>{{patientName}}</w:t>
+      </w:r>
+    </w:p>
+    <w:p>
+      <w:pPr>
+        <w:pStyle w:val="NoSpacing"/>
+        <w:spacing w:line="276" w:lineRule="auto"/>
+        <w:jc w:val="both"/>
+        <w:rPr>
+          <w:bCs/>
+          <w:sz w:val="20"/>
+          <w:szCs w:val="20"/>
+        </w:rPr>
+      </w:pPr>
+      <w:r>
+        <w:rPr>
+          <w:b/>
+          <w:bCs/>
+          <w:sz w:val="20"/>
+          <w:szCs w:val="20"/>
+        </w:rPr>
+        <w:t>DATE OF BIRTH</w:t>
+      </w:r>
+      <w:r>
+        <w:rPr>
+          <w:rFonts w:asciiTheme="minorHAnsi" w:hAnsiTheme="minorHAnsi" w:cstheme="minorHAnsi"/>
+          <w:bCs/>
+          <w:sz w:val="20"/>
+        </w:rPr>
+        <w:t>:</w:t>
+      </w:r>
+      <w:r>
+        <w:rPr>
+          <w:rFonts w:asciiTheme="minorHAnsi" w:hAnsiTheme="minorHAnsi" w:cstheme="minorHAnsi"/>
+          <w:bCs/>
+          <w:sz w:val="20"/>
+        </w:rPr>
+        <w:t xml:space="preserve">  </w:t>
+      </w:r>
+      <w:r>
+        <w:rPr>
+          <w:rFonts w:asciiTheme="minorHAnsi" w:hAnsiTheme="minorHAnsi" w:cstheme="minorHAnsi"/>
+          <w:bCs/>
+          <w:sz w:val="20"/>
+        </w:rPr>
         <w:t>{{</w:t>
       </w:r>
-      <w:proofErr w:type="spellStart"/>
-      <w:r>
-        <w:rPr>
-          <w:rFonts w:asciiTheme="minorHAnsi" w:hAnsiTheme="minorHAnsi" w:cstheme="minorHAnsi"/>
-          <w:bCs/>
-          <w:sz w:val="20"/>
-        </w:rPr>
-        <w:t>patientName</w:t>
-      </w:r>
-      <w:proofErr w:type="spellEnd"/>
+      <w:proofErr w:type="gramStart"/>
+      <w:r>
+        <w:rPr>
+          <w:rFonts w:asciiTheme="minorHAnsi" w:hAnsiTheme="minorHAnsi" w:cstheme="minorHAnsi"/>
+          <w:bCs/>
+          <w:sz w:val="20"/>
+        </w:rPr>
+        <w:t>dob</w:t>
+      </w:r>
+      <w:proofErr w:type="gramEnd"/>
       <w:r>
         <w:rPr>
           <w:rFonts w:asciiTheme="minorHAnsi" w:hAnsiTheme="minorHAnsi" w:cstheme="minorHAnsi"/>
@@ -165,7 +210,7 @@
           <w:sz w:val="20"/>
           <w:szCs w:val="20"/>
         </w:rPr>
-        <w:t>DATE OF BIRTH</w:t>
+        <w:t>DATE OF EVALUATION</w:t>
       </w:r>
       <w:r>
         <w:rPr>
@@ -181,6 +226,207 @@
           <w:bCs/>
           <w:sz w:val="20"/>
         </w:rPr>
+        <w:t xml:space="preserve"> </w:t>
+      </w:r>
+      <w:r>
+        <w:rPr>
+          <w:rFonts w:asciiTheme="minorHAnsi" w:hAnsiTheme="minorHAnsi" w:cstheme="minorHAnsi"/>
+          <w:bCs/>
+          <w:sz w:val="20"/>
+        </w:rPr>
+        <w:t>{{dateOfEvaluation}}</w:t>
+      </w:r>
+    </w:p>
+    <w:p>
+      <w:pPr>
+        <w:pStyle w:val="NoSpacing"/>
+        <w:spacing w:line="276" w:lineRule="auto"/>
+        <w:jc w:val="both"/>
+        <w:rPr>
+          <w:bCs/>
+          <w:sz w:val="20"/>
+          <w:szCs w:val="20"/>
+        </w:rPr>
+      </w:pPr>
+      <w:r>
+        <w:rPr>
+          <w:b/>
+          <w:bCs/>
+          <w:sz w:val="20"/>
+          <w:szCs w:val="20"/>
+        </w:rPr>
+        <w:t>DATE OF DICTATION</w:t>
+      </w:r>
+      <w:r>
+        <w:rPr>
+          <w:rFonts w:asciiTheme="minorHAnsi" w:hAnsiTheme="minorHAnsi" w:cstheme="minorHAnsi"/>
+          <w:bCs/>
+          <w:sz w:val="20"/>
+        </w:rPr>
+        <w:t>:</w:t>
+      </w:r>
+      <w:r>
+        <w:rPr>
+          <w:rFonts w:asciiTheme="minorHAnsi" w:hAnsiTheme="minorHAnsi" w:cstheme="minorHAnsi"/>
+          <w:bCs/>
+          <w:sz w:val="20"/>
+        </w:rPr>
+        <w:t xml:space="preserve"> </w:t>
+      </w:r>
+      <w:r>
+        <w:rPr>
+          <w:rFonts w:asciiTheme="minorHAnsi" w:hAnsiTheme="minorHAnsi" w:cstheme="minorHAnsi"/>
+          <w:bCs/>
+          <w:sz w:val="20"/>
+        </w:rPr>
+        <w:t>{{dateOfEvaluation}}</w:t>
+      </w:r>
+    </w:p>
+    <w:p>
+      <w:pPr>
+        <w:pStyle w:val="NoSpacing"/>
+        <w:spacing w:line="276" w:lineRule="auto"/>
+        <w:jc w:val="both"/>
+        <w:rPr>
+          <w:rFonts w:asciiTheme="minorHAnsi" w:hAnsiTheme="minorHAnsi" w:cstheme="minorHAnsi"/>
+          <w:sz w:val="20"/>
+          <w:szCs w:val="20"/>
+        </w:rPr>
+      </w:pPr>
+      <w:r>
+        <w:rPr>
+          <w:b/>
+          <w:bCs/>
+          <w:sz w:val="20"/>
+          <w:szCs w:val="20"/>
+        </w:rPr>
+        <w:t>PHYSICIAN</w:t>
+      </w:r>
+      <w:r>
+        <w:rPr>
+          <w:sz w:val="20"/>
+          <w:szCs w:val="20"/>
+        </w:rPr>
+        <w:t xml:space="preserve">:  </w:t>
+      </w:r>
+      <w:r>
+        <w:rPr>
+          <w:sz w:val="20"/>
+          <w:szCs w:val="20"/>
+        </w:rPr>
+        <w:t xml:space="preserve">Robert </w:t>
+      </w:r>
+      <w:r>
+        <w:rPr>
+          <w:rFonts w:asciiTheme="minorHAnsi" w:hAnsiTheme="minorHAnsi" w:cstheme="minorHAnsi"/>
+          <w:sz w:val="20"/>
+        </w:rPr>
+        <w:t>Klickovich</w:t>
+      </w:r>
+      <w:r>
+        <w:rPr>
+          <w:rFonts w:asciiTheme="minorHAnsi" w:hAnsiTheme="minorHAnsi" w:cstheme="minorHAnsi"/>
+          <w:sz w:val="20"/>
+        </w:rPr>
+        <w:t>,</w:t>
+      </w:r>
+      <w:r>
+        <w:rPr>
+          <w:rFonts w:asciiTheme="minorHAnsi" w:hAnsiTheme="minorHAnsi" w:cstheme="minorHAnsi"/>
+          <w:sz w:val="20"/>
+          <w:szCs w:val="20"/>
+        </w:rPr>
+        <w:t xml:space="preserve"> M.D</w:t>
+      </w:r>
+    </w:p>
+    <w:p>
+      <w:pPr>
+        <w:pStyle w:val="NoSpacing"/>
+        <w:jc w:val="both"/>
+        <w:rPr>
+          <w:rFonts w:asciiTheme="minorHAnsi" w:hAnsiTheme="minorHAnsi" w:cstheme="minorHAnsi"/>
+          <w:bCs/>
+          <w:sz w:val="12"/>
+        </w:rPr>
+      </w:pPr>
+    </w:p>
+    <w:p>
+      <w:pPr>
+        <w:pStyle w:val="NoSpacing"/>
+        <w:spacing w:line="276" w:lineRule="auto"/>
+        <w:jc w:val="both"/>
+        <w:rPr>
+          <w:rFonts w:asciiTheme="minorHAnsi" w:hAnsiTheme="minorHAnsi" w:cstheme="minorHAnsi"/>
+          <w:bCs/>
+          <w:sz w:val="20"/>
+          <w:szCs w:val="20"/>
+        </w:rPr>
+      </w:pPr>
+      <w:r>
+        <w:rPr>
+          <w:rFonts w:asciiTheme="minorHAnsi" w:hAnsiTheme="minorHAnsi" w:cstheme="minorHAnsi"/>
+          <w:b/>
+          <w:bCs/>
+          <w:sz w:val="20"/>
+          <w:szCs w:val="20"/>
+        </w:rPr>
+        <w:t>Provider</w:t>
+      </w:r>
+      <w:r>
+        <w:rPr>
+          <w:rFonts w:asciiTheme="minorHAnsi" w:hAnsiTheme="minorHAnsi" w:cstheme="minorHAnsi"/>
+          <w:bCs/>
+          <w:sz w:val="20"/>
+          <w:szCs w:val="20"/>
+        </w:rPr>
+        <w:t xml:space="preserve">:  </w:t>
+      </w:r>
+      <w:r>
+        <w:rPr>
+          <w:rFonts w:asciiTheme="minorHAnsi" w:hAnsiTheme="minorHAnsi" w:cstheme="minorHAnsi"/>
+          <w:bCs/>
+          <w:sz w:val="20"/>
+        </w:rPr>
+        <w:t>{{provider}}</w:t>
+      </w:r>
+    </w:p>
+    <w:p>
+      <w:pPr>
+        <w:pStyle w:val="NoSpacing"/>
+        <w:spacing w:line="276" w:lineRule="auto"/>
+        <w:jc w:val="both"/>
+        <w:rPr>
+          <w:rFonts w:asciiTheme="minorHAnsi" w:hAnsiTheme="minorHAnsi" w:cstheme="minorHAnsi"/>
+          <w:bCs/>
+          <w:sz w:val="20"/>
+        </w:rPr>
+      </w:pPr>
+      <w:r>
+        <w:rPr>
+          <w:rFonts w:asciiTheme="minorHAnsi" w:hAnsiTheme="minorHAnsi" w:cstheme="minorHAnsi"/>
+          <w:b/>
+          <w:bCs/>
+          <w:sz w:val="20"/>
+          <w:szCs w:val="20"/>
+        </w:rPr>
+        <w:t>Referring Physician</w:t>
+      </w:r>
+      <w:r>
+        <w:rPr>
+          <w:rFonts w:asciiTheme="minorHAnsi" w:hAnsiTheme="minorHAnsi" w:cstheme="minorHAnsi"/>
+          <w:bCs/>
+          <w:sz w:val="20"/>
+          <w:szCs w:val="20"/>
+        </w:rPr>
+        <w:t>:</w:t>
+      </w:r>
+      <w:r>
+        <w:rPr>
+          <w:rFonts w:asciiTheme="minorHAnsi" w:hAnsiTheme="minorHAnsi" w:cstheme="minorHAnsi"/>
+          <w:bCs/>
+          <w:sz w:val="20"/>
+          <w:szCs w:val="20"/>
+        </w:rPr>
         <w:t xml:space="preserve">  </w:t>
       </w:r>
       <w:r>
@@ -189,370 +435,49 @@
           <w:bCs/>
           <w:sz w:val="20"/>
         </w:rPr>
+        <w:t>{{referringPhysician}}</w:t>
+      </w:r>
+    </w:p>
+    <w:p>
+      <w:pPr>
+        <w:pStyle w:val="NoSpacing"/>
+        <w:spacing w:line="276" w:lineRule="auto"/>
+        <w:jc w:val="both"/>
+        <w:rPr>
+          <w:rFonts w:asciiTheme="minorHAnsi" w:hAnsiTheme="minorHAnsi" w:cstheme="minorHAnsi"/>
+          <w:bCs/>
+          <w:sz w:val="20"/>
+          <w:szCs w:val="20"/>
+        </w:rPr>
+      </w:pPr>
+      <w:r>
+        <w:rPr>
+          <w:rFonts w:asciiTheme="minorHAnsi" w:hAnsiTheme="minorHAnsi" w:cstheme="minorHAnsi"/>
+          <w:b/>
+          <w:bCs/>
+          <w:sz w:val="20"/>
+          <w:szCs w:val="20"/>
+        </w:rPr>
+        <w:t>Insurance</w:t>
+      </w:r>
+      <w:r>
+        <w:rPr>
+          <w:rFonts w:asciiTheme="minorHAnsi" w:hAnsiTheme="minorHAnsi" w:cstheme="minorHAnsi"/>
+          <w:bCs/>
+          <w:sz w:val="20"/>
+          <w:szCs w:val="20"/>
+        </w:rPr>
+        <w:t xml:space="preserve">:  </w:t>
+      </w:r>
+      <w:r>
+        <w:rPr>
+          <w:rFonts w:asciiTheme="minorHAnsi" w:hAnsiTheme="minorHAnsi" w:cstheme="minorHAnsi"/>
+          <w:bCs/>
+          <w:sz w:val="20"/>
+          <w:szCs w:val="20"/>
+        </w:rPr>
         <w:t>{{</w:t>
       </w:r>
-      <w:proofErr w:type="gramStart"/>
-      <w:r>
-        <w:rPr>
-          <w:rFonts w:asciiTheme="minorHAnsi" w:hAnsiTheme="minorHAnsi" w:cstheme="minorHAnsi"/>
-          <w:bCs/>
-          <w:sz w:val="20"/>
-        </w:rPr>
-        <w:t>dob</w:t>
-      </w:r>
-      <w:proofErr w:type="gramEnd"/>
-      <w:r>
-        <w:rPr>
-          <w:rFonts w:asciiTheme="minorHAnsi" w:hAnsiTheme="minorHAnsi" w:cstheme="minorHAnsi"/>
-          <w:bCs/>
-          <w:sz w:val="20"/>
-        </w:rPr>
-        <w:t>}}</w:t>
-      </w:r>
-    </w:p>
-    <w:p>
-      <w:pPr>
-        <w:pStyle w:val="NoSpacing"/>
-        <w:spacing w:line="276" w:lineRule="auto"/>
-        <w:jc w:val="both"/>
-        <w:rPr>
-          <w:bCs/>
-          <w:sz w:val="20"/>
-          <w:szCs w:val="20"/>
-        </w:rPr>
-      </w:pPr>
-      <w:r>
-        <w:rPr>
-          <w:b/>
-          <w:bCs/>
-          <w:sz w:val="20"/>
-          <w:szCs w:val="20"/>
-        </w:rPr>
-        <w:t>DATE OF EVALUATION</w:t>
-      </w:r>
-      <w:r>
-        <w:rPr>
-          <w:rFonts w:asciiTheme="minorHAnsi" w:hAnsiTheme="minorHAnsi" w:cstheme="minorHAnsi"/>
-          <w:bCs/>
-          <w:sz w:val="20"/>
-        </w:rPr>
-        <w:t>:</w:t>
-      </w:r>
-      <w:r>
-        <w:rPr>
-          <w:rFonts w:asciiTheme="minorHAnsi" w:hAnsiTheme="minorHAnsi" w:cstheme="minorHAnsi"/>
-          <w:bCs/>
-          <w:sz w:val="20"/>
-        </w:rPr>
-        <w:t xml:space="preserve"> </w:t>
-      </w:r>
-      <w:r>
-        <w:rPr>
-          <w:rFonts w:asciiTheme="minorHAnsi" w:hAnsiTheme="minorHAnsi" w:cstheme="minorHAnsi"/>
-          <w:bCs/>
-          <w:sz w:val="20"/>
-        </w:rPr>
-        <w:t>{{</w:t>
-      </w:r>
-      <w:proofErr w:type="spellStart"/>
-      <w:r>
-        <w:rPr>
-          <w:rFonts w:asciiTheme="minorHAnsi" w:hAnsiTheme="minorHAnsi" w:cstheme="minorHAnsi"/>
-          <w:bCs/>
-          <w:sz w:val="20"/>
-        </w:rPr>
-        <w:t>dateOfEvaluation</w:t>
-      </w:r>
-      <w:proofErr w:type="spellEnd"/>
-      <w:r>
-        <w:rPr>
-          <w:rFonts w:asciiTheme="minorHAnsi" w:hAnsiTheme="minorHAnsi" w:cstheme="minorHAnsi"/>
-          <w:bCs/>
-          <w:sz w:val="20"/>
-        </w:rPr>
-        <w:t>}}</w:t>
-      </w:r>
-    </w:p>
-    <w:p>
-      <w:pPr>
-        <w:pStyle w:val="NoSpacing"/>
-        <w:spacing w:line="276" w:lineRule="auto"/>
-        <w:jc w:val="both"/>
-        <w:rPr>
-          <w:bCs/>
-          <w:sz w:val="20"/>
-          <w:szCs w:val="20"/>
-        </w:rPr>
-      </w:pPr>
-      <w:r>
-        <w:rPr>
-          <w:b/>
-          <w:bCs/>
-          <w:sz w:val="20"/>
-          <w:szCs w:val="20"/>
-        </w:rPr>
-        <w:t>DATE OF DICTATION</w:t>
-      </w:r>
-      <w:r>
-        <w:rPr>
-          <w:rFonts w:asciiTheme="minorHAnsi" w:hAnsiTheme="minorHAnsi" w:cstheme="minorHAnsi"/>
-          <w:bCs/>
-          <w:sz w:val="20"/>
-        </w:rPr>
-        <w:t>:</w:t>
-      </w:r>
-      <w:r>
-        <w:rPr>
-          <w:rFonts w:asciiTheme="minorHAnsi" w:hAnsiTheme="minorHAnsi" w:cstheme="minorHAnsi"/>
-          <w:bCs/>
-          <w:sz w:val="20"/>
-        </w:rPr>
-        <w:t xml:space="preserve"> </w:t>
-      </w:r>
-      <w:r>
-        <w:rPr>
-          <w:rFonts w:asciiTheme="minorHAnsi" w:hAnsiTheme="minorHAnsi" w:cstheme="minorHAnsi"/>
-          <w:bCs/>
-          <w:sz w:val="20"/>
-        </w:rPr>
-        <w:t>{{</w:t>
-      </w:r>
-      <w:proofErr w:type="spellStart"/>
-      <w:r>
-        <w:rPr>
-          <w:rFonts w:asciiTheme="minorHAnsi" w:hAnsiTheme="minorHAnsi" w:cstheme="minorHAnsi"/>
-          <w:bCs/>
-          <w:sz w:val="20"/>
-        </w:rPr>
-        <w:t>dateOfEvaluation</w:t>
-      </w:r>
-      <w:proofErr w:type="spellEnd"/>
-      <w:r>
-        <w:rPr>
-          <w:rFonts w:asciiTheme="minorHAnsi" w:hAnsiTheme="minorHAnsi" w:cstheme="minorHAnsi"/>
-          <w:bCs/>
-          <w:sz w:val="20"/>
-        </w:rPr>
-        <w:t>}}</w:t>
-      </w:r>
-    </w:p>
-    <w:p>
-      <w:pPr>
-        <w:pStyle w:val="NoSpacing"/>
-        <w:spacing w:line="276" w:lineRule="auto"/>
-        <w:jc w:val="both"/>
-        <w:rPr>
-          <w:rFonts w:asciiTheme="minorHAnsi" w:hAnsiTheme="minorHAnsi" w:cstheme="minorHAnsi"/>
-          <w:sz w:val="20"/>
-          <w:szCs w:val="20"/>
-        </w:rPr>
-      </w:pPr>
-      <w:r>
-        <w:rPr>
-          <w:b/>
-          <w:bCs/>
-          <w:sz w:val="20"/>
-          <w:szCs w:val="20"/>
-        </w:rPr>
-        <w:t>PHYSICIAN</w:t>
-      </w:r>
-      <w:r>
-        <w:rPr>
-          <w:sz w:val="20"/>
-          <w:szCs w:val="20"/>
-        </w:rPr>
-        <w:t xml:space="preserve">:  </w:t>
-      </w:r>
-      <w:r>
-        <w:rPr>
-          <w:sz w:val="20"/>
-          <w:szCs w:val="20"/>
-        </w:rPr>
-        <w:t xml:space="preserve">Robert </w:t>
-      </w:r>
-      <w:proofErr w:type="spellStart"/>
-      <w:r>
-        <w:rPr>
-          <w:rFonts w:asciiTheme="minorHAnsi" w:hAnsiTheme="minorHAnsi" w:cstheme="minorHAnsi"/>
-          <w:sz w:val="20"/>
-        </w:rPr>
-        <w:t>Klickovich</w:t>
-      </w:r>
-      <w:proofErr w:type="spellEnd"/>
-      <w:r>
-        <w:rPr>
-          <w:rFonts w:asciiTheme="minorHAnsi" w:hAnsiTheme="minorHAnsi" w:cstheme="minorHAnsi"/>
-          <w:sz w:val="20"/>
-        </w:rPr>
-        <w:t>,</w:t>
-      </w:r>
-      <w:r>
-        <w:rPr>
-          <w:rFonts w:asciiTheme="minorHAnsi" w:hAnsiTheme="minorHAnsi" w:cstheme="minorHAnsi"/>
-          <w:sz w:val="20"/>
-          <w:szCs w:val="20"/>
-        </w:rPr>
-        <w:t xml:space="preserve"> M.D</w:t>
-      </w:r>
-    </w:p>
-    <w:p>
-      <w:pPr>
-        <w:pStyle w:val="NoSpacing"/>
-        <w:jc w:val="both"/>
-        <w:rPr>
-          <w:rFonts w:asciiTheme="minorHAnsi" w:hAnsiTheme="minorHAnsi" w:cstheme="minorHAnsi"/>
-          <w:bCs/>
-          <w:sz w:val="12"/>
-        </w:rPr>
-      </w:pPr>
-    </w:p>
-    <w:p>
-      <w:pPr>
-        <w:pStyle w:val="NoSpacing"/>
-        <w:spacing w:line="276" w:lineRule="auto"/>
-        <w:jc w:val="both"/>
-        <w:rPr>
-          <w:rFonts w:asciiTheme="minorHAnsi" w:hAnsiTheme="minorHAnsi" w:cstheme="minorHAnsi"/>
-          <w:bCs/>
-          <w:sz w:val="20"/>
-          <w:szCs w:val="20"/>
-        </w:rPr>
-      </w:pPr>
-      <w:r>
-        <w:rPr>
-          <w:rFonts w:asciiTheme="minorHAnsi" w:hAnsiTheme="minorHAnsi" w:cstheme="minorHAnsi"/>
-          <w:b/>
-          <w:bCs/>
-          <w:sz w:val="20"/>
-          <w:szCs w:val="20"/>
-        </w:rPr>
-        <w:t>Provider</w:t>
-      </w:r>
-      <w:r>
-        <w:rPr>
-          <w:rFonts w:asciiTheme="minorHAnsi" w:hAnsiTheme="minorHAnsi" w:cstheme="minorHAnsi"/>
-          <w:bCs/>
-          <w:sz w:val="20"/>
-          <w:szCs w:val="20"/>
-        </w:rPr>
-        <w:t xml:space="preserve">:  </w:t>
-      </w:r>
-      <w:r>
-        <w:rPr>
-          <w:rFonts w:asciiTheme="minorHAnsi" w:hAnsiTheme="minorHAnsi" w:cstheme="minorHAnsi"/>
-          <w:bCs/>
-          <w:sz w:val="20"/>
-        </w:rPr>
-        <w:t>{{provider}}</w:t>
-      </w:r>
-    </w:p>
-    <w:p>
-      <w:pPr>
-        <w:pStyle w:val="NoSpacing"/>
-        <w:spacing w:line="276" w:lineRule="auto"/>
-        <w:jc w:val="both"/>
-        <w:rPr>
-          <w:rFonts w:asciiTheme="minorHAnsi" w:hAnsiTheme="minorHAnsi" w:cstheme="minorHAnsi"/>
-          <w:bCs/>
-          <w:sz w:val="20"/>
-        </w:rPr>
-      </w:pPr>
-      <w:r>
-        <w:rPr>
-          <w:rFonts w:asciiTheme="minorHAnsi" w:hAnsiTheme="minorHAnsi" w:cstheme="minorHAnsi"/>
-          <w:b/>
-          <w:bCs/>
-          <w:sz w:val="20"/>
-          <w:szCs w:val="20"/>
-        </w:rPr>
-        <w:t>Referring Physician</w:t>
-      </w:r>
-      <w:r>
-        <w:rPr>
-          <w:rFonts w:asciiTheme="minorHAnsi" w:hAnsiTheme="minorHAnsi" w:cstheme="minorHAnsi"/>
-          <w:bCs/>
-          <w:sz w:val="20"/>
-          <w:szCs w:val="20"/>
-        </w:rPr>
-        <w:t>:</w:t>
-      </w:r>
-      <w:r>
-        <w:rPr>
-          <w:rFonts w:asciiTheme="minorHAnsi" w:hAnsiTheme="minorHAnsi" w:cstheme="minorHAnsi"/>
-          <w:bCs/>
-          <w:sz w:val="20"/>
-          <w:szCs w:val="20"/>
-        </w:rPr>
-        <w:t xml:space="preserve">  </w:t>
-      </w:r>
-      <w:r>
-        <w:rPr>
-          <w:rFonts w:asciiTheme="minorHAnsi" w:hAnsiTheme="minorHAnsi" w:cstheme="minorHAnsi"/>
-          <w:bCs/>
-          <w:sz w:val="20"/>
-        </w:rPr>
-        <w:t>{{</w:t>
-      </w:r>
-      <w:proofErr w:type="spellStart"/>
-      <w:r>
-        <w:rPr>
-          <w:rFonts w:asciiTheme="minorHAnsi" w:hAnsiTheme="minorHAnsi" w:cstheme="minorHAnsi"/>
-          <w:bCs/>
-          <w:sz w:val="20"/>
-        </w:rPr>
-        <w:t>referringPhysician</w:t>
-      </w:r>
-      <w:proofErr w:type="spellEnd"/>
-      <w:r>
-        <w:rPr>
-          <w:rFonts w:asciiTheme="minorHAnsi" w:hAnsiTheme="minorHAnsi" w:cstheme="minorHAnsi"/>
-          <w:bCs/>
-          <w:sz w:val="20"/>
-        </w:rPr>
-        <w:t>}}</w:t>
-      </w:r>
-    </w:p>
-    <w:p>
-      <w:pPr>
-        <w:pStyle w:val="NoSpacing"/>
-        <w:spacing w:line="276" w:lineRule="auto"/>
-        <w:jc w:val="both"/>
-        <w:rPr>
-          <w:rFonts w:asciiTheme="minorHAnsi" w:hAnsiTheme="minorHAnsi" w:cstheme="minorHAnsi"/>
-          <w:bCs/>
-          <w:sz w:val="20"/>
-          <w:szCs w:val="20"/>
-        </w:rPr>
-      </w:pPr>
-      <w:r>
-        <w:rPr>
-          <w:rFonts w:asciiTheme="minorHAnsi" w:hAnsiTheme="minorHAnsi" w:cstheme="minorHAnsi"/>
-          <w:b/>
-          <w:bCs/>
-          <w:sz w:val="20"/>
-          <w:szCs w:val="20"/>
-        </w:rPr>
-        <w:t>Insurance</w:t>
-      </w:r>
-      <w:r>
-        <w:rPr>
-          <w:rFonts w:asciiTheme="minorHAnsi" w:hAnsiTheme="minorHAnsi" w:cstheme="minorHAnsi"/>
-          <w:bCs/>
-          <w:sz w:val="20"/>
-          <w:szCs w:val="20"/>
-        </w:rPr>
-        <w:t xml:space="preserve">:  </w:t>
-      </w:r>
-      <w:r>
-        <w:rPr>
-          <w:rFonts w:asciiTheme="minorHAnsi" w:hAnsiTheme="minorHAnsi" w:cstheme="minorHAnsi"/>
-          <w:bCs/>
-          <w:sz w:val="20"/>
-          <w:szCs w:val="20"/>
-        </w:rPr>
-        <w:t>{{</w:t>
-      </w:r>
-      <w:proofErr w:type="spellStart"/>
       <w:r>
         <w:rPr>
           <w:rFonts w:asciiTheme="minorHAnsi" w:hAnsiTheme="minorHAnsi" w:cstheme="minorHAnsi"/>
@@ -562,7 +487,6 @@
         </w:rPr>
         <w:t>insuranceList</w:t>
       </w:r>
-      <w:proofErr w:type="spellEnd"/>
       <w:r>
         <w:rPr>
           <w:rFonts w:asciiTheme="minorHAnsi" w:hAnsiTheme="minorHAnsi" w:cstheme="minorHAnsi"/>
@@ -729,18 +653,63 @@
           <w:bCs/>
           <w:sz w:val="20"/>
         </w:rPr>
+        <w:t>{{roomNumber}}</w:t>
+      </w:r>
+    </w:p>
+    <w:p>
+      <w:pPr>
+        <w:pStyle w:val="NoSpacing"/>
+        <w:jc w:val="both"/>
+        <w:rPr>
+          <w:rFonts w:asciiTheme="minorHAnsi" w:hAnsiTheme="minorHAnsi" w:cstheme="minorHAnsi"/>
+          <w:bCs/>
+          <w:sz w:val="10"/>
+        </w:rPr>
+      </w:pPr>
+    </w:p>
+    <w:p>
+      <w:pPr>
+        <w:pStyle w:val="NoSpacing"/>
+        <w:spacing w:line="276" w:lineRule="auto"/>
+        <w:jc w:val="both"/>
+        <w:rPr>
+          <w:rFonts w:asciiTheme="minorHAnsi" w:hAnsiTheme="minorHAnsi" w:cstheme="minorHAnsi"/>
+          <w:bCs/>
+          <w:sz w:val="20"/>
+        </w:rPr>
+      </w:pPr>
+      <w:r>
+        <w:rPr>
+          <w:rFonts w:asciiTheme="minorHAnsi" w:hAnsiTheme="minorHAnsi" w:cstheme="minorHAnsi"/>
+          <w:b/>
+          <w:bCs/>
+        </w:rPr>
+        <w:t>CHIEF COMPLAINT</w:t>
+      </w:r>
+      <w:r>
+        <w:rPr>
+          <w:rFonts w:asciiTheme="minorHAnsi" w:hAnsiTheme="minorHAnsi" w:cstheme="minorHAnsi"/>
+          <w:bCs/>
+          <w:sz w:val="20"/>
+        </w:rPr>
+        <w:t xml:space="preserve">:  </w:t>
+      </w:r>
+      <w:r>
+        <w:rPr>
+          <w:rFonts w:asciiTheme="minorHAnsi" w:hAnsiTheme="minorHAnsi" w:cstheme="minorHAnsi"/>
+          <w:bCs/>
+          <w:sz w:val="20"/>
+        </w:rPr>
         <w:t>{{</w:t>
       </w:r>
-      <w:proofErr w:type="spellStart"/>
-      <w:r>
-        <w:rPr>
-          <w:rFonts w:asciiTheme="minorHAnsi" w:hAnsiTheme="minorHAnsi" w:cstheme="minorHAnsi"/>
-          <w:bCs/>
-          <w:sz w:val="20"/>
-        </w:rPr>
-        <w:t>roomNumber</w:t>
-      </w:r>
-      <w:proofErr w:type="spellEnd"/>
+      <w:r>
+        <w:rPr>
+          <w:rFonts w:asciiTheme="minorHAnsi" w:hAnsiTheme="minorHAnsi" w:cstheme="minorHAnsi"/>
+          <w:bCs/>
+          <w:sz w:val="20"/>
+        </w:rPr>
+        <w:t>chiefComplaint</w:t>
+      </w:r>
       <w:r>
         <w:rPr>
           <w:rFonts w:asciiTheme="minorHAnsi" w:hAnsiTheme="minorHAnsi" w:cstheme="minorHAnsi"/>
@@ -753,11 +722,12 @@
     <w:p>
       <w:pPr>
         <w:pStyle w:val="NoSpacing"/>
+        <w:spacing w:line="276" w:lineRule="auto"/>
         <w:jc w:val="both"/>
         <w:rPr>
           <w:rFonts w:asciiTheme="minorHAnsi" w:hAnsiTheme="minorHAnsi" w:cstheme="minorHAnsi"/>
-          <w:bCs/>
-          <w:sz w:val="10"/>
+          <w:sz w:val="16"/>
+          <w:szCs w:val="20"/>
         </w:rPr>
       </w:pPr>
     </w:p>
@@ -768,7 +738,6 @@
         <w:jc w:val="both"/>
         <w:rPr>
           <w:rFonts w:asciiTheme="minorHAnsi" w:hAnsiTheme="minorHAnsi" w:cstheme="minorHAnsi"/>
-          <w:bCs/>
           <w:sz w:val="20"/>
         </w:rPr>
       </w:pPr>
@@ -778,13 +747,417 @@
           <w:b/>
           <w:bCs/>
         </w:rPr>
-        <w:t>CHIEF COMPLAINT</w:t>
-      </w:r>
-      <w:r>
-        <w:rPr>
-          <w:rFonts w:asciiTheme="minorHAnsi" w:hAnsiTheme="minorHAnsi" w:cstheme="minorHAnsi"/>
-          <w:bCs/>
-          <w:sz w:val="20"/>
+        <w:t>HISTORY OF PRESENT ILLNESS</w:t>
+      </w:r>
+      <w:r>
+        <w:rPr>
+          <w:rFonts w:asciiTheme="minorHAnsi" w:hAnsiTheme="minorHAnsi" w:cstheme="minorHAnsi"/>
+          <w:sz w:val="20"/>
+        </w:rPr>
+        <w:t>:  Since their last visit, the:</w:t>
+      </w:r>
+    </w:p>
+    <w:p>
+      <w:pPr>
+        <w:pStyle w:val="NoSpacing"/>
+        <w:spacing w:line="276" w:lineRule="auto"/>
+        <w:jc w:val="both"/>
+        <w:rPr>
+          <w:rFonts w:asciiTheme="minorHAnsi" w:hAnsiTheme="minorHAnsi" w:cstheme="minorHAnsi"/>
+          <w:sz w:val="20"/>
+          <w:szCs w:val="20"/>
+        </w:rPr>
+      </w:pPr>
+      <w:r>
+        <w:rPr>
+          <w:rFonts w:asciiTheme="minorHAnsi" w:hAnsiTheme="minorHAnsi" w:cstheme="minorHAnsi"/>
+          <w:b/>
+          <w:sz w:val="20"/>
+          <w:szCs w:val="20"/>
+        </w:rPr>
+        <w:t xml:space="preserve">Pain </w:t>
+      </w:r>
+      <w:r>
+        <w:rPr>
+          <w:rFonts w:asciiTheme="minorHAnsi" w:hAnsiTheme="minorHAnsi" w:cstheme="minorHAnsi"/>
+          <w:sz w:val="20"/>
+          <w:szCs w:val="20"/>
+        </w:rPr>
+        <w:t xml:space="preserve">is:  </w:t>
+      </w:r>
+      <w:r>
+        <w:rPr>
+          <w:rFonts w:asciiTheme="minorHAnsi" w:hAnsiTheme="minorHAnsi" w:cstheme="minorHAnsi"/>
+          <w:sz w:val="20"/>
+          <w:szCs w:val="20"/>
+        </w:rPr>
+        <w:t>{{</w:t>
+      </w:r>
+      <w:r>
+        <w:rPr>
+          <w:rFonts w:asciiTheme="minorHAnsi" w:hAnsiTheme="minorHAnsi" w:cstheme="minorHAnsi"/>
+          <w:sz w:val="20"/>
+          <w:szCs w:val="20"/>
+        </w:rPr>
+        <w:t>pain_illness</w:t>
+      </w:r>
+      <w:r>
+        <w:rPr>
+          <w:rFonts w:asciiTheme="minorHAnsi" w:hAnsiTheme="minorHAnsi" w:cstheme="minorHAnsi"/>
+          <w:sz w:val="20"/>
+          <w:szCs w:val="20"/>
+        </w:rPr>
+        <w:t>L</w:t>
+      </w:r>
+      <w:r>
+        <w:rPr>
+          <w:rFonts w:asciiTheme="minorHAnsi" w:hAnsiTheme="minorHAnsi" w:cstheme="minorHAnsi"/>
+          <w:sz w:val="20"/>
+          <w:szCs w:val="20"/>
+        </w:rPr>
+        <w:t>evel</w:t>
+      </w:r>
+      <w:r>
+        <w:rPr>
+          <w:rFonts w:asciiTheme="minorHAnsi" w:hAnsiTheme="minorHAnsi" w:cstheme="minorHAnsi"/>
+          <w:sz w:val="20"/>
+          <w:szCs w:val="20"/>
+        </w:rPr>
+        <w:t>}}</w:t>
+      </w:r>
+    </w:p>
+    <w:p>
+      <w:pPr>
+        <w:pStyle w:val="NoSpacing"/>
+        <w:spacing w:line="276" w:lineRule="auto"/>
+        <w:jc w:val="both"/>
+        <w:rPr>
+          <w:rFonts w:asciiTheme="minorHAnsi" w:hAnsiTheme="minorHAnsi" w:cstheme="minorHAnsi"/>
+          <w:sz w:val="20"/>
+          <w:szCs w:val="20"/>
+        </w:rPr>
+      </w:pPr>
+      <w:r>
+        <w:rPr>
+          <w:rFonts w:asciiTheme="minorHAnsi" w:hAnsiTheme="minorHAnsi" w:cstheme="minorHAnsi"/>
+          <w:b/>
+          <w:sz w:val="20"/>
+          <w:szCs w:val="20"/>
+        </w:rPr>
+        <w:t xml:space="preserve">Activity </w:t>
+      </w:r>
+      <w:r>
+        <w:rPr>
+          <w:rFonts w:asciiTheme="minorHAnsi" w:hAnsiTheme="minorHAnsi" w:cstheme="minorHAnsi"/>
+          <w:sz w:val="20"/>
+          <w:szCs w:val="20"/>
+        </w:rPr>
+        <w:t xml:space="preserve">level/functioning is:  </w:t>
+      </w:r>
+      <w:r>
+        <w:rPr>
+          <w:rFonts w:asciiTheme="minorHAnsi" w:hAnsiTheme="minorHAnsi" w:cstheme="minorHAnsi"/>
+          <w:sz w:val="20"/>
+          <w:szCs w:val="20"/>
+        </w:rPr>
+        <w:t>{{</w:t>
+      </w:r>
+      <w:r>
+        <w:rPr>
+          <w:rFonts w:asciiTheme="minorHAnsi" w:hAnsiTheme="minorHAnsi" w:cstheme="minorHAnsi"/>
+          <w:sz w:val="20"/>
+          <w:szCs w:val="20"/>
+        </w:rPr>
+        <w:t>activity_illness</w:t>
+      </w:r>
+      <w:r>
+        <w:rPr>
+          <w:rFonts w:asciiTheme="minorHAnsi" w:hAnsiTheme="minorHAnsi" w:cstheme="minorHAnsi"/>
+          <w:sz w:val="20"/>
+          <w:szCs w:val="20"/>
+        </w:rPr>
+        <w:t>L</w:t>
+      </w:r>
+      <w:r>
+        <w:rPr>
+          <w:rFonts w:asciiTheme="minorHAnsi" w:hAnsiTheme="minorHAnsi" w:cstheme="minorHAnsi"/>
+          <w:sz w:val="20"/>
+          <w:szCs w:val="20"/>
+        </w:rPr>
+        <w:t>evel</w:t>
+      </w:r>
+      <w:r>
+        <w:rPr>
+          <w:rFonts w:asciiTheme="minorHAnsi" w:hAnsiTheme="minorHAnsi" w:cstheme="minorHAnsi"/>
+          <w:sz w:val="20"/>
+          <w:szCs w:val="20"/>
+        </w:rPr>
+        <w:t>}}</w:t>
+      </w:r>
+    </w:p>
+    <w:p>
+      <w:pPr>
+        <w:pStyle w:val="NoSpacing"/>
+        <w:spacing w:line="276" w:lineRule="auto"/>
+        <w:jc w:val="both"/>
+        <w:rPr>
+          <w:rFonts w:asciiTheme="minorHAnsi" w:hAnsiTheme="minorHAnsi" w:cstheme="minorHAnsi"/>
+          <w:sz w:val="20"/>
+          <w:szCs w:val="20"/>
+        </w:rPr>
+      </w:pPr>
+      <w:r>
+        <w:rPr>
+          <w:rFonts w:asciiTheme="minorHAnsi" w:hAnsiTheme="minorHAnsi" w:cstheme="minorHAnsi"/>
+          <w:b/>
+          <w:sz w:val="20"/>
+          <w:szCs w:val="20"/>
+        </w:rPr>
+        <w:t xml:space="preserve">Social </w:t>
+      </w:r>
+      <w:r>
+        <w:rPr>
+          <w:rFonts w:asciiTheme="minorHAnsi" w:hAnsiTheme="minorHAnsi" w:cstheme="minorHAnsi"/>
+          <w:sz w:val="20"/>
+          <w:szCs w:val="20"/>
+        </w:rPr>
+        <w:t xml:space="preserve">Relationships are:  </w:t>
+      </w:r>
+      <w:r>
+        <w:rPr>
+          <w:rFonts w:asciiTheme="minorHAnsi" w:hAnsiTheme="minorHAnsi" w:cstheme="minorHAnsi"/>
+          <w:sz w:val="20"/>
+          <w:szCs w:val="20"/>
+        </w:rPr>
+        <w:t>{{</w:t>
+      </w:r>
+      <w:r>
+        <w:rPr>
+          <w:rFonts w:asciiTheme="minorHAnsi" w:hAnsiTheme="minorHAnsi" w:cstheme="minorHAnsi"/>
+          <w:sz w:val="20"/>
+          <w:szCs w:val="20"/>
+        </w:rPr>
+        <w:t>social_illness</w:t>
+      </w:r>
+      <w:r>
+        <w:rPr>
+          <w:rFonts w:asciiTheme="minorHAnsi" w:hAnsiTheme="minorHAnsi" w:cstheme="minorHAnsi"/>
+          <w:sz w:val="20"/>
+          <w:szCs w:val="20"/>
+        </w:rPr>
+        <w:t>L</w:t>
+      </w:r>
+      <w:r>
+        <w:rPr>
+          <w:rFonts w:asciiTheme="minorHAnsi" w:hAnsiTheme="minorHAnsi" w:cstheme="minorHAnsi"/>
+          <w:sz w:val="20"/>
+          <w:szCs w:val="20"/>
+        </w:rPr>
+        <w:t>evel</w:t>
+      </w:r>
+      <w:r>
+        <w:rPr>
+          <w:rFonts w:asciiTheme="minorHAnsi" w:hAnsiTheme="minorHAnsi" w:cstheme="minorHAnsi"/>
+          <w:sz w:val="20"/>
+          <w:szCs w:val="20"/>
+        </w:rPr>
+        <w:t>}}</w:t>
+      </w:r>
+    </w:p>
+    <w:p>
+      <w:pPr>
+        <w:pStyle w:val="NoSpacing"/>
+        <w:spacing w:line="276" w:lineRule="auto"/>
+        <w:jc w:val="both"/>
+        <w:rPr>
+          <w:rFonts w:asciiTheme="minorHAnsi" w:hAnsiTheme="minorHAnsi" w:cstheme="minorHAnsi"/>
+          <w:sz w:val="20"/>
+          <w:szCs w:val="20"/>
+        </w:rPr>
+      </w:pPr>
+      <w:r>
+        <w:rPr>
+          <w:rFonts w:asciiTheme="minorHAnsi" w:hAnsiTheme="minorHAnsi" w:cstheme="minorHAnsi"/>
+          <w:b/>
+          <w:sz w:val="20"/>
+          <w:szCs w:val="20"/>
+        </w:rPr>
+        <w:t>Job</w:t>
+      </w:r>
+      <w:r>
+        <w:rPr>
+          <w:rFonts w:asciiTheme="minorHAnsi" w:hAnsiTheme="minorHAnsi" w:cstheme="minorHAnsi"/>
+          <w:sz w:val="20"/>
+          <w:szCs w:val="20"/>
+        </w:rPr>
+        <w:t xml:space="preserve"> Performance is (if working):  </w:t>
+      </w:r>
+      <w:r>
+        <w:rPr>
+          <w:rFonts w:asciiTheme="minorHAnsi" w:hAnsiTheme="minorHAnsi" w:cstheme="minorHAnsi"/>
+          <w:sz w:val="20"/>
+          <w:szCs w:val="20"/>
+        </w:rPr>
+        <w:t>{{</w:t>
+      </w:r>
+      <w:r>
+        <w:rPr>
+          <w:rFonts w:asciiTheme="minorHAnsi" w:hAnsiTheme="minorHAnsi" w:cstheme="minorHAnsi"/>
+          <w:sz w:val="20"/>
+          <w:szCs w:val="20"/>
+        </w:rPr>
+        <w:t>job_illness</w:t>
+      </w:r>
+      <w:r>
+        <w:rPr>
+          <w:rFonts w:asciiTheme="minorHAnsi" w:hAnsiTheme="minorHAnsi" w:cstheme="minorHAnsi"/>
+          <w:sz w:val="20"/>
+          <w:szCs w:val="20"/>
+        </w:rPr>
+        <w:t>L</w:t>
+      </w:r>
+      <w:r>
+        <w:rPr>
+          <w:rFonts w:asciiTheme="minorHAnsi" w:hAnsiTheme="minorHAnsi" w:cstheme="minorHAnsi"/>
+          <w:sz w:val="20"/>
+          <w:szCs w:val="20"/>
+        </w:rPr>
+        <w:t>evel</w:t>
+      </w:r>
+      <w:r>
+        <w:rPr>
+          <w:rFonts w:asciiTheme="minorHAnsi" w:hAnsiTheme="minorHAnsi" w:cstheme="minorHAnsi"/>
+          <w:sz w:val="20"/>
+          <w:szCs w:val="20"/>
+        </w:rPr>
+        <w:t>}}</w:t>
+      </w:r>
+    </w:p>
+    <w:p>
+      <w:pPr>
+        <w:pStyle w:val="NoSpacing"/>
+        <w:spacing w:line="276" w:lineRule="auto"/>
+        <w:jc w:val="both"/>
+        <w:rPr>
+          <w:rFonts w:asciiTheme="minorHAnsi" w:hAnsiTheme="minorHAnsi" w:cstheme="minorHAnsi"/>
+          <w:sz w:val="20"/>
+          <w:szCs w:val="20"/>
+        </w:rPr>
+      </w:pPr>
+      <w:r>
+        <w:rPr>
+          <w:rFonts w:asciiTheme="minorHAnsi" w:hAnsiTheme="minorHAnsi" w:cstheme="minorHAnsi"/>
+          <w:b/>
+          <w:sz w:val="20"/>
+          <w:szCs w:val="20"/>
+        </w:rPr>
+        <w:t xml:space="preserve">Sleep </w:t>
+      </w:r>
+      <w:r>
+        <w:rPr>
+          <w:rFonts w:asciiTheme="minorHAnsi" w:hAnsiTheme="minorHAnsi" w:cstheme="minorHAnsi"/>
+          <w:sz w:val="20"/>
+          <w:szCs w:val="20"/>
+        </w:rPr>
+        <w:t xml:space="preserve">Patterns are:  </w:t>
+      </w:r>
+      <w:r>
+        <w:rPr>
+          <w:rFonts w:asciiTheme="minorHAnsi" w:hAnsiTheme="minorHAnsi" w:cstheme="minorHAnsi"/>
+          <w:sz w:val="20"/>
+          <w:szCs w:val="20"/>
+        </w:rPr>
+        <w:t>{{</w:t>
+      </w:r>
+      <w:r>
+        <w:rPr>
+          <w:rFonts w:asciiTheme="minorHAnsi" w:hAnsiTheme="minorHAnsi" w:cstheme="minorHAnsi"/>
+          <w:sz w:val="20"/>
+          <w:szCs w:val="20"/>
+        </w:rPr>
+        <w:t>sleep_illness</w:t>
+      </w:r>
+      <w:r>
+        <w:rPr>
+          <w:rFonts w:asciiTheme="minorHAnsi" w:hAnsiTheme="minorHAnsi" w:cstheme="minorHAnsi"/>
+          <w:sz w:val="20"/>
+          <w:szCs w:val="20"/>
+        </w:rPr>
+        <w:t>L</w:t>
+      </w:r>
+      <w:r>
+        <w:rPr>
+          <w:rFonts w:asciiTheme="minorHAnsi" w:hAnsiTheme="minorHAnsi" w:cstheme="minorHAnsi"/>
+          <w:sz w:val="20"/>
+          <w:szCs w:val="20"/>
+        </w:rPr>
+        <w:t>evel</w:t>
+      </w:r>
+      <w:r>
+        <w:rPr>
+          <w:rFonts w:asciiTheme="minorHAnsi" w:hAnsiTheme="minorHAnsi" w:cstheme="minorHAnsi"/>
+          <w:sz w:val="20"/>
+          <w:szCs w:val="20"/>
+        </w:rPr>
+        <w:t>}}</w:t>
+      </w:r>
+    </w:p>
+    <w:p>
+      <w:pPr>
+        <w:pStyle w:val="NoSpacing"/>
+        <w:spacing w:line="276" w:lineRule="auto"/>
+        <w:jc w:val="both"/>
+        <w:rPr>
+          <w:rFonts w:asciiTheme="minorHAnsi" w:hAnsiTheme="minorHAnsi" w:cstheme="minorHAnsi"/>
+          <w:sz w:val="16"/>
+          <w:szCs w:val="20"/>
+        </w:rPr>
+      </w:pPr>
+    </w:p>
+    <w:p>
+      <w:pPr>
+        <w:pStyle w:val="NoSpacing"/>
+        <w:spacing w:line="276" w:lineRule="auto"/>
+        <w:jc w:val="both"/>
+        <w:rPr>
+          <w:rFonts w:asciiTheme="minorHAnsi" w:hAnsiTheme="minorHAnsi" w:cstheme="minorHAnsi"/>
+          <w:b/>
+        </w:rPr>
+      </w:pPr>
+      <w:r>
+        <w:rPr>
+          <w:rFonts w:asciiTheme="minorHAnsi" w:hAnsiTheme="minorHAnsi" w:cstheme="minorHAnsi"/>
+          <w:b/>
+        </w:rPr>
+        <w:t>CHARACTERISTICS OF PAIN INCLUDE:</w:t>
+      </w:r>
+    </w:p>
+    <w:p>
+      <w:pPr>
+        <w:pStyle w:val="NoSpacing"/>
+        <w:spacing w:line="276" w:lineRule="auto"/>
+        <w:jc w:val="both"/>
+        <w:rPr>
+          <w:rFonts w:asciiTheme="minorHAnsi" w:hAnsiTheme="minorHAnsi" w:cstheme="minorHAnsi"/>
+          <w:sz w:val="20"/>
+          <w:szCs w:val="20"/>
+        </w:rPr>
+      </w:pPr>
+      <w:r>
+        <w:rPr>
+          <w:rFonts w:asciiTheme="minorHAnsi" w:hAnsiTheme="minorHAnsi" w:cstheme="minorHAnsi"/>
+          <w:b/>
+          <w:sz w:val="20"/>
+          <w:szCs w:val="20"/>
+        </w:rPr>
+        <w:t>Temporally it is</w:t>
+      </w:r>
+      <w:r>
+        <w:rPr>
+          <w:rFonts w:asciiTheme="minorHAnsi" w:hAnsiTheme="minorHAnsi" w:cstheme="minorHAnsi"/>
+          <w:bCs/>
+          <w:sz w:val="20"/>
+          <w:szCs w:val="20"/>
         </w:rPr>
         <w:t xml:space="preserve">:  </w:t>
       </w:r>
@@ -793,24 +1166,25 @@
           <w:rFonts w:asciiTheme="minorHAnsi" w:hAnsiTheme="minorHAnsi" w:cstheme="minorHAnsi"/>
           <w:bCs/>
           <w:sz w:val="20"/>
+          <w:szCs w:val="20"/>
         </w:rPr>
         <w:t>{{</w:t>
       </w:r>
-      <w:proofErr w:type="spellStart"/>
-      <w:r>
-        <w:rPr>
-          <w:rFonts w:asciiTheme="minorHAnsi" w:hAnsiTheme="minorHAnsi" w:cstheme="minorHAnsi"/>
-          <w:bCs/>
-          <w:sz w:val="20"/>
-        </w:rPr>
-        <w:t>chiefComplaint</w:t>
-      </w:r>
-      <w:proofErr w:type="spellEnd"/>
-      <w:r>
-        <w:rPr>
-          <w:rFonts w:asciiTheme="minorHAnsi" w:hAnsiTheme="minorHAnsi" w:cstheme="minorHAnsi"/>
-          <w:bCs/>
-          <w:sz w:val="20"/>
+      <w:r>
+        <w:rPr>
+          <w:rFonts w:asciiTheme="minorHAnsi" w:hAnsiTheme="minorHAnsi" w:cstheme="minorHAnsi"/>
+          <w:bCs/>
+          <w:sz w:val="20"/>
+          <w:szCs w:val="20"/>
+        </w:rPr>
+        <w:t>temporally</w:t>
+      </w:r>
+      <w:r>
+        <w:rPr>
+          <w:rFonts w:asciiTheme="minorHAnsi" w:hAnsiTheme="minorHAnsi" w:cstheme="minorHAnsi"/>
+          <w:bCs/>
+          <w:sz w:val="20"/>
+          <w:szCs w:val="20"/>
         </w:rPr>
         <w:t>}}</w:t>
       </w:r>
@@ -822,10 +1196,45 @@
         <w:jc w:val="both"/>
         <w:rPr>
           <w:rFonts w:asciiTheme="minorHAnsi" w:hAnsiTheme="minorHAnsi" w:cstheme="minorHAnsi"/>
-          <w:sz w:val="16"/>
-          <w:szCs w:val="20"/>
-        </w:rPr>
-      </w:pPr>
+          <w:sz w:val="20"/>
+        </w:rPr>
+      </w:pPr>
+      <w:r>
+        <w:rPr>
+          <w:rFonts w:asciiTheme="minorHAnsi" w:hAnsiTheme="minorHAnsi" w:cstheme="minorHAnsi"/>
+          <w:b/>
+          <w:sz w:val="20"/>
+        </w:rPr>
+        <w:t xml:space="preserve">Qualitatively </w:t>
+      </w:r>
+      <w:r>
+        <w:rPr>
+          <w:rFonts w:asciiTheme="minorHAnsi" w:hAnsiTheme="minorHAnsi" w:cstheme="minorHAnsi"/>
+          <w:sz w:val="20"/>
+        </w:rPr>
+        <w:t xml:space="preserve">it is:  </w:t>
+      </w:r>
+      <w:r>
+        <w:rPr>
+          <w:rFonts w:asciiTheme="minorHAnsi" w:hAnsiTheme="minorHAnsi" w:cstheme="minorHAnsi"/>
+          <w:sz w:val="20"/>
+        </w:rPr>
+        <w:t>{{</w:t>
+      </w:r>
+      <w:r>
+        <w:rPr>
+          <w:rFonts w:asciiTheme="minorHAnsi" w:hAnsiTheme="minorHAnsi" w:cstheme="minorHAnsi"/>
+          <w:sz w:val="20"/>
+        </w:rPr>
+        <w:t>qualitativePain</w:t>
+      </w:r>
+      <w:r>
+        <w:rPr>
+          <w:rFonts w:asciiTheme="minorHAnsi" w:hAnsiTheme="minorHAnsi" w:cstheme="minorHAnsi"/>
+          <w:sz w:val="20"/>
+        </w:rPr>
+        <w:t>}}</w:t>
+      </w:r>
     </w:p>
     <w:p>
       <w:pPr>
@@ -841,16 +1250,60 @@
         <w:rPr>
           <w:rFonts w:asciiTheme="minorHAnsi" w:hAnsiTheme="minorHAnsi" w:cstheme="minorHAnsi"/>
           <w:b/>
-          <w:bCs/>
-        </w:rPr>
-        <w:t>HISTORY OF PRESENT ILLNESS</w:t>
-      </w:r>
-      <w:r>
-        <w:rPr>
-          <w:rFonts w:asciiTheme="minorHAnsi" w:hAnsiTheme="minorHAnsi" w:cstheme="minorHAnsi"/>
-          <w:sz w:val="20"/>
-        </w:rPr>
-        <w:t>:  Since their last visit, the:</w:t>
+          <w:sz w:val="20"/>
+        </w:rPr>
+        <w:t xml:space="preserve">Numeric </w:t>
+      </w:r>
+      <w:r>
+        <w:rPr>
+          <w:rFonts w:asciiTheme="minorHAnsi" w:hAnsiTheme="minorHAnsi" w:cstheme="minorHAnsi"/>
+          <w:sz w:val="20"/>
+        </w:rPr>
+        <w:t>Scale rating of (</w:t>
+      </w:r>
+      <w:proofErr w:type="gramStart"/>
+      <w:r>
+        <w:rPr>
+          <w:rFonts w:asciiTheme="minorHAnsi" w:hAnsiTheme="minorHAnsi" w:cstheme="minorHAnsi"/>
+          <w:sz w:val="20"/>
+        </w:rPr>
+        <w:t>?/</w:t>
+      </w:r>
+      <w:proofErr w:type="gramEnd"/>
+      <w:r>
+        <w:rPr>
+          <w:rFonts w:asciiTheme="minorHAnsi" w:hAnsiTheme="minorHAnsi" w:cstheme="minorHAnsi"/>
+          <w:sz w:val="20"/>
+        </w:rPr>
+        <w:t>10):</w:t>
+      </w:r>
+      <w:r>
+        <w:rPr>
+          <w:rFonts w:asciiTheme="minorHAnsi" w:hAnsiTheme="minorHAnsi" w:cstheme="minorHAnsi"/>
+          <w:sz w:val="20"/>
+        </w:rPr>
+        <w:t xml:space="preserve"> </w:t>
+      </w:r>
+      <w:r>
+        <w:rPr>
+          <w:rFonts w:asciiTheme="minorHAnsi" w:hAnsiTheme="minorHAnsi" w:cstheme="minorHAnsi"/>
+          <w:sz w:val="20"/>
+        </w:rPr>
+        <w:t>{{</w:t>
+      </w:r>
+      <w:r>
+        <w:rPr>
+          <w:rFonts w:asciiTheme="minorHAnsi" w:hAnsiTheme="minorHAnsi" w:cstheme="minorHAnsi"/>
+          <w:sz w:val="20"/>
+        </w:rPr>
+        <w:t>numericScaleFormatted</w:t>
+      </w:r>
+      <w:r>
+        <w:rPr>
+          <w:rFonts w:asciiTheme="minorHAnsi" w:hAnsiTheme="minorHAnsi" w:cstheme="minorHAnsi"/>
+          <w:sz w:val="20"/>
+        </w:rPr>
+        <w:t>}}</w:t>
       </w:r>
     </w:p>
     <w:p>
@@ -860,8 +1313,19 @@
         <w:jc w:val="both"/>
         <w:rPr>
           <w:rFonts w:asciiTheme="minorHAnsi" w:hAnsiTheme="minorHAnsi" w:cstheme="minorHAnsi"/>
-          <w:sz w:val="20"/>
-          <w:szCs w:val="20"/>
+          <w:sz w:val="18"/>
+        </w:rPr>
+      </w:pPr>
+    </w:p>
+    <w:p>
+      <w:pPr>
+        <w:pStyle w:val="NoSpacing"/>
+        <w:spacing w:line="276" w:lineRule="auto"/>
+        <w:jc w:val="both"/>
+        <w:rPr>
+          <w:rFonts w:asciiTheme="minorHAnsi" w:hAnsiTheme="minorHAnsi" w:cstheme="minorHAnsi"/>
+          <w:sz w:val="20"/>
+          <w:lang w:val="en-IN"/>
         </w:rPr>
       </w:pPr>
       <w:r>
@@ -869,642 +1333,65 @@
           <w:rFonts w:asciiTheme="minorHAnsi" w:hAnsiTheme="minorHAnsi" w:cstheme="minorHAnsi"/>
           <w:b/>
           <w:sz w:val="20"/>
-          <w:szCs w:val="20"/>
-        </w:rPr>
-        <w:t xml:space="preserve">Pain </w:t>
-      </w:r>
-      <w:r>
-        <w:rPr>
-          <w:rFonts w:asciiTheme="minorHAnsi" w:hAnsiTheme="minorHAnsi" w:cstheme="minorHAnsi"/>
-          <w:sz w:val="20"/>
-          <w:szCs w:val="20"/>
-        </w:rPr>
-        <w:t xml:space="preserve">is:  </w:t>
-      </w:r>
-      <w:r>
-        <w:rPr>
-          <w:rFonts w:asciiTheme="minorHAnsi" w:hAnsiTheme="minorHAnsi" w:cstheme="minorHAnsi"/>
+        </w:rPr>
+        <w:t xml:space="preserve">Social </w:t>
+      </w:r>
+      <w:r>
+        <w:rPr>
+          <w:rFonts w:asciiTheme="minorHAnsi" w:hAnsiTheme="minorHAnsi" w:cstheme="minorHAnsi"/>
+          <w:b/>
+          <w:sz w:val="20"/>
+        </w:rPr>
+        <w:t>Hx</w:t>
+      </w:r>
+      <w:r>
+        <w:rPr>
+          <w:rFonts w:asciiTheme="minorHAnsi" w:hAnsiTheme="minorHAnsi" w:cstheme="minorHAnsi"/>
+          <w:b/>
+          <w:sz w:val="20"/>
+        </w:rPr>
+        <w:t xml:space="preserve"> </w:t>
+      </w:r>
+      <w:r>
+        <w:rPr>
+          <w:rFonts w:asciiTheme="minorHAnsi" w:hAnsiTheme="minorHAnsi" w:cstheme="minorHAnsi"/>
+          <w:sz w:val="20"/>
+        </w:rPr>
+        <w:t>significant for:</w:t>
+      </w:r>
+    </w:p>
+    <w:p>
+      <w:pPr>
+        <w:pStyle w:val="NoSpacing"/>
+        <w:spacing w:line="276" w:lineRule="auto"/>
+        <w:jc w:val="both"/>
+        <w:rPr>
+          <w:sz w:val="20"/>
+          <w:szCs w:val="20"/>
+        </w:rPr>
+      </w:pPr>
+      <w:r>
+        <w:rPr>
+          <w:b/>
+          <w:sz w:val="20"/>
+          <w:szCs w:val="20"/>
+        </w:rPr>
+        <w:t>Working status of</w:t>
+      </w:r>
+      <w:r>
+        <w:rPr>
+          <w:sz w:val="20"/>
+          <w:szCs w:val="20"/>
+        </w:rPr>
+        <w:t xml:space="preserve">:  </w:t>
+      </w:r>
+      <w:r>
+        <w:rPr>
           <w:sz w:val="20"/>
           <w:szCs w:val="20"/>
         </w:rPr>
         <w:t>{{</w:t>
       </w:r>
-      <w:proofErr w:type="spellStart"/>
-      <w:r>
-        <w:rPr>
-          <w:rFonts w:asciiTheme="minorHAnsi" w:hAnsiTheme="minorHAnsi" w:cstheme="minorHAnsi"/>
-          <w:sz w:val="20"/>
-          <w:szCs w:val="20"/>
-        </w:rPr>
-        <w:t>pain_illness</w:t>
-      </w:r>
-      <w:r>
-        <w:rPr>
-          <w:rFonts w:asciiTheme="minorHAnsi" w:hAnsiTheme="minorHAnsi" w:cstheme="minorHAnsi"/>
-          <w:sz w:val="20"/>
-          <w:szCs w:val="20"/>
-        </w:rPr>
-        <w:t>L</w:t>
-      </w:r>
-      <w:r>
-        <w:rPr>
-          <w:rFonts w:asciiTheme="minorHAnsi" w:hAnsiTheme="minorHAnsi" w:cstheme="minorHAnsi"/>
-          <w:sz w:val="20"/>
-          <w:szCs w:val="20"/>
-        </w:rPr>
-        <w:t>evel</w:t>
-      </w:r>
-      <w:proofErr w:type="spellEnd"/>
-      <w:r>
-        <w:rPr>
-          <w:rFonts w:asciiTheme="minorHAnsi" w:hAnsiTheme="minorHAnsi" w:cstheme="minorHAnsi"/>
-          <w:sz w:val="20"/>
-          <w:szCs w:val="20"/>
-        </w:rPr>
-        <w:t>}}</w:t>
-      </w:r>
-    </w:p>
-    <w:p>
-      <w:pPr>
-        <w:pStyle w:val="NoSpacing"/>
-        <w:spacing w:line="276" w:lineRule="auto"/>
-        <w:jc w:val="both"/>
-        <w:rPr>
-          <w:rFonts w:asciiTheme="minorHAnsi" w:hAnsiTheme="minorHAnsi" w:cstheme="minorHAnsi"/>
-          <w:sz w:val="20"/>
-          <w:szCs w:val="20"/>
-        </w:rPr>
-      </w:pPr>
-      <w:r>
-        <w:rPr>
-          <w:rFonts w:asciiTheme="minorHAnsi" w:hAnsiTheme="minorHAnsi" w:cstheme="minorHAnsi"/>
-          <w:b/>
-          <w:sz w:val="20"/>
-          <w:szCs w:val="20"/>
-        </w:rPr>
-        <w:t xml:space="preserve">Activity </w:t>
-      </w:r>
-      <w:r>
-        <w:rPr>
-          <w:rFonts w:asciiTheme="minorHAnsi" w:hAnsiTheme="minorHAnsi" w:cstheme="minorHAnsi"/>
-          <w:sz w:val="20"/>
-          <w:szCs w:val="20"/>
-        </w:rPr>
-        <w:t xml:space="preserve">level/functioning is:  </w:t>
-      </w:r>
-      <w:r>
-        <w:rPr>
-          <w:rFonts w:asciiTheme="minorHAnsi" w:hAnsiTheme="minorHAnsi" w:cstheme="minorHAnsi"/>
-          <w:sz w:val="20"/>
-          <w:szCs w:val="20"/>
-        </w:rPr>
-        <w:t>{{</w:t>
-      </w:r>
-      <w:proofErr w:type="spellStart"/>
-      <w:r>
-        <w:rPr>
-          <w:rFonts w:asciiTheme="minorHAnsi" w:hAnsiTheme="minorHAnsi" w:cstheme="minorHAnsi"/>
-          <w:sz w:val="20"/>
-          <w:szCs w:val="20"/>
-        </w:rPr>
-        <w:t>activity_illness</w:t>
-      </w:r>
-      <w:r>
-        <w:rPr>
-          <w:rFonts w:asciiTheme="minorHAnsi" w:hAnsiTheme="minorHAnsi" w:cstheme="minorHAnsi"/>
-          <w:sz w:val="20"/>
-          <w:szCs w:val="20"/>
-        </w:rPr>
-        <w:t>L</w:t>
-      </w:r>
-      <w:r>
-        <w:rPr>
-          <w:rFonts w:asciiTheme="minorHAnsi" w:hAnsiTheme="minorHAnsi" w:cstheme="minorHAnsi"/>
-          <w:sz w:val="20"/>
-          <w:szCs w:val="20"/>
-        </w:rPr>
-        <w:t>evel</w:t>
-      </w:r>
-      <w:proofErr w:type="spellEnd"/>
-      <w:r>
-        <w:rPr>
-          <w:rFonts w:asciiTheme="minorHAnsi" w:hAnsiTheme="minorHAnsi" w:cstheme="minorHAnsi"/>
-          <w:sz w:val="20"/>
-          <w:szCs w:val="20"/>
-        </w:rPr>
-        <w:t>}}</w:t>
-      </w:r>
-    </w:p>
-    <w:p>
-      <w:pPr>
-        <w:pStyle w:val="NoSpacing"/>
-        <w:spacing w:line="276" w:lineRule="auto"/>
-        <w:jc w:val="both"/>
-        <w:rPr>
-          <w:rFonts w:asciiTheme="minorHAnsi" w:hAnsiTheme="minorHAnsi" w:cstheme="minorHAnsi"/>
-          <w:sz w:val="20"/>
-          <w:szCs w:val="20"/>
-        </w:rPr>
-      </w:pPr>
-      <w:r>
-        <w:rPr>
-          <w:rFonts w:asciiTheme="minorHAnsi" w:hAnsiTheme="minorHAnsi" w:cstheme="minorHAnsi"/>
-          <w:b/>
-          <w:sz w:val="20"/>
-          <w:szCs w:val="20"/>
-        </w:rPr>
-        <w:t xml:space="preserve">Social </w:t>
-      </w:r>
-      <w:r>
-        <w:rPr>
-          <w:rFonts w:asciiTheme="minorHAnsi" w:hAnsiTheme="minorHAnsi" w:cstheme="minorHAnsi"/>
-          <w:sz w:val="20"/>
-          <w:szCs w:val="20"/>
-        </w:rPr>
-        <w:t xml:space="preserve">Relationships are:  </w:t>
-      </w:r>
-      <w:r>
-        <w:rPr>
-          <w:rFonts w:asciiTheme="minorHAnsi" w:hAnsiTheme="minorHAnsi" w:cstheme="minorHAnsi"/>
-          <w:sz w:val="20"/>
-          <w:szCs w:val="20"/>
-        </w:rPr>
-        <w:t>{{</w:t>
-      </w:r>
-      <w:proofErr w:type="spellStart"/>
-      <w:r>
-        <w:rPr>
-          <w:rFonts w:asciiTheme="minorHAnsi" w:hAnsiTheme="minorHAnsi" w:cstheme="minorHAnsi"/>
-          <w:sz w:val="20"/>
-          <w:szCs w:val="20"/>
-        </w:rPr>
-        <w:t>social_illness</w:t>
-      </w:r>
-      <w:r>
-        <w:rPr>
-          <w:rFonts w:asciiTheme="minorHAnsi" w:hAnsiTheme="minorHAnsi" w:cstheme="minorHAnsi"/>
-          <w:sz w:val="20"/>
-          <w:szCs w:val="20"/>
-        </w:rPr>
-        <w:t>L</w:t>
-      </w:r>
-      <w:r>
-        <w:rPr>
-          <w:rFonts w:asciiTheme="minorHAnsi" w:hAnsiTheme="minorHAnsi" w:cstheme="minorHAnsi"/>
-          <w:sz w:val="20"/>
-          <w:szCs w:val="20"/>
-        </w:rPr>
-        <w:t>evel</w:t>
-      </w:r>
-      <w:proofErr w:type="spellEnd"/>
-      <w:r>
-        <w:rPr>
-          <w:rFonts w:asciiTheme="minorHAnsi" w:hAnsiTheme="minorHAnsi" w:cstheme="minorHAnsi"/>
-          <w:sz w:val="20"/>
-          <w:szCs w:val="20"/>
-        </w:rPr>
-        <w:t>}}</w:t>
-      </w:r>
-    </w:p>
-    <w:p>
-      <w:pPr>
-        <w:pStyle w:val="NoSpacing"/>
-        <w:spacing w:line="276" w:lineRule="auto"/>
-        <w:jc w:val="both"/>
-        <w:rPr>
-          <w:rFonts w:asciiTheme="minorHAnsi" w:hAnsiTheme="minorHAnsi" w:cstheme="minorHAnsi"/>
-          <w:sz w:val="20"/>
-          <w:szCs w:val="20"/>
-        </w:rPr>
-      </w:pPr>
-      <w:r>
-        <w:rPr>
-          <w:rFonts w:asciiTheme="minorHAnsi" w:hAnsiTheme="minorHAnsi" w:cstheme="minorHAnsi"/>
-          <w:b/>
-          <w:sz w:val="20"/>
-          <w:szCs w:val="20"/>
-        </w:rPr>
-        <w:t>Job</w:t>
-      </w:r>
-      <w:r>
-        <w:rPr>
-          <w:rFonts w:asciiTheme="minorHAnsi" w:hAnsiTheme="minorHAnsi" w:cstheme="minorHAnsi"/>
-          <w:sz w:val="20"/>
-          <w:szCs w:val="20"/>
-        </w:rPr>
-        <w:t xml:space="preserve"> Performance is (if working):  </w:t>
-      </w:r>
-      <w:r>
-        <w:rPr>
-          <w:rFonts w:asciiTheme="minorHAnsi" w:hAnsiTheme="minorHAnsi" w:cstheme="minorHAnsi"/>
-          <w:sz w:val="20"/>
-          <w:szCs w:val="20"/>
-        </w:rPr>
-        <w:t>{{</w:t>
-      </w:r>
-      <w:proofErr w:type="spellStart"/>
-      <w:r>
-        <w:rPr>
-          <w:rFonts w:asciiTheme="minorHAnsi" w:hAnsiTheme="minorHAnsi" w:cstheme="minorHAnsi"/>
-          <w:sz w:val="20"/>
-          <w:szCs w:val="20"/>
-        </w:rPr>
-        <w:t>job_illness</w:t>
-      </w:r>
-      <w:r>
-        <w:rPr>
-          <w:rFonts w:asciiTheme="minorHAnsi" w:hAnsiTheme="minorHAnsi" w:cstheme="minorHAnsi"/>
-          <w:sz w:val="20"/>
-          <w:szCs w:val="20"/>
-        </w:rPr>
-        <w:t>L</w:t>
-      </w:r>
-      <w:r>
-        <w:rPr>
-          <w:rFonts w:asciiTheme="minorHAnsi" w:hAnsiTheme="minorHAnsi" w:cstheme="minorHAnsi"/>
-          <w:sz w:val="20"/>
-          <w:szCs w:val="20"/>
-        </w:rPr>
-        <w:t>evel</w:t>
-      </w:r>
-      <w:proofErr w:type="spellEnd"/>
-      <w:r>
-        <w:rPr>
-          <w:rFonts w:asciiTheme="minorHAnsi" w:hAnsiTheme="minorHAnsi" w:cstheme="minorHAnsi"/>
-          <w:sz w:val="20"/>
-          <w:szCs w:val="20"/>
-        </w:rPr>
-        <w:t>}}</w:t>
-      </w:r>
-    </w:p>
-    <w:p>
-      <w:pPr>
-        <w:pStyle w:val="NoSpacing"/>
-        <w:spacing w:line="276" w:lineRule="auto"/>
-        <w:jc w:val="both"/>
-        <w:rPr>
-          <w:rFonts w:asciiTheme="minorHAnsi" w:hAnsiTheme="minorHAnsi" w:cstheme="minorHAnsi"/>
-          <w:sz w:val="20"/>
-          <w:szCs w:val="20"/>
-        </w:rPr>
-      </w:pPr>
-      <w:r>
-        <w:rPr>
-          <w:rFonts w:asciiTheme="minorHAnsi" w:hAnsiTheme="minorHAnsi" w:cstheme="minorHAnsi"/>
-          <w:b/>
-          <w:sz w:val="20"/>
-          <w:szCs w:val="20"/>
-        </w:rPr>
-        <w:t xml:space="preserve">Sleep </w:t>
-      </w:r>
-      <w:r>
-        <w:rPr>
-          <w:rFonts w:asciiTheme="minorHAnsi" w:hAnsiTheme="minorHAnsi" w:cstheme="minorHAnsi"/>
-          <w:sz w:val="20"/>
-          <w:szCs w:val="20"/>
-        </w:rPr>
-        <w:t xml:space="preserve">Patterns are:  </w:t>
-      </w:r>
-      <w:r>
-        <w:rPr>
-          <w:rFonts w:asciiTheme="minorHAnsi" w:hAnsiTheme="minorHAnsi" w:cstheme="minorHAnsi"/>
-          <w:sz w:val="20"/>
-          <w:szCs w:val="20"/>
-        </w:rPr>
-        <w:t>{{</w:t>
-      </w:r>
-      <w:proofErr w:type="spellStart"/>
-      <w:r>
-        <w:rPr>
-          <w:rFonts w:asciiTheme="minorHAnsi" w:hAnsiTheme="minorHAnsi" w:cstheme="minorHAnsi"/>
-          <w:sz w:val="20"/>
-          <w:szCs w:val="20"/>
-        </w:rPr>
-        <w:t>sleep_illness</w:t>
-      </w:r>
-      <w:r>
-        <w:rPr>
-          <w:rFonts w:asciiTheme="minorHAnsi" w:hAnsiTheme="minorHAnsi" w:cstheme="minorHAnsi"/>
-          <w:sz w:val="20"/>
-          <w:szCs w:val="20"/>
-        </w:rPr>
-        <w:t>L</w:t>
-      </w:r>
-      <w:r>
-        <w:rPr>
-          <w:rFonts w:asciiTheme="minorHAnsi" w:hAnsiTheme="minorHAnsi" w:cstheme="minorHAnsi"/>
-          <w:sz w:val="20"/>
-          <w:szCs w:val="20"/>
-        </w:rPr>
-        <w:t>evel</w:t>
-      </w:r>
-      <w:proofErr w:type="spellEnd"/>
-      <w:r>
-        <w:rPr>
-          <w:rFonts w:asciiTheme="minorHAnsi" w:hAnsiTheme="minorHAnsi" w:cstheme="minorHAnsi"/>
-          <w:sz w:val="20"/>
-          <w:szCs w:val="20"/>
-        </w:rPr>
-        <w:t>}}</w:t>
-      </w:r>
-    </w:p>
-    <w:p>
-      <w:pPr>
-        <w:pStyle w:val="NoSpacing"/>
-        <w:spacing w:line="276" w:lineRule="auto"/>
-        <w:jc w:val="both"/>
-        <w:rPr>
-          <w:rFonts w:asciiTheme="minorHAnsi" w:hAnsiTheme="minorHAnsi" w:cstheme="minorHAnsi"/>
-          <w:sz w:val="16"/>
-          <w:szCs w:val="20"/>
-        </w:rPr>
-      </w:pPr>
-    </w:p>
-    <w:p>
-      <w:pPr>
-        <w:pStyle w:val="NoSpacing"/>
-        <w:spacing w:line="276" w:lineRule="auto"/>
-        <w:jc w:val="both"/>
-        <w:rPr>
-          <w:rFonts w:asciiTheme="minorHAnsi" w:hAnsiTheme="minorHAnsi" w:cstheme="minorHAnsi"/>
-          <w:b/>
-        </w:rPr>
-      </w:pPr>
-      <w:r>
-        <w:rPr>
-          <w:rFonts w:asciiTheme="minorHAnsi" w:hAnsiTheme="minorHAnsi" w:cstheme="minorHAnsi"/>
-          <w:b/>
-        </w:rPr>
-        <w:t>CHARACTERISTICS OF PAIN INCLUDE:</w:t>
-      </w:r>
-    </w:p>
-    <w:p>
-      <w:pPr>
-        <w:pStyle w:val="NoSpacing"/>
-        <w:spacing w:line="276" w:lineRule="auto"/>
-        <w:jc w:val="both"/>
-        <w:rPr>
-          <w:rFonts w:asciiTheme="minorHAnsi" w:hAnsiTheme="minorHAnsi" w:cstheme="minorHAnsi"/>
-          <w:sz w:val="20"/>
-          <w:szCs w:val="20"/>
-        </w:rPr>
-      </w:pPr>
-      <w:r>
-        <w:rPr>
-          <w:rFonts w:asciiTheme="minorHAnsi" w:hAnsiTheme="minorHAnsi" w:cstheme="minorHAnsi"/>
-          <w:b/>
-          <w:sz w:val="20"/>
-          <w:szCs w:val="20"/>
-        </w:rPr>
-        <w:t>Temporally it is</w:t>
-      </w:r>
-      <w:r>
-        <w:rPr>
-          <w:rFonts w:asciiTheme="minorHAnsi" w:hAnsiTheme="minorHAnsi" w:cstheme="minorHAnsi"/>
-          <w:bCs/>
-          <w:sz w:val="20"/>
-          <w:szCs w:val="20"/>
-        </w:rPr>
-        <w:t xml:space="preserve">:  </w:t>
-      </w:r>
-      <w:r>
-        <w:rPr>
-          <w:rFonts w:asciiTheme="minorHAnsi" w:hAnsiTheme="minorHAnsi" w:cstheme="minorHAnsi"/>
-          <w:bCs/>
-          <w:sz w:val="20"/>
-          <w:szCs w:val="20"/>
-        </w:rPr>
-        <w:t>{{</w:t>
-      </w:r>
-      <w:r>
-        <w:rPr>
-          <w:rFonts w:asciiTheme="minorHAnsi" w:hAnsiTheme="minorHAnsi" w:cstheme="minorHAnsi"/>
-          <w:bCs/>
-          <w:sz w:val="20"/>
-          <w:szCs w:val="20"/>
-        </w:rPr>
-        <w:t>temporally</w:t>
-      </w:r>
-      <w:r>
-        <w:rPr>
-          <w:rFonts w:asciiTheme="minorHAnsi" w:hAnsiTheme="minorHAnsi" w:cstheme="minorHAnsi"/>
-          <w:bCs/>
-          <w:sz w:val="20"/>
-          <w:szCs w:val="20"/>
-        </w:rPr>
-        <w:t>}}</w:t>
-      </w:r>
-    </w:p>
-    <w:p>
-      <w:pPr>
-        <w:pStyle w:val="NoSpacing"/>
-        <w:spacing w:line="276" w:lineRule="auto"/>
-        <w:jc w:val="both"/>
-        <w:rPr>
-          <w:rFonts w:asciiTheme="minorHAnsi" w:hAnsiTheme="minorHAnsi" w:cstheme="minorHAnsi"/>
-          <w:sz w:val="20"/>
-        </w:rPr>
-      </w:pPr>
-      <w:r>
-        <w:rPr>
-          <w:rFonts w:asciiTheme="minorHAnsi" w:hAnsiTheme="minorHAnsi" w:cstheme="minorHAnsi"/>
-          <w:b/>
-          <w:sz w:val="20"/>
-        </w:rPr>
-        <w:t xml:space="preserve">Qualitatively </w:t>
-      </w:r>
-      <w:r>
-        <w:rPr>
-          <w:rFonts w:asciiTheme="minorHAnsi" w:hAnsiTheme="minorHAnsi" w:cstheme="minorHAnsi"/>
-          <w:sz w:val="20"/>
-        </w:rPr>
-        <w:t xml:space="preserve">it is:  </w:t>
-      </w:r>
-      <w:r>
-        <w:rPr>
-          <w:rFonts w:asciiTheme="minorHAnsi" w:hAnsiTheme="minorHAnsi" w:cstheme="minorHAnsi"/>
-          <w:sz w:val="20"/>
-        </w:rPr>
-        <w:t>{{</w:t>
-      </w:r>
-      <w:proofErr w:type="spellStart"/>
-      <w:r>
-        <w:rPr>
-          <w:rFonts w:asciiTheme="minorHAnsi" w:hAnsiTheme="minorHAnsi" w:cstheme="minorHAnsi"/>
-          <w:sz w:val="20"/>
-        </w:rPr>
-        <w:t>qualitativePain</w:t>
-      </w:r>
-      <w:proofErr w:type="spellEnd"/>
-      <w:r>
-        <w:rPr>
-          <w:rFonts w:asciiTheme="minorHAnsi" w:hAnsiTheme="minorHAnsi" w:cstheme="minorHAnsi"/>
-          <w:sz w:val="20"/>
-        </w:rPr>
-        <w:t>}}</w:t>
-      </w:r>
-    </w:p>
-    <w:p>
-      <w:pPr>
-        <w:pStyle w:val="NoSpacing"/>
-        <w:spacing w:line="276" w:lineRule="auto"/>
-        <w:jc w:val="both"/>
-        <w:rPr>
-          <w:rFonts w:asciiTheme="minorHAnsi" w:hAnsiTheme="minorHAnsi" w:cstheme="minorHAnsi"/>
-          <w:sz w:val="20"/>
-        </w:rPr>
-      </w:pPr>
-      <w:r>
-        <w:rPr>
-          <w:rFonts w:asciiTheme="minorHAnsi" w:hAnsiTheme="minorHAnsi" w:cstheme="minorHAnsi"/>
-          <w:b/>
-          <w:sz w:val="20"/>
-        </w:rPr>
-        <w:t xml:space="preserve">Numeric </w:t>
-      </w:r>
-      <w:r>
-        <w:rPr>
-          <w:rFonts w:asciiTheme="minorHAnsi" w:hAnsiTheme="minorHAnsi" w:cstheme="minorHAnsi"/>
-          <w:sz w:val="20"/>
-        </w:rPr>
-        <w:t>Scale rating of (</w:t>
-      </w:r>
-      <w:proofErr w:type="gramStart"/>
-      <w:r>
-        <w:rPr>
-          <w:rFonts w:asciiTheme="minorHAnsi" w:hAnsiTheme="minorHAnsi" w:cstheme="minorHAnsi"/>
-          <w:sz w:val="20"/>
-        </w:rPr>
-        <w:t>?/</w:t>
-      </w:r>
-      <w:proofErr w:type="gramEnd"/>
-      <w:r>
-        <w:rPr>
-          <w:rFonts w:asciiTheme="minorHAnsi" w:hAnsiTheme="minorHAnsi" w:cstheme="minorHAnsi"/>
-          <w:sz w:val="20"/>
-        </w:rPr>
-        <w:t>10):</w:t>
-      </w:r>
-      <w:r>
-        <w:rPr>
-          <w:rFonts w:asciiTheme="minorHAnsi" w:hAnsiTheme="minorHAnsi" w:cstheme="minorHAnsi"/>
-          <w:sz w:val="20"/>
-        </w:rPr>
-        <w:t xml:space="preserve"> </w:t>
-      </w:r>
-      <w:r>
-        <w:rPr>
-          <w:rFonts w:asciiTheme="minorHAnsi" w:hAnsiTheme="minorHAnsi" w:cstheme="minorHAnsi"/>
-          <w:sz w:val="20"/>
-        </w:rPr>
-        <w:t>{{</w:t>
-      </w:r>
-      <w:proofErr w:type="spellStart"/>
-      <w:r>
-        <w:rPr>
-          <w:rFonts w:asciiTheme="minorHAnsi" w:hAnsiTheme="minorHAnsi" w:cstheme="minorHAnsi"/>
-          <w:sz w:val="20"/>
-        </w:rPr>
-        <w:t>numericScaleFormatted</w:t>
-      </w:r>
-      <w:proofErr w:type="spellEnd"/>
-      <w:r>
-        <w:rPr>
-          <w:rFonts w:asciiTheme="minorHAnsi" w:hAnsiTheme="minorHAnsi" w:cstheme="minorHAnsi"/>
-          <w:sz w:val="20"/>
-        </w:rPr>
-        <w:t>}}</w:t>
-      </w:r>
-    </w:p>
-    <w:p>
-      <w:pPr>
-        <w:pStyle w:val="NoSpacing"/>
-        <w:spacing w:line="276" w:lineRule="auto"/>
-        <w:jc w:val="both"/>
-        <w:rPr>
-          <w:rFonts w:asciiTheme="minorHAnsi" w:hAnsiTheme="minorHAnsi" w:cstheme="minorHAnsi"/>
-          <w:sz w:val="18"/>
-        </w:rPr>
-      </w:pPr>
-    </w:p>
-    <w:p>
-      <w:pPr>
-        <w:pStyle w:val="NoSpacing"/>
-        <w:spacing w:line="276" w:lineRule="auto"/>
-        <w:jc w:val="both"/>
-        <w:rPr>
-          <w:rFonts w:asciiTheme="minorHAnsi" w:hAnsiTheme="minorHAnsi" w:cstheme="minorHAnsi"/>
-          <w:sz w:val="20"/>
-          <w:lang w:val="en-IN"/>
-        </w:rPr>
-      </w:pPr>
-      <w:r>
-        <w:rPr>
-          <w:rFonts w:asciiTheme="minorHAnsi" w:hAnsiTheme="minorHAnsi" w:cstheme="minorHAnsi"/>
-          <w:b/>
-          <w:sz w:val="20"/>
-        </w:rPr>
-        <w:t xml:space="preserve">Social </w:t>
-      </w:r>
-      <w:proofErr w:type="spellStart"/>
-      <w:r>
-        <w:rPr>
-          <w:rFonts w:asciiTheme="minorHAnsi" w:hAnsiTheme="minorHAnsi" w:cstheme="minorHAnsi"/>
-          <w:b/>
-          <w:sz w:val="20"/>
-        </w:rPr>
-        <w:t>Hx</w:t>
-      </w:r>
-      <w:proofErr w:type="spellEnd"/>
-      <w:r>
-        <w:rPr>
-          <w:rFonts w:asciiTheme="minorHAnsi" w:hAnsiTheme="minorHAnsi" w:cstheme="minorHAnsi"/>
-          <w:b/>
-          <w:sz w:val="20"/>
-        </w:rPr>
-        <w:t xml:space="preserve"> </w:t>
-      </w:r>
-      <w:r>
-        <w:rPr>
-          <w:rFonts w:asciiTheme="minorHAnsi" w:hAnsiTheme="minorHAnsi" w:cstheme="minorHAnsi"/>
-          <w:sz w:val="20"/>
-        </w:rPr>
-        <w:t>significant for:</w:t>
-      </w:r>
-    </w:p>
-    <w:p>
-      <w:pPr>
-        <w:pStyle w:val="NoSpacing"/>
-        <w:spacing w:line="276" w:lineRule="auto"/>
-        <w:jc w:val="both"/>
-        <w:rPr>
-          <w:sz w:val="20"/>
-          <w:szCs w:val="20"/>
-        </w:rPr>
-      </w:pPr>
-      <w:r>
-        <w:rPr>
-          <w:b/>
-          <w:sz w:val="20"/>
-          <w:szCs w:val="20"/>
-        </w:rPr>
-        <w:t>Working status of</w:t>
-      </w:r>
-      <w:r>
-        <w:rPr>
-          <w:sz w:val="20"/>
-          <w:szCs w:val="20"/>
-        </w:rPr>
-        <w:t xml:space="preserve">:  </w:t>
-      </w:r>
-      <w:r>
-        <w:rPr>
-          <w:sz w:val="20"/>
-          <w:szCs w:val="20"/>
-        </w:rPr>
-        <w:t>{{</w:t>
-      </w:r>
-      <w:proofErr w:type="spellStart"/>
       <w:r>
         <w:rPr>
           <w:sz w:val="20"/>
@@ -1512,7 +1399,6 @@
         </w:rPr>
         <w:t>workingStatus</w:t>
       </w:r>
-      <w:proofErr w:type="spellEnd"/>
       <w:r>
         <w:rPr>
           <w:sz w:val="20"/>
@@ -2338,7 +2224,6 @@
         <w:lastRenderedPageBreak/>
         <w:t>{{</w:t>
       </w:r>
-      <w:proofErr w:type="spellStart"/>
       <w:proofErr w:type="gramStart"/>
       <w:r>
         <w:rPr>
@@ -2348,7 +2233,6 @@
         </w:rPr>
         <w:t>intervalComments</w:t>
       </w:r>
-      <w:proofErr w:type="spellEnd"/>
       <w:proofErr w:type="gramEnd"/>
       <w:r>
         <w:rPr>
@@ -2585,27 +2469,7 @@
                 <w:sz w:val="20"/>
                 <w:szCs w:val="20"/>
               </w:rPr>
-              <w:t>{{</w:t>
-            </w:r>
-            <w:proofErr w:type="spellStart"/>
-            <w:r>
-              <w:rPr>
-                <w:rFonts w:asciiTheme="minorHAnsi" w:hAnsiTheme="minorHAnsi" w:cstheme="minorHAnsi"/>
-                <w:bCs/>
-                <w:sz w:val="20"/>
-                <w:szCs w:val="20"/>
-              </w:rPr>
-              <w:t>tox_count_yes</w:t>
-            </w:r>
-            <w:proofErr w:type="spellEnd"/>
-            <w:r>
-              <w:rPr>
-                <w:rFonts w:asciiTheme="minorHAnsi" w:hAnsiTheme="minorHAnsi" w:cstheme="minorHAnsi"/>
-                <w:bCs/>
-                <w:sz w:val="20"/>
-                <w:szCs w:val="20"/>
-              </w:rPr>
-              <w:t>}}</w:t>
+              <w:t>{{tox_count_yes}}</w:t>
             </w:r>
           </w:p>
         </w:tc>
@@ -2631,27 +2495,7 @@
                 <w:sz w:val="20"/>
                 <w:szCs w:val="20"/>
               </w:rPr>
-              <w:t>{{</w:t>
-            </w:r>
-            <w:proofErr w:type="spellStart"/>
-            <w:r>
-              <w:rPr>
-                <w:rFonts w:asciiTheme="minorHAnsi" w:hAnsiTheme="minorHAnsi" w:cstheme="minorHAnsi"/>
-                <w:bCs/>
-                <w:sz w:val="20"/>
-                <w:szCs w:val="20"/>
-              </w:rPr>
-              <w:t>tox_count_no</w:t>
-            </w:r>
-            <w:proofErr w:type="spellEnd"/>
-            <w:r>
-              <w:rPr>
-                <w:rFonts w:asciiTheme="minorHAnsi" w:hAnsiTheme="minorHAnsi" w:cstheme="minorHAnsi"/>
-                <w:bCs/>
-                <w:sz w:val="20"/>
-                <w:szCs w:val="20"/>
-              </w:rPr>
-              <w:t>}}</w:t>
+              <w:t>{{tox_count_no}}</w:t>
             </w:r>
           </w:p>
         </w:tc>
@@ -2677,27 +2521,7 @@
                 <w:sz w:val="20"/>
                 <w:szCs w:val="20"/>
               </w:rPr>
-              <w:t>{{</w:t>
-            </w:r>
-            <w:proofErr w:type="spellStart"/>
-            <w:r>
-              <w:rPr>
-                <w:rFonts w:asciiTheme="minorHAnsi" w:hAnsiTheme="minorHAnsi" w:cstheme="minorHAnsi"/>
-                <w:bCs/>
-                <w:sz w:val="20"/>
-                <w:szCs w:val="20"/>
-              </w:rPr>
-              <w:t>tox_count_na</w:t>
-            </w:r>
-            <w:proofErr w:type="spellEnd"/>
-            <w:r>
-              <w:rPr>
-                <w:rFonts w:asciiTheme="minorHAnsi" w:hAnsiTheme="minorHAnsi" w:cstheme="minorHAnsi"/>
-                <w:bCs/>
-                <w:sz w:val="20"/>
-                <w:szCs w:val="20"/>
-              </w:rPr>
-              <w:t>}}</w:t>
+              <w:t>{{tox_count_na}}</w:t>
             </w:r>
           </w:p>
         </w:tc>
@@ -2723,27 +2547,7 @@
                 <w:sz w:val="20"/>
                 <w:szCs w:val="20"/>
               </w:rPr>
-              <w:t>{{</w:t>
-            </w:r>
-            <w:proofErr w:type="spellStart"/>
-            <w:r>
-              <w:rPr>
-                <w:rFonts w:asciiTheme="minorHAnsi" w:hAnsiTheme="minorHAnsi" w:cstheme="minorHAnsi"/>
-                <w:bCs/>
-                <w:sz w:val="20"/>
-                <w:szCs w:val="20"/>
-              </w:rPr>
-              <w:t>tox_count_comment</w:t>
-            </w:r>
-            <w:proofErr w:type="spellEnd"/>
-            <w:r>
-              <w:rPr>
-                <w:rFonts w:asciiTheme="minorHAnsi" w:hAnsiTheme="minorHAnsi" w:cstheme="minorHAnsi"/>
-                <w:bCs/>
-                <w:sz w:val="20"/>
-                <w:szCs w:val="20"/>
-              </w:rPr>
-              <w:t>}}</w:t>
+              <w:t>{{tox_count_comment}}</w:t>
             </w:r>
           </w:p>
         </w:tc>
@@ -2796,27 +2600,7 @@
                 <w:sz w:val="20"/>
                 <w:szCs w:val="20"/>
               </w:rPr>
-              <w:t>{{</w:t>
-            </w:r>
-            <w:proofErr w:type="spellStart"/>
-            <w:r>
-              <w:rPr>
-                <w:rFonts w:asciiTheme="minorHAnsi" w:hAnsiTheme="minorHAnsi" w:cstheme="minorHAnsi"/>
-                <w:bCs/>
-                <w:sz w:val="20"/>
-                <w:szCs w:val="20"/>
-              </w:rPr>
-              <w:t>kasper_yes</w:t>
-            </w:r>
-            <w:proofErr w:type="spellEnd"/>
-            <w:r>
-              <w:rPr>
-                <w:rFonts w:asciiTheme="minorHAnsi" w:hAnsiTheme="minorHAnsi" w:cstheme="minorHAnsi"/>
-                <w:bCs/>
-                <w:sz w:val="20"/>
-                <w:szCs w:val="20"/>
-              </w:rPr>
-              <w:t>}}</w:t>
+              <w:t>{{kasper_yes}}</w:t>
             </w:r>
           </w:p>
         </w:tc>
@@ -2842,27 +2626,7 @@
                 <w:sz w:val="20"/>
                 <w:szCs w:val="20"/>
               </w:rPr>
-              <w:t>{{</w:t>
-            </w:r>
-            <w:proofErr w:type="spellStart"/>
-            <w:r>
-              <w:rPr>
-                <w:rFonts w:asciiTheme="minorHAnsi" w:hAnsiTheme="minorHAnsi" w:cstheme="minorHAnsi"/>
-                <w:bCs/>
-                <w:sz w:val="20"/>
-                <w:szCs w:val="20"/>
-              </w:rPr>
-              <w:t>kasper_no</w:t>
-            </w:r>
-            <w:proofErr w:type="spellEnd"/>
-            <w:r>
-              <w:rPr>
-                <w:rFonts w:asciiTheme="minorHAnsi" w:hAnsiTheme="minorHAnsi" w:cstheme="minorHAnsi"/>
-                <w:bCs/>
-                <w:sz w:val="20"/>
-                <w:szCs w:val="20"/>
-              </w:rPr>
-              <w:t>}}</w:t>
+              <w:t>{{kasper_no}}</w:t>
             </w:r>
           </w:p>
         </w:tc>
@@ -2888,27 +2652,7 @@
                 <w:sz w:val="20"/>
                 <w:szCs w:val="20"/>
               </w:rPr>
-              <w:t>{{</w:t>
-            </w:r>
-            <w:proofErr w:type="spellStart"/>
-            <w:r>
-              <w:rPr>
-                <w:rFonts w:asciiTheme="minorHAnsi" w:hAnsiTheme="minorHAnsi" w:cstheme="minorHAnsi"/>
-                <w:bCs/>
-                <w:sz w:val="20"/>
-                <w:szCs w:val="20"/>
-              </w:rPr>
-              <w:t>kasper_na</w:t>
-            </w:r>
-            <w:proofErr w:type="spellEnd"/>
-            <w:r>
-              <w:rPr>
-                <w:rFonts w:asciiTheme="minorHAnsi" w:hAnsiTheme="minorHAnsi" w:cstheme="minorHAnsi"/>
-                <w:bCs/>
-                <w:sz w:val="20"/>
-                <w:szCs w:val="20"/>
-              </w:rPr>
-              <w:t>}}</w:t>
+              <w:t>{{kasper_na}}</w:t>
             </w:r>
           </w:p>
         </w:tc>
@@ -2933,25 +2677,7 @@
                 <w:sz w:val="20"/>
                 <w:szCs w:val="20"/>
               </w:rPr>
-              <w:t>{{</w:t>
-            </w:r>
-            <w:proofErr w:type="spellStart"/>
-            <w:r>
-              <w:rPr>
-                <w:rFonts w:asciiTheme="minorHAnsi" w:hAnsiTheme="minorHAnsi" w:cstheme="minorHAnsi"/>
-                <w:sz w:val="20"/>
-                <w:szCs w:val="20"/>
-              </w:rPr>
-              <w:t>kasper_comment</w:t>
-            </w:r>
-            <w:proofErr w:type="spellEnd"/>
-            <w:r>
-              <w:rPr>
-                <w:rFonts w:asciiTheme="minorHAnsi" w:hAnsiTheme="minorHAnsi" w:cstheme="minorHAnsi"/>
-                <w:sz w:val="20"/>
-                <w:szCs w:val="20"/>
-              </w:rPr>
-              <w:t>}}</w:t>
+              <w:t>{{kasper_comment}}</w:t>
             </w:r>
           </w:p>
         </w:tc>
@@ -2978,18 +2704,8 @@
                 <w:sz w:val="20"/>
                 <w:szCs w:val="20"/>
               </w:rPr>
-              <w:t xml:space="preserve">Participates in PT or home exercise </w:t>
+              <w:t>Participates in PT or home exercise prgm</w:t>
             </w:r>
-            <w:proofErr w:type="spellStart"/>
-            <w:r>
-              <w:rPr>
-                <w:rFonts w:asciiTheme="minorHAnsi" w:hAnsiTheme="minorHAnsi" w:cstheme="minorHAnsi"/>
-                <w:sz w:val="20"/>
-                <w:szCs w:val="20"/>
-              </w:rPr>
-              <w:t>prgm</w:t>
-            </w:r>
-            <w:proofErr w:type="spellEnd"/>
           </w:p>
         </w:tc>
         <w:tc>
@@ -3013,25 +2729,7 @@
                 <w:sz w:val="20"/>
                 <w:szCs w:val="20"/>
               </w:rPr>
-              <w:t>{{</w:t>
-            </w:r>
-            <w:proofErr w:type="spellStart"/>
-            <w:r>
-              <w:rPr>
-                <w:rFonts w:asciiTheme="minorHAnsi" w:hAnsiTheme="minorHAnsi" w:cstheme="minorHAnsi"/>
-                <w:sz w:val="20"/>
-                <w:szCs w:val="20"/>
-              </w:rPr>
-              <w:t>pt_yes</w:t>
-            </w:r>
-            <w:proofErr w:type="spellEnd"/>
-            <w:r>
-              <w:rPr>
-                <w:rFonts w:asciiTheme="minorHAnsi" w:hAnsiTheme="minorHAnsi" w:cstheme="minorHAnsi"/>
-                <w:sz w:val="20"/>
-                <w:szCs w:val="20"/>
-              </w:rPr>
-              <w:t>}}</w:t>
+              <w:t>{{pt_yes}}</w:t>
             </w:r>
           </w:p>
         </w:tc>
@@ -3056,25 +2754,7 @@
                 <w:sz w:val="20"/>
                 <w:szCs w:val="20"/>
               </w:rPr>
-              <w:t>{{</w:t>
-            </w:r>
-            <w:proofErr w:type="spellStart"/>
-            <w:r>
-              <w:rPr>
-                <w:rFonts w:asciiTheme="minorHAnsi" w:hAnsiTheme="minorHAnsi" w:cstheme="minorHAnsi"/>
-                <w:sz w:val="20"/>
-                <w:szCs w:val="20"/>
-              </w:rPr>
-              <w:t>pt_no</w:t>
-            </w:r>
-            <w:proofErr w:type="spellEnd"/>
-            <w:r>
-              <w:rPr>
-                <w:rFonts w:asciiTheme="minorHAnsi" w:hAnsiTheme="minorHAnsi" w:cstheme="minorHAnsi"/>
-                <w:sz w:val="20"/>
-                <w:szCs w:val="20"/>
-              </w:rPr>
-              <w:t>}}</w:t>
+              <w:t>{{pt_no}}</w:t>
             </w:r>
           </w:p>
         </w:tc>
@@ -3099,25 +2779,7 @@
                 <w:sz w:val="20"/>
                 <w:szCs w:val="20"/>
               </w:rPr>
-              <w:t>{{</w:t>
-            </w:r>
-            <w:proofErr w:type="spellStart"/>
-            <w:r>
-              <w:rPr>
-                <w:rFonts w:asciiTheme="minorHAnsi" w:hAnsiTheme="minorHAnsi" w:cstheme="minorHAnsi"/>
-                <w:sz w:val="20"/>
-                <w:szCs w:val="20"/>
-              </w:rPr>
-              <w:t>pt_na</w:t>
-            </w:r>
-            <w:proofErr w:type="spellEnd"/>
-            <w:r>
-              <w:rPr>
-                <w:rFonts w:asciiTheme="minorHAnsi" w:hAnsiTheme="minorHAnsi" w:cstheme="minorHAnsi"/>
-                <w:sz w:val="20"/>
-                <w:szCs w:val="20"/>
-              </w:rPr>
-              <w:t>}}</w:t>
+              <w:t>{{pt_na}}</w:t>
             </w:r>
           </w:p>
         </w:tc>
@@ -3142,25 +2804,7 @@
                 <w:sz w:val="20"/>
                 <w:szCs w:val="20"/>
               </w:rPr>
-              <w:t>{{</w:t>
-            </w:r>
-            <w:proofErr w:type="spellStart"/>
-            <w:r>
-              <w:rPr>
-                <w:rFonts w:asciiTheme="minorHAnsi" w:hAnsiTheme="minorHAnsi" w:cstheme="minorHAnsi"/>
-                <w:sz w:val="20"/>
-                <w:szCs w:val="20"/>
-              </w:rPr>
-              <w:t>pt_comment</w:t>
-            </w:r>
-            <w:proofErr w:type="spellEnd"/>
-            <w:r>
-              <w:rPr>
-                <w:rFonts w:asciiTheme="minorHAnsi" w:hAnsiTheme="minorHAnsi" w:cstheme="minorHAnsi"/>
-                <w:sz w:val="20"/>
-                <w:szCs w:val="20"/>
-              </w:rPr>
-              <w:t>}}</w:t>
+              <w:t>{{pt_comment}}</w:t>
             </w:r>
           </w:p>
         </w:tc>
@@ -3212,25 +2856,7 @@
                 <w:sz w:val="20"/>
                 <w:szCs w:val="20"/>
               </w:rPr>
-              <w:t>{{</w:t>
-            </w:r>
-            <w:proofErr w:type="spellStart"/>
-            <w:r>
-              <w:rPr>
-                <w:rFonts w:asciiTheme="minorHAnsi" w:hAnsiTheme="minorHAnsi" w:cstheme="minorHAnsi"/>
-                <w:sz w:val="20"/>
-                <w:szCs w:val="20"/>
-              </w:rPr>
-              <w:t>imaging_yes</w:t>
-            </w:r>
-            <w:proofErr w:type="spellEnd"/>
-            <w:r>
-              <w:rPr>
-                <w:rFonts w:asciiTheme="minorHAnsi" w:hAnsiTheme="minorHAnsi" w:cstheme="minorHAnsi"/>
-                <w:sz w:val="20"/>
-                <w:szCs w:val="20"/>
-              </w:rPr>
-              <w:t>}}</w:t>
+              <w:t>{{imaging_yes}}</w:t>
             </w:r>
           </w:p>
         </w:tc>
@@ -3255,25 +2881,7 @@
                 <w:sz w:val="20"/>
                 <w:szCs w:val="20"/>
               </w:rPr>
-              <w:t>{{</w:t>
-            </w:r>
-            <w:proofErr w:type="spellStart"/>
-            <w:r>
-              <w:rPr>
-                <w:rFonts w:asciiTheme="minorHAnsi" w:hAnsiTheme="minorHAnsi" w:cstheme="minorHAnsi"/>
-                <w:sz w:val="20"/>
-                <w:szCs w:val="20"/>
-              </w:rPr>
-              <w:t>imaging_no</w:t>
-            </w:r>
-            <w:proofErr w:type="spellEnd"/>
-            <w:r>
-              <w:rPr>
-                <w:rFonts w:asciiTheme="minorHAnsi" w:hAnsiTheme="minorHAnsi" w:cstheme="minorHAnsi"/>
-                <w:sz w:val="20"/>
-                <w:szCs w:val="20"/>
-              </w:rPr>
-              <w:t>}}</w:t>
+              <w:t>{{imaging_no}}</w:t>
             </w:r>
           </w:p>
         </w:tc>
@@ -3298,25 +2906,7 @@
                 <w:sz w:val="20"/>
                 <w:szCs w:val="20"/>
               </w:rPr>
-              <w:t>{{</w:t>
-            </w:r>
-            <w:proofErr w:type="spellStart"/>
-            <w:r>
-              <w:rPr>
-                <w:rFonts w:asciiTheme="minorHAnsi" w:hAnsiTheme="minorHAnsi" w:cstheme="minorHAnsi"/>
-                <w:sz w:val="20"/>
-                <w:szCs w:val="20"/>
-              </w:rPr>
-              <w:t>imaging_na</w:t>
-            </w:r>
-            <w:proofErr w:type="spellEnd"/>
-            <w:r>
-              <w:rPr>
-                <w:rFonts w:asciiTheme="minorHAnsi" w:hAnsiTheme="minorHAnsi" w:cstheme="minorHAnsi"/>
-                <w:sz w:val="20"/>
-                <w:szCs w:val="20"/>
-              </w:rPr>
-              <w:t>}}</w:t>
+              <w:t>{{imaging_na}}</w:t>
             </w:r>
           </w:p>
         </w:tc>
@@ -3341,25 +2931,7 @@
                 <w:sz w:val="20"/>
                 <w:szCs w:val="20"/>
               </w:rPr>
-              <w:t>{{</w:t>
-            </w:r>
-            <w:proofErr w:type="spellStart"/>
-            <w:r>
-              <w:rPr>
-                <w:rFonts w:asciiTheme="minorHAnsi" w:hAnsiTheme="minorHAnsi" w:cstheme="minorHAnsi"/>
-                <w:sz w:val="20"/>
-                <w:szCs w:val="20"/>
-              </w:rPr>
-              <w:t>imaging_comment</w:t>
-            </w:r>
-            <w:proofErr w:type="spellEnd"/>
-            <w:r>
-              <w:rPr>
-                <w:rFonts w:asciiTheme="minorHAnsi" w:hAnsiTheme="minorHAnsi" w:cstheme="minorHAnsi"/>
-                <w:sz w:val="20"/>
-                <w:szCs w:val="20"/>
-              </w:rPr>
-              <w:t>}}</w:t>
+              <w:t>{{imaging_comment}}</w:t>
             </w:r>
           </w:p>
         </w:tc>
@@ -3386,18 +2958,8 @@
                 <w:sz w:val="20"/>
                 <w:szCs w:val="20"/>
               </w:rPr>
-              <w:t xml:space="preserve">Participated in Weight Loss </w:t>
+              <w:t>Participated in Weight Loss Prgm</w:t>
             </w:r>
-            <w:proofErr w:type="spellStart"/>
-            <w:r>
-              <w:rPr>
-                <w:rFonts w:asciiTheme="minorHAnsi" w:hAnsiTheme="minorHAnsi" w:cstheme="minorHAnsi"/>
-                <w:sz w:val="20"/>
-                <w:szCs w:val="20"/>
-              </w:rPr>
-              <w:t>Prgm</w:t>
-            </w:r>
-            <w:proofErr w:type="spellEnd"/>
           </w:p>
         </w:tc>
         <w:tc>
@@ -3421,25 +2983,7 @@
                 <w:sz w:val="20"/>
                 <w:szCs w:val="20"/>
               </w:rPr>
-              <w:t>{{</w:t>
-            </w:r>
-            <w:proofErr w:type="spellStart"/>
-            <w:r>
-              <w:rPr>
-                <w:rFonts w:asciiTheme="minorHAnsi" w:hAnsiTheme="minorHAnsi" w:cstheme="minorHAnsi"/>
-                <w:sz w:val="20"/>
-                <w:szCs w:val="20"/>
-              </w:rPr>
-              <w:t>weightloss_yes</w:t>
-            </w:r>
-            <w:proofErr w:type="spellEnd"/>
-            <w:r>
-              <w:rPr>
-                <w:rFonts w:asciiTheme="minorHAnsi" w:hAnsiTheme="minorHAnsi" w:cstheme="minorHAnsi"/>
-                <w:sz w:val="20"/>
-                <w:szCs w:val="20"/>
-              </w:rPr>
-              <w:t>}}</w:t>
+              <w:t>{{weightloss_yes}}</w:t>
             </w:r>
           </w:p>
         </w:tc>
@@ -3464,25 +3008,7 @@
                 <w:sz w:val="20"/>
                 <w:szCs w:val="20"/>
               </w:rPr>
-              <w:t>{{</w:t>
-            </w:r>
-            <w:proofErr w:type="spellStart"/>
-            <w:r>
-              <w:rPr>
-                <w:rFonts w:asciiTheme="minorHAnsi" w:hAnsiTheme="minorHAnsi" w:cstheme="minorHAnsi"/>
-                <w:sz w:val="20"/>
-                <w:szCs w:val="20"/>
-              </w:rPr>
-              <w:t>weightloss_no</w:t>
-            </w:r>
-            <w:proofErr w:type="spellEnd"/>
-            <w:r>
-              <w:rPr>
-                <w:rFonts w:asciiTheme="minorHAnsi" w:hAnsiTheme="minorHAnsi" w:cstheme="minorHAnsi"/>
-                <w:sz w:val="20"/>
-                <w:szCs w:val="20"/>
-              </w:rPr>
-              <w:t>}}</w:t>
+              <w:t>{{weightloss_no}}</w:t>
             </w:r>
           </w:p>
         </w:tc>
@@ -3507,25 +3033,7 @@
                 <w:sz w:val="20"/>
                 <w:szCs w:val="20"/>
               </w:rPr>
-              <w:t>{{</w:t>
-            </w:r>
-            <w:proofErr w:type="spellStart"/>
-            <w:r>
-              <w:rPr>
-                <w:rFonts w:asciiTheme="minorHAnsi" w:hAnsiTheme="minorHAnsi" w:cstheme="minorHAnsi"/>
-                <w:sz w:val="20"/>
-                <w:szCs w:val="20"/>
-              </w:rPr>
-              <w:t>weightloss_na</w:t>
-            </w:r>
-            <w:proofErr w:type="spellEnd"/>
-            <w:r>
-              <w:rPr>
-                <w:rFonts w:asciiTheme="minorHAnsi" w:hAnsiTheme="minorHAnsi" w:cstheme="minorHAnsi"/>
-                <w:sz w:val="20"/>
-                <w:szCs w:val="20"/>
-              </w:rPr>
-              <w:t>}}</w:t>
+              <w:t>{{weightloss_na}}</w:t>
             </w:r>
           </w:p>
         </w:tc>
@@ -3552,27 +3060,7 @@
                 <w:sz w:val="20"/>
                 <w:szCs w:val="20"/>
               </w:rPr>
-              <w:t>{{</w:t>
-            </w:r>
-            <w:proofErr w:type="spellStart"/>
-            <w:r>
-              <w:rPr>
-                <w:rFonts w:cstheme="minorHAnsi"/>
-                <w:bCs/>
-                <w:sz w:val="20"/>
-                <w:szCs w:val="20"/>
-              </w:rPr>
-              <w:t>weightloss_comment</w:t>
-            </w:r>
-            <w:proofErr w:type="spellEnd"/>
-            <w:r>
-              <w:rPr>
-                <w:rFonts w:cstheme="minorHAnsi"/>
-                <w:bCs/>
-                <w:sz w:val="20"/>
-                <w:szCs w:val="20"/>
-              </w:rPr>
-              <w:t>}}</w:t>
+              <w:t>{{weightloss_comment}}</w:t>
             </w:r>
           </w:p>
         </w:tc>
@@ -3624,25 +3112,7 @@
                 <w:sz w:val="20"/>
                 <w:szCs w:val="20"/>
               </w:rPr>
-              <w:t>{{</w:t>
-            </w:r>
-            <w:proofErr w:type="spellStart"/>
-            <w:r>
-              <w:rPr>
-                <w:rFonts w:asciiTheme="minorHAnsi" w:hAnsiTheme="minorHAnsi" w:cstheme="minorHAnsi"/>
-                <w:sz w:val="20"/>
-                <w:szCs w:val="20"/>
-              </w:rPr>
-              <w:t>counselor_yes</w:t>
-            </w:r>
-            <w:proofErr w:type="spellEnd"/>
-            <w:r>
-              <w:rPr>
-                <w:rFonts w:asciiTheme="minorHAnsi" w:hAnsiTheme="minorHAnsi" w:cstheme="minorHAnsi"/>
-                <w:sz w:val="20"/>
-                <w:szCs w:val="20"/>
-              </w:rPr>
-              <w:t>}}</w:t>
+              <w:t>{{counselor_yes}}</w:t>
             </w:r>
           </w:p>
         </w:tc>
@@ -3668,27 +3138,7 @@
                 <w:sz w:val="20"/>
                 <w:szCs w:val="20"/>
               </w:rPr>
-              <w:t>{{</w:t>
-            </w:r>
-            <w:proofErr w:type="spellStart"/>
-            <w:r>
-              <w:rPr>
-                <w:rFonts w:asciiTheme="minorHAnsi" w:hAnsiTheme="minorHAnsi" w:cstheme="minorHAnsi"/>
-                <w:bCs/>
-                <w:sz w:val="20"/>
-                <w:szCs w:val="20"/>
-              </w:rPr>
-              <w:t>counselor_no</w:t>
-            </w:r>
-            <w:proofErr w:type="spellEnd"/>
-            <w:r>
-              <w:rPr>
-                <w:rFonts w:asciiTheme="minorHAnsi" w:hAnsiTheme="minorHAnsi" w:cstheme="minorHAnsi"/>
-                <w:bCs/>
-                <w:sz w:val="20"/>
-                <w:szCs w:val="20"/>
-              </w:rPr>
-              <w:t>}}</w:t>
+              <w:t>{{counselor_no}}</w:t>
             </w:r>
           </w:p>
         </w:tc>
@@ -3713,25 +3163,7 @@
                 <w:sz w:val="20"/>
                 <w:szCs w:val="20"/>
               </w:rPr>
-              <w:t>{{</w:t>
-            </w:r>
-            <w:proofErr w:type="spellStart"/>
-            <w:r>
-              <w:rPr>
-                <w:rFonts w:asciiTheme="minorHAnsi" w:hAnsiTheme="minorHAnsi" w:cstheme="minorHAnsi"/>
-                <w:sz w:val="20"/>
-                <w:szCs w:val="20"/>
-              </w:rPr>
-              <w:t>counselor_na</w:t>
-            </w:r>
-            <w:proofErr w:type="spellEnd"/>
-            <w:r>
-              <w:rPr>
-                <w:rFonts w:asciiTheme="minorHAnsi" w:hAnsiTheme="minorHAnsi" w:cstheme="minorHAnsi"/>
-                <w:sz w:val="20"/>
-                <w:szCs w:val="20"/>
-              </w:rPr>
-              <w:t>}}</w:t>
+              <w:t>{{counselor_na}}</w:t>
             </w:r>
           </w:p>
         </w:tc>
@@ -3756,25 +3188,7 @@
                 <w:sz w:val="20"/>
                 <w:szCs w:val="20"/>
               </w:rPr>
-              <w:t>{{</w:t>
-            </w:r>
-            <w:proofErr w:type="spellStart"/>
-            <w:r>
-              <w:rPr>
-                <w:rFonts w:asciiTheme="minorHAnsi" w:hAnsiTheme="minorHAnsi" w:cstheme="minorHAnsi"/>
-                <w:sz w:val="20"/>
-                <w:szCs w:val="20"/>
-              </w:rPr>
-              <w:t>counselor_comment</w:t>
-            </w:r>
-            <w:proofErr w:type="spellEnd"/>
-            <w:r>
-              <w:rPr>
-                <w:rFonts w:asciiTheme="minorHAnsi" w:hAnsiTheme="minorHAnsi" w:cstheme="minorHAnsi"/>
-                <w:sz w:val="20"/>
-                <w:szCs w:val="20"/>
-              </w:rPr>
-              <w:t>}}</w:t>
+              <w:t>{{counselor_comment}}</w:t>
             </w:r>
           </w:p>
         </w:tc>
@@ -3811,7 +3225,6 @@
         </w:rPr>
         <w:t>{{</w:t>
       </w:r>
-      <w:proofErr w:type="spellStart"/>
       <w:proofErr w:type="gramStart"/>
       <w:r>
         <w:rPr>
@@ -3822,7 +3235,6 @@
         </w:rPr>
         <w:t>complianceComments</w:t>
       </w:r>
-      <w:proofErr w:type="spellEnd"/>
       <w:proofErr w:type="gramEnd"/>
       <w:r>
         <w:rPr>
@@ -3943,27 +3355,7 @@
           <w:sz w:val="20"/>
           <w:szCs w:val="20"/>
         </w:rPr>
-        <w:t>:  {{</w:t>
-      </w:r>
-      <w:proofErr w:type="spellStart"/>
-      <w:r>
-        <w:rPr>
-          <w:rFonts w:asciiTheme="minorHAnsi" w:hAnsiTheme="minorHAnsi" w:cstheme="minorHAnsi"/>
-          <w:bCs/>
-          <w:sz w:val="20"/>
-          <w:szCs w:val="20"/>
-        </w:rPr>
-        <w:t>generalAppearance</w:t>
-      </w:r>
-      <w:proofErr w:type="spellEnd"/>
-      <w:r>
-        <w:rPr>
-          <w:rFonts w:asciiTheme="minorHAnsi" w:hAnsiTheme="minorHAnsi" w:cstheme="minorHAnsi"/>
-          <w:bCs/>
-          <w:sz w:val="20"/>
-          <w:szCs w:val="20"/>
-        </w:rPr>
-        <w:t>}}</w:t>
+        <w:t>:  {{generalAppearance}}</w:t>
       </w:r>
     </w:p>
     <w:p>
@@ -4051,7 +3443,6 @@
         </w:rPr>
         <w:t>:  {{</w:t>
       </w:r>
-      <w:proofErr w:type="spellStart"/>
       <w:r>
         <w:rPr>
           <w:rFonts w:asciiTheme="minorHAnsi" w:hAnsiTheme="minorHAnsi" w:cstheme="minorHAnsi"/>
@@ -4061,7 +3452,6 @@
         </w:rPr>
         <w:t>moodAffect</w:t>
       </w:r>
-      <w:proofErr w:type="spellEnd"/>
       <w:r>
         <w:rPr>
           <w:rFonts w:asciiTheme="minorHAnsi" w:hAnsiTheme="minorHAnsi" w:cstheme="minorHAnsi"/>
@@ -4146,27 +3536,7 @@
           <w:sz w:val="20"/>
           <w:szCs w:val="20"/>
         </w:rPr>
-        <w:t xml:space="preserve"> (stance) is:  {{</w:t>
-      </w:r>
-      <w:proofErr w:type="spellStart"/>
-      <w:r>
-        <w:rPr>
-          <w:rFonts w:asciiTheme="minorHAnsi" w:hAnsiTheme="minorHAnsi" w:cstheme="minorHAnsi"/>
-          <w:bCs/>
-          <w:sz w:val="20"/>
-          <w:szCs w:val="20"/>
-        </w:rPr>
-        <w:t>stationStance</w:t>
-      </w:r>
-      <w:proofErr w:type="spellEnd"/>
-      <w:r>
-        <w:rPr>
-          <w:rFonts w:asciiTheme="minorHAnsi" w:hAnsiTheme="minorHAnsi" w:cstheme="minorHAnsi"/>
-          <w:bCs/>
-          <w:sz w:val="20"/>
-          <w:szCs w:val="20"/>
-        </w:rPr>
-        <w:t>}}</w:t>
+        <w:t xml:space="preserve"> (stance) is:  {{stationStance}}</w:t>
       </w:r>
     </w:p>
     <w:p>
@@ -4184,7 +3554,6 @@
           <w:szCs w:val="20"/>
         </w:rPr>
       </w:pPr>
-      <w:proofErr w:type="spellStart"/>
       <w:r>
         <w:rPr>
           <w:rFonts w:asciiTheme="minorHAnsi" w:hAnsiTheme="minorHAnsi" w:cstheme="minorHAnsi"/>
@@ -4194,7 +3563,6 @@
         </w:rPr>
         <w:t>Cardiovascularly</w:t>
       </w:r>
-      <w:proofErr w:type="spellEnd"/>
       <w:r>
         <w:rPr>
           <w:rFonts w:asciiTheme="minorHAnsi" w:hAnsiTheme="minorHAnsi" w:cstheme="minorHAnsi"/>
@@ -4256,7 +3624,6 @@
         </w:rPr>
         <w:t xml:space="preserve"> in the cervical and or inguinal lymph node chain is?  {{</w:t>
       </w:r>
-      <w:proofErr w:type="gramStart"/>
       <w:r>
         <w:rPr>
           <w:rFonts w:asciiTheme="minorHAnsi" w:hAnsiTheme="minorHAnsi" w:cstheme="minorHAnsi"/>
@@ -4266,7 +3633,6 @@
         </w:rPr>
         <w:t>lymphadenopathy</w:t>
       </w:r>
-      <w:proofErr w:type="gramEnd"/>
       <w:r>
         <w:rPr>
           <w:rFonts w:asciiTheme="minorHAnsi" w:hAnsiTheme="minorHAnsi" w:cstheme="minorHAnsi"/>
@@ -4310,7 +3676,6 @@
         </w:rPr>
         <w:t xml:space="preserve"> shows Romberg test is:  {{</w:t>
       </w:r>
-      <w:proofErr w:type="spellStart"/>
       <w:r>
         <w:rPr>
           <w:rFonts w:asciiTheme="minorHAnsi" w:hAnsiTheme="minorHAnsi" w:cstheme="minorHAnsi"/>
@@ -4320,7 +3685,6 @@
         </w:rPr>
         <w:t>coordinationBalance</w:t>
       </w:r>
-      <w:proofErr w:type="spellEnd"/>
       <w:r>
         <w:rPr>
           <w:rFonts w:asciiTheme="minorHAnsi" w:hAnsiTheme="minorHAnsi" w:cstheme="minorHAnsi"/>
@@ -4364,7 +3728,6 @@
         </w:rPr>
         <w:t>:  {{</w:t>
       </w:r>
-      <w:proofErr w:type="spellStart"/>
       <w:r>
         <w:rPr>
           <w:rFonts w:asciiTheme="minorHAnsi" w:hAnsiTheme="minorHAnsi" w:cstheme="minorHAnsi"/>
@@ -4381,17 +3744,7 @@
           <w:sz w:val="20"/>
           <w:szCs w:val="20"/>
         </w:rPr>
-        <w:t>otorFunction</w:t>
-      </w:r>
-      <w:proofErr w:type="spellEnd"/>
-      <w:r>
-        <w:rPr>
-          <w:rFonts w:asciiTheme="minorHAnsi" w:hAnsiTheme="minorHAnsi" w:cstheme="minorHAnsi"/>
-          <w:bCs/>
-          <w:sz w:val="20"/>
-          <w:szCs w:val="20"/>
-        </w:rPr>
-        <w:t>}}</w:t>
+        <w:t>otorFunction}}</w:t>
       </w:r>
     </w:p>
     <w:p>
@@ -4433,7 +3786,6 @@
         </w:rPr>
         <w:t>{{</w:t>
       </w:r>
-      <w:proofErr w:type="spellStart"/>
       <w:r>
         <w:rPr>
           <w:rFonts w:asciiTheme="minorHAnsi" w:hAnsiTheme="minorHAnsi" w:cstheme="minorHAnsi"/>
@@ -4443,7 +3795,6 @@
         </w:rPr>
         <w:t>earlier_followups</w:t>
       </w:r>
-      <w:proofErr w:type="spellEnd"/>
       <w:r>
         <w:rPr>
           <w:rFonts w:asciiTheme="minorHAnsi" w:hAnsiTheme="minorHAnsi" w:cstheme="minorHAnsi"/>
@@ -4519,8 +3870,6 @@
         </w:rPr>
         <w:t>{{</w:t>
       </w:r>
-      <w:proofErr w:type="spellStart"/>
-      <w:proofErr w:type="gramStart"/>
       <w:r>
         <w:rPr>
           <w:rFonts w:asciiTheme="minorHAnsi" w:hAnsiTheme="minorHAnsi"/>
@@ -4529,8 +3878,6 @@
         </w:rPr>
         <w:t>establishedComplaints</w:t>
       </w:r>
-      <w:proofErr w:type="spellEnd"/>
-      <w:proofErr w:type="gramEnd"/>
       <w:r>
         <w:rPr>
           <w:rFonts w:asciiTheme="minorHAnsi" w:hAnsiTheme="minorHAnsi"/>
@@ -4561,308 +3908,216 @@
           <w:szCs w:val="20"/>
         </w:rPr>
       </w:pPr>
+      <w:r>
+        <w:rPr>
+          <w:rFonts w:asciiTheme="minorHAnsi" w:hAnsiTheme="minorHAnsi" w:cstheme="minorHAnsi"/>
+          <w:sz w:val="20"/>
+          <w:szCs w:val="20"/>
+        </w:rPr>
+        <w:t>{{</w:t>
+      </w:r>
+      <w:r>
+        <w:rPr>
+          <w:rFonts w:asciiTheme="minorHAnsi" w:hAnsiTheme="minorHAnsi" w:cstheme="minorHAnsi"/>
+          <w:sz w:val="20"/>
+          <w:szCs w:val="20"/>
+        </w:rPr>
+        <w:t>assessment_codes</w:t>
+      </w:r>
+      <w:r>
+        <w:rPr>
+          <w:rFonts w:asciiTheme="minorHAnsi" w:hAnsiTheme="minorHAnsi" w:cstheme="minorHAnsi"/>
+          <w:sz w:val="20"/>
+          <w:szCs w:val="20"/>
+        </w:rPr>
+        <w:t>}}</w:t>
+      </w:r>
+    </w:p>
+    <w:p>
+      <w:pPr>
+        <w:pStyle w:val="TightSpacingParExact11"/>
+        <w:jc w:val="left"/>
+        <w:rPr>
+          <w:rFonts w:asciiTheme="minorHAnsi" w:hAnsiTheme="minorHAnsi"/>
+          <w:sz w:val="20"/>
+          <w:szCs w:val="20"/>
+        </w:rPr>
+      </w:pPr>
+    </w:p>
+    <w:p>
+      <w:pPr>
+        <w:pStyle w:val="NoSpacing"/>
+        <w:spacing w:line="276" w:lineRule="auto"/>
+        <w:rPr>
+          <w:rFonts w:asciiTheme="minorHAnsi" w:hAnsiTheme="minorHAnsi" w:cstheme="minorHAnsi"/>
+          <w:u w:val="single"/>
+        </w:rPr>
+      </w:pPr>
+      <w:r>
+        <w:rPr>
+          <w:rFonts w:asciiTheme="minorHAnsi" w:hAnsiTheme="minorHAnsi" w:cstheme="minorHAnsi"/>
+          <w:b/>
+          <w:u w:val="single"/>
+        </w:rPr>
+        <w:t xml:space="preserve">Follow-Up </w:t>
+      </w:r>
+      <w:r>
+        <w:rPr>
+          <w:rFonts w:asciiTheme="minorHAnsi" w:hAnsiTheme="minorHAnsi" w:cstheme="minorHAnsi"/>
+          <w:b/>
+          <w:u w:val="single"/>
+        </w:rPr>
+        <w:t>Plan</w:t>
+      </w:r>
+      <w:r>
+        <w:rPr>
+          <w:rFonts w:asciiTheme="minorHAnsi" w:hAnsiTheme="minorHAnsi" w:cstheme="minorHAnsi"/>
+          <w:u w:val="single"/>
+        </w:rPr>
+        <w:t>:</w:t>
+      </w:r>
+    </w:p>
+    <w:p>
+      <w:pPr>
+        <w:pStyle w:val="NoSpacing"/>
+        <w:spacing w:line="276" w:lineRule="auto"/>
+        <w:jc w:val="both"/>
+        <w:rPr>
+          <w:rFonts w:asciiTheme="minorHAnsi" w:hAnsiTheme="minorHAnsi" w:cstheme="minorHAnsi"/>
+          <w:sz w:val="20"/>
+          <w:szCs w:val="20"/>
+        </w:rPr>
+      </w:pPr>
+      <w:r>
+        <w:rPr>
+          <w:rFonts w:asciiTheme="minorHAnsi" w:hAnsiTheme="minorHAnsi" w:cstheme="minorHAnsi"/>
+          <w:sz w:val="20"/>
+          <w:szCs w:val="20"/>
+        </w:rPr>
+        <w:t xml:space="preserve">F/u </w:t>
+      </w:r>
+      <w:r>
+        <w:rPr>
+          <w:rFonts w:asciiTheme="minorHAnsi" w:hAnsiTheme="minorHAnsi" w:cstheme="minorHAnsi"/>
+          <w:sz w:val="20"/>
+          <w:szCs w:val="20"/>
+        </w:rPr>
+        <w:t xml:space="preserve">severity </w:t>
+      </w:r>
+      <w:r>
+        <w:rPr>
+          <w:rFonts w:asciiTheme="minorHAnsi" w:hAnsiTheme="minorHAnsi" w:cstheme="minorHAnsi"/>
+          <w:sz w:val="20"/>
+          <w:szCs w:val="20"/>
+        </w:rPr>
+        <w:t xml:space="preserve">of non-compliance per history is:  </w:t>
+      </w:r>
+      <w:r>
+        <w:rPr>
+          <w:rFonts w:asciiTheme="minorHAnsi" w:hAnsiTheme="minorHAnsi" w:cstheme="minorHAnsi"/>
+          <w:sz w:val="20"/>
+          <w:szCs w:val="20"/>
+        </w:rPr>
+        <w:t>{{</w:t>
+      </w:r>
+      <w:r>
+        <w:rPr>
+          <w:rFonts w:asciiTheme="minorHAnsi" w:hAnsiTheme="minorHAnsi" w:cstheme="minorHAnsi"/>
+          <w:sz w:val="20"/>
+          <w:szCs w:val="20"/>
+        </w:rPr>
+        <w:t>nonComplianceSeverity</w:t>
+      </w:r>
+      <w:r>
+        <w:rPr>
+          <w:rFonts w:asciiTheme="minorHAnsi" w:hAnsiTheme="minorHAnsi" w:cstheme="minorHAnsi"/>
+          <w:sz w:val="20"/>
+          <w:szCs w:val="20"/>
+        </w:rPr>
+        <w:t>}}</w:t>
+      </w:r>
+    </w:p>
+    <w:p>
+      <w:pPr>
+        <w:pStyle w:val="NoSpacing"/>
+        <w:spacing w:line="276" w:lineRule="auto"/>
+        <w:ind w:left="720"/>
+        <w:jc w:val="both"/>
+        <w:rPr>
+          <w:rFonts w:asciiTheme="minorHAnsi" w:hAnsiTheme="minorHAnsi" w:cstheme="minorHAnsi"/>
+          <w:sz w:val="20"/>
+        </w:rPr>
+      </w:pPr>
+      <w:r>
+        <w:rPr>
+          <w:rFonts w:asciiTheme="minorHAnsi" w:hAnsiTheme="minorHAnsi"/>
+          <w:sz w:val="20"/>
+          <w:szCs w:val="20"/>
+        </w:rPr>
+        <w:t>{{</w:t>
+      </w:r>
+      <w:r>
+        <w:rPr>
+          <w:rFonts w:asciiTheme="minorHAnsi" w:hAnsiTheme="minorHAnsi"/>
+          <w:sz w:val="20"/>
+          <w:szCs w:val="20"/>
+        </w:rPr>
+        <w:t>actionTaken</w:t>
+      </w:r>
+      <w:r>
+        <w:rPr>
+          <w:rFonts w:asciiTheme="minorHAnsi" w:hAnsiTheme="minorHAnsi"/>
+          <w:sz w:val="20"/>
+          <w:szCs w:val="20"/>
+        </w:rPr>
+        <w:t>}}</w:t>
+      </w:r>
+    </w:p>
+    <w:p>
+      <w:pPr>
+        <w:pStyle w:val="NoSpacing"/>
+        <w:spacing w:line="276" w:lineRule="auto"/>
+        <w:jc w:val="both"/>
+        <w:rPr>
+          <w:rFonts w:asciiTheme="minorHAnsi" w:hAnsiTheme="minorHAnsi" w:cstheme="minorHAnsi"/>
+          <w:sz w:val="20"/>
+        </w:rPr>
+      </w:pPr>
+      <w:r>
+        <w:rPr>
+          <w:rFonts w:asciiTheme="minorHAnsi" w:hAnsiTheme="minorHAnsi" w:cstheme="minorHAnsi"/>
+          <w:sz w:val="20"/>
+        </w:rPr>
+        <w:lastRenderedPageBreak/>
+        <w:t>{{</w:t>
+      </w:r>
+      <w:r>
+        <w:rPr>
+          <w:rFonts w:asciiTheme="minorHAnsi" w:hAnsiTheme="minorHAnsi" w:cstheme="minorHAnsi"/>
+          <w:sz w:val="20"/>
+        </w:rPr>
+        <w:t>reviewCompleted</w:t>
+      </w:r>
+      <w:r>
+        <w:rPr>
+          <w:rFonts w:asciiTheme="minorHAnsi" w:hAnsiTheme="minorHAnsi" w:cstheme="minorHAnsi"/>
+          <w:sz w:val="20"/>
+        </w:rPr>
+        <w:t>}}</w:t>
+      </w:r>
+    </w:p>
+    <w:p>
+      <w:pPr>
+        <w:pStyle w:val="NoSpacing"/>
+        <w:spacing w:line="276" w:lineRule="auto"/>
+        <w:jc w:val="both"/>
+        <w:rPr>
+          <w:rFonts w:asciiTheme="minorHAnsi" w:hAnsiTheme="minorHAnsi" w:cstheme="minorHAnsi"/>
+          <w:sz w:val="20"/>
+        </w:rPr>
+      </w:pPr>
       <w:bookmarkStart w:id="0" w:name="_GoBack"/>
       <w:bookmarkEnd w:id="0"/>
-      <w:r>
-        <w:rPr>
-          <w:rFonts w:asciiTheme="minorHAnsi" w:hAnsiTheme="minorHAnsi" w:cstheme="minorHAnsi"/>
-          <w:sz w:val="20"/>
-          <w:szCs w:val="20"/>
-        </w:rPr>
-        <w:t>{{</w:t>
-      </w:r>
-      <w:proofErr w:type="spellStart"/>
-      <w:r>
-        <w:rPr>
-          <w:rFonts w:asciiTheme="minorHAnsi" w:hAnsiTheme="minorHAnsi" w:cstheme="minorHAnsi"/>
-          <w:sz w:val="20"/>
-          <w:szCs w:val="20"/>
-        </w:rPr>
-        <w:t>assessment_codes</w:t>
-      </w:r>
-      <w:proofErr w:type="spellEnd"/>
-      <w:r>
-        <w:rPr>
-          <w:rFonts w:asciiTheme="minorHAnsi" w:hAnsiTheme="minorHAnsi" w:cstheme="minorHAnsi"/>
-          <w:sz w:val="20"/>
-          <w:szCs w:val="20"/>
-        </w:rPr>
-        <w:t>}}</w:t>
-      </w:r>
-    </w:p>
-    <w:p>
-      <w:pPr>
-        <w:pStyle w:val="TightSpacingParExact11"/>
-        <w:jc w:val="left"/>
-        <w:rPr>
-          <w:rFonts w:asciiTheme="minorHAnsi" w:hAnsiTheme="minorHAnsi"/>
-          <w:sz w:val="20"/>
-          <w:szCs w:val="20"/>
-        </w:rPr>
-      </w:pPr>
-    </w:p>
-    <w:p>
-      <w:pPr>
-        <w:pStyle w:val="NoSpacing"/>
-        <w:spacing w:line="276" w:lineRule="auto"/>
-        <w:rPr>
-          <w:rFonts w:asciiTheme="minorHAnsi" w:hAnsiTheme="minorHAnsi" w:cstheme="minorHAnsi"/>
-          <w:u w:val="single"/>
-        </w:rPr>
-      </w:pPr>
-      <w:r>
-        <w:rPr>
-          <w:rFonts w:asciiTheme="minorHAnsi" w:hAnsiTheme="minorHAnsi" w:cstheme="minorHAnsi"/>
-          <w:b/>
-          <w:u w:val="single"/>
-        </w:rPr>
-        <w:t xml:space="preserve">Follow-Up </w:t>
-      </w:r>
-      <w:r>
-        <w:rPr>
-          <w:rFonts w:asciiTheme="minorHAnsi" w:hAnsiTheme="minorHAnsi" w:cstheme="minorHAnsi"/>
-          <w:b/>
-          <w:u w:val="single"/>
-        </w:rPr>
-        <w:t>Plan</w:t>
-      </w:r>
-      <w:r>
-        <w:rPr>
-          <w:rFonts w:asciiTheme="minorHAnsi" w:hAnsiTheme="minorHAnsi" w:cstheme="minorHAnsi"/>
-          <w:u w:val="single"/>
-        </w:rPr>
-        <w:t>:</w:t>
-      </w:r>
-    </w:p>
-    <w:p>
-      <w:pPr>
-        <w:pStyle w:val="NoSpacing"/>
-        <w:spacing w:line="276" w:lineRule="auto"/>
-        <w:jc w:val="both"/>
-        <w:rPr>
-          <w:rFonts w:asciiTheme="minorHAnsi" w:hAnsiTheme="minorHAnsi" w:cstheme="minorHAnsi"/>
-          <w:sz w:val="20"/>
-          <w:szCs w:val="20"/>
-        </w:rPr>
-      </w:pPr>
-      <w:r>
-        <w:rPr>
-          <w:rFonts w:asciiTheme="minorHAnsi" w:hAnsiTheme="minorHAnsi" w:cstheme="minorHAnsi"/>
-          <w:sz w:val="20"/>
-          <w:szCs w:val="20"/>
-        </w:rPr>
-        <w:t xml:space="preserve">F/u </w:t>
-      </w:r>
-      <w:r>
-        <w:rPr>
-          <w:rFonts w:asciiTheme="minorHAnsi" w:hAnsiTheme="minorHAnsi" w:cstheme="minorHAnsi"/>
-          <w:sz w:val="20"/>
-          <w:szCs w:val="20"/>
-        </w:rPr>
-        <w:t xml:space="preserve">severity </w:t>
-      </w:r>
-      <w:r>
-        <w:rPr>
-          <w:rFonts w:asciiTheme="minorHAnsi" w:hAnsiTheme="minorHAnsi" w:cstheme="minorHAnsi"/>
-          <w:sz w:val="20"/>
-          <w:szCs w:val="20"/>
-        </w:rPr>
-        <w:t xml:space="preserve">of non-compliance per history is:  </w:t>
-      </w:r>
-      <w:r>
-        <w:rPr>
-          <w:rFonts w:asciiTheme="minorHAnsi" w:hAnsiTheme="minorHAnsi" w:cstheme="minorHAnsi"/>
-          <w:sz w:val="20"/>
-          <w:szCs w:val="20"/>
-        </w:rPr>
-        <w:t>{{</w:t>
-      </w:r>
-      <w:proofErr w:type="spellStart"/>
-      <w:r>
-        <w:rPr>
-          <w:rFonts w:asciiTheme="minorHAnsi" w:hAnsiTheme="minorHAnsi" w:cstheme="minorHAnsi"/>
-          <w:sz w:val="20"/>
-          <w:szCs w:val="20"/>
-        </w:rPr>
-        <w:t>nonComplianceSeverity</w:t>
-      </w:r>
-      <w:proofErr w:type="spellEnd"/>
-      <w:r>
-        <w:rPr>
-          <w:rFonts w:asciiTheme="minorHAnsi" w:hAnsiTheme="minorHAnsi" w:cstheme="minorHAnsi"/>
-          <w:sz w:val="20"/>
-          <w:szCs w:val="20"/>
-        </w:rPr>
-        <w:t>}}</w:t>
-      </w:r>
-    </w:p>
-    <w:p>
-      <w:pPr>
-        <w:pStyle w:val="NoSpacing"/>
-        <w:spacing w:line="276" w:lineRule="auto"/>
-        <w:ind w:left="720"/>
-        <w:jc w:val="both"/>
-        <w:rPr>
-          <w:rFonts w:asciiTheme="minorHAnsi" w:hAnsiTheme="minorHAnsi" w:cstheme="minorHAnsi"/>
-          <w:sz w:val="20"/>
-        </w:rPr>
-      </w:pPr>
-      <w:r>
-        <w:rPr>
-          <w:rFonts w:asciiTheme="minorHAnsi" w:hAnsiTheme="minorHAnsi"/>
-          <w:sz w:val="20"/>
-          <w:szCs w:val="20"/>
-        </w:rPr>
-        <w:t>{{</w:t>
-      </w:r>
-      <w:proofErr w:type="spellStart"/>
-      <w:proofErr w:type="gramStart"/>
-      <w:r>
-        <w:rPr>
-          <w:rFonts w:asciiTheme="minorHAnsi" w:hAnsiTheme="minorHAnsi"/>
-          <w:sz w:val="20"/>
-          <w:szCs w:val="20"/>
-        </w:rPr>
-        <w:t>actionTaken</w:t>
-      </w:r>
-      <w:proofErr w:type="spellEnd"/>
-      <w:proofErr w:type="gramEnd"/>
-      <w:r>
-        <w:rPr>
-          <w:rFonts w:asciiTheme="minorHAnsi" w:hAnsiTheme="minorHAnsi"/>
-          <w:sz w:val="20"/>
-          <w:szCs w:val="20"/>
-        </w:rPr>
-        <w:t>}}</w:t>
-      </w:r>
-    </w:p>
-    <w:p>
-      <w:pPr>
-        <w:pStyle w:val="NoSpacing"/>
-        <w:spacing w:line="276" w:lineRule="auto"/>
-        <w:jc w:val="both"/>
-        <w:rPr>
-          <w:rFonts w:asciiTheme="minorHAnsi" w:hAnsiTheme="minorHAnsi" w:cstheme="minorHAnsi"/>
-          <w:sz w:val="20"/>
-        </w:rPr>
-      </w:pPr>
-      <w:r>
-        <w:rPr>
-          <w:rFonts w:asciiTheme="minorHAnsi" w:hAnsiTheme="minorHAnsi" w:cstheme="minorHAnsi"/>
-          <w:sz w:val="20"/>
-        </w:rPr>
-        <w:lastRenderedPageBreak/>
-        <w:t xml:space="preserve">F/u Review </w:t>
-      </w:r>
-      <w:r>
-        <w:rPr>
-          <w:rFonts w:asciiTheme="minorHAnsi" w:hAnsiTheme="minorHAnsi" w:cstheme="minorHAnsi"/>
-          <w:sz w:val="20"/>
-        </w:rPr>
-        <w:t>completed for</w:t>
-      </w:r>
-      <w:r>
-        <w:rPr>
-          <w:rFonts w:asciiTheme="minorHAnsi" w:hAnsiTheme="minorHAnsi" w:cstheme="minorHAnsi"/>
-          <w:sz w:val="20"/>
-        </w:rPr>
-        <w:t>:</w:t>
-      </w:r>
-      <w:r>
-        <w:rPr>
-          <w:rFonts w:asciiTheme="minorHAnsi" w:hAnsiTheme="minorHAnsi" w:cstheme="minorHAnsi"/>
-          <w:sz w:val="20"/>
-        </w:rPr>
-        <w:t xml:space="preserve">  U-Tox</w:t>
-      </w:r>
-      <w:r>
-        <w:rPr>
-          <w:rFonts w:asciiTheme="minorHAnsi" w:hAnsiTheme="minorHAnsi" w:cstheme="minorHAnsi"/>
-          <w:sz w:val="20"/>
-        </w:rPr>
-        <w:t>/</w:t>
-      </w:r>
-      <w:r>
-        <w:rPr>
-          <w:rFonts w:asciiTheme="minorHAnsi" w:hAnsiTheme="minorHAnsi" w:cstheme="minorHAnsi"/>
-          <w:sz w:val="20"/>
-        </w:rPr>
-        <w:t>ORT</w:t>
-      </w:r>
-      <w:r>
-        <w:rPr>
-          <w:rFonts w:asciiTheme="minorHAnsi" w:hAnsiTheme="minorHAnsi" w:cstheme="minorHAnsi"/>
-          <w:sz w:val="20"/>
-        </w:rPr>
-        <w:t xml:space="preserve">, KASPER Report, </w:t>
-      </w:r>
-      <w:r>
-        <w:rPr>
-          <w:rFonts w:asciiTheme="minorHAnsi" w:hAnsiTheme="minorHAnsi" w:cstheme="minorHAnsi"/>
-          <w:sz w:val="20"/>
-        </w:rPr>
-        <w:t xml:space="preserve">Medication </w:t>
-      </w:r>
-      <w:r>
-        <w:rPr>
-          <w:rFonts w:asciiTheme="minorHAnsi" w:hAnsiTheme="minorHAnsi" w:cstheme="minorHAnsi"/>
-          <w:sz w:val="20"/>
-        </w:rPr>
-        <w:t>list, Nursing/chart notes</w:t>
-      </w:r>
-      <w:r>
-        <w:rPr>
-          <w:rFonts w:asciiTheme="minorHAnsi" w:hAnsiTheme="minorHAnsi" w:cstheme="minorHAnsi"/>
-          <w:sz w:val="20"/>
-        </w:rPr>
-        <w:t>,</w:t>
-      </w:r>
-      <w:r>
-        <w:rPr>
-          <w:rFonts w:asciiTheme="minorHAnsi" w:hAnsiTheme="minorHAnsi" w:cstheme="minorHAnsi"/>
-          <w:sz w:val="20"/>
-        </w:rPr>
-        <w:t xml:space="preserve"> Treatment goals</w:t>
-      </w:r>
-      <w:r>
-        <w:rPr>
-          <w:rFonts w:asciiTheme="minorHAnsi" w:hAnsiTheme="minorHAnsi" w:cstheme="minorHAnsi"/>
-          <w:sz w:val="20"/>
-        </w:rPr>
-        <w:t>,</w:t>
-      </w:r>
-      <w:r>
-        <w:rPr>
-          <w:rFonts w:asciiTheme="minorHAnsi" w:hAnsiTheme="minorHAnsi" w:cstheme="minorHAnsi"/>
-          <w:sz w:val="20"/>
-        </w:rPr>
-        <w:t xml:space="preserve"> plan</w:t>
-      </w:r>
-      <w:r>
-        <w:rPr>
-          <w:rFonts w:asciiTheme="minorHAnsi" w:hAnsiTheme="minorHAnsi" w:cstheme="minorHAnsi"/>
-          <w:sz w:val="20"/>
-        </w:rPr>
-        <w:t xml:space="preserve"> and U-Tox log</w:t>
-      </w:r>
-      <w:r>
-        <w:rPr>
-          <w:rFonts w:asciiTheme="minorHAnsi" w:hAnsiTheme="minorHAnsi" w:cstheme="minorHAnsi"/>
-          <w:sz w:val="20"/>
-        </w:rPr>
-        <w:t>.</w:t>
-      </w:r>
-    </w:p>
-    <w:p>
-      <w:pPr>
-        <w:pStyle w:val="NoSpacing"/>
-        <w:spacing w:line="276" w:lineRule="auto"/>
-        <w:jc w:val="both"/>
-        <w:rPr>
-          <w:rFonts w:asciiTheme="minorHAnsi" w:hAnsiTheme="minorHAnsi" w:cstheme="minorHAnsi"/>
-          <w:sz w:val="20"/>
-        </w:rPr>
-      </w:pPr>
     </w:p>
     <w:p>
       <w:pPr>
@@ -4981,23 +4236,7 @@
           <w:rFonts w:asciiTheme="minorHAnsi" w:hAnsiTheme="minorHAnsi" w:cstheme="minorHAnsi"/>
           <w:sz w:val="20"/>
         </w:rPr>
-        <w:t>Unless noted elsewhere, all other problems (diagnosis) have been stable/addressed and current treatment is to continue (</w:t>
-      </w:r>
-      <w:proofErr w:type="spellStart"/>
-      <w:r>
-        <w:rPr>
-          <w:rFonts w:asciiTheme="minorHAnsi" w:hAnsiTheme="minorHAnsi" w:cstheme="minorHAnsi"/>
-          <w:sz w:val="20"/>
-        </w:rPr>
-        <w:t>eg</w:t>
-      </w:r>
-      <w:proofErr w:type="spellEnd"/>
-      <w:r>
-        <w:rPr>
-          <w:rFonts w:asciiTheme="minorHAnsi" w:hAnsiTheme="minorHAnsi" w:cstheme="minorHAnsi"/>
-          <w:sz w:val="20"/>
-        </w:rPr>
-        <w:t xml:space="preserve"> O.A., D.M., BMI, Neuropathy)</w:t>
+        <w:t>Unless noted elsewhere, all other problems (diagnosis) have been stable/addressed and current treatment is to continue (eg O.A., D.M., BMI, Neuropathy)</w:t>
       </w:r>
     </w:p>
     <w:p>
@@ -5079,8 +4318,6 @@
         </w:rPr>
         <w:t>{{</w:t>
       </w:r>
-      <w:proofErr w:type="spellStart"/>
-      <w:proofErr w:type="gramStart"/>
       <w:r>
         <w:rPr>
           <w:rFonts w:asciiTheme="minorHAnsi" w:hAnsiTheme="minorHAnsi" w:cstheme="minorHAnsi"/>
@@ -5088,8 +4325,6 @@
         </w:rPr>
         <w:t>udtStatus</w:t>
       </w:r>
-      <w:proofErr w:type="spellEnd"/>
-      <w:proofErr w:type="gramEnd"/>
       <w:r>
         <w:rPr>
           <w:rFonts w:asciiTheme="minorHAnsi" w:hAnsiTheme="minorHAnsi" w:cstheme="minorHAnsi"/>
@@ -5114,197 +4349,460 @@
         </w:rPr>
         <w:t>{{</w:t>
       </w:r>
+      <w:r>
+        <w:rPr>
+          <w:rFonts w:asciiTheme="minorHAnsi" w:hAnsiTheme="minorHAnsi"/>
+          <w:sz w:val="20"/>
+          <w:szCs w:val="20"/>
+        </w:rPr>
+        <w:t>unexpectedUTox</w:t>
+      </w:r>
+      <w:r>
+        <w:rPr>
+          <w:rFonts w:asciiTheme="minorHAnsi" w:hAnsiTheme="minorHAnsi"/>
+          <w:sz w:val="20"/>
+          <w:szCs w:val="20"/>
+        </w:rPr>
+        <w:t>}}</w:t>
+      </w:r>
+      <w:r>
+        <w:rPr>
+          <w:rFonts w:asciiTheme="minorHAnsi" w:hAnsiTheme="minorHAnsi"/>
+          <w:sz w:val="20"/>
+          <w:szCs w:val="20"/>
+        </w:rPr>
+        <w:t>{{</w:t>
+      </w:r>
+      <w:r>
+        <w:rPr>
+          <w:rFonts w:asciiTheme="minorHAnsi" w:hAnsiTheme="minorHAnsi"/>
+          <w:sz w:val="20"/>
+          <w:szCs w:val="20"/>
+        </w:rPr>
+        <w:t>pillCount</w:t>
+      </w:r>
+      <w:r>
+        <w:rPr>
+          <w:rFonts w:asciiTheme="minorHAnsi" w:hAnsiTheme="minorHAnsi"/>
+          <w:sz w:val="20"/>
+          <w:szCs w:val="20"/>
+        </w:rPr>
+        <w:t>}}</w:t>
+      </w:r>
+      <w:r>
+        <w:rPr>
+          <w:rFonts w:asciiTheme="minorHAnsi" w:hAnsiTheme="minorHAnsi"/>
+          <w:sz w:val="20"/>
+        </w:rPr>
+        <w:t>{{ptEval}}</w:t>
+      </w:r>
+      <w:r>
+        <w:rPr>
+          <w:sz w:val="20"/>
+        </w:rPr>
+        <w:t>{{imaging}}{{xrayOf}}{{behavioralFocus}}{{referral}}</w:t>
+      </w:r>
+    </w:p>
+    <w:p>
+      <w:pPr>
+        <w:pStyle w:val="NoSpacing"/>
+        <w:jc w:val="both"/>
+        <w:rPr>
+          <w:sz w:val="20"/>
+        </w:rPr>
+      </w:pPr>
+    </w:p>
+    <w:p>
+      <w:pPr>
+        <w:pStyle w:val="NoSpacing"/>
+        <w:spacing w:line="276" w:lineRule="auto"/>
+        <w:rPr>
+          <w:rFonts w:asciiTheme="minorHAnsi" w:hAnsiTheme="minorHAnsi" w:cstheme="minorHAnsi"/>
+          <w:sz w:val="20"/>
+          <w:szCs w:val="20"/>
+        </w:rPr>
+      </w:pPr>
+      <w:r>
+        <w:rPr>
+          <w:rFonts w:asciiTheme="minorHAnsi" w:hAnsiTheme="minorHAnsi" w:cstheme="minorHAnsi"/>
+          <w:sz w:val="20"/>
+          <w:szCs w:val="20"/>
+        </w:rPr>
+        <w:t>{{</w:t>
+      </w:r>
+      <w:r>
+        <w:rPr>
+          <w:rFonts w:asciiTheme="minorHAnsi" w:hAnsiTheme="minorHAnsi" w:cstheme="minorHAnsi"/>
+          <w:sz w:val="20"/>
+          <w:szCs w:val="20"/>
+        </w:rPr>
+        <w:t>medication_management</w:t>
+      </w:r>
+      <w:r>
+        <w:rPr>
+          <w:rFonts w:asciiTheme="minorHAnsi" w:hAnsiTheme="minorHAnsi" w:cstheme="minorHAnsi"/>
+          <w:sz w:val="20"/>
+          <w:szCs w:val="20"/>
+        </w:rPr>
+        <w:t>}}</w:t>
+      </w:r>
+      <w:r>
+        <w:rPr>
+          <w:rFonts w:asciiTheme="minorHAnsi" w:hAnsiTheme="minorHAnsi" w:cstheme="minorHAnsi"/>
+          <w:sz w:val="20"/>
+        </w:rPr>
+        <w:t>{{INJECTION_SUMMARY}}</w:t>
+      </w:r>
+      <w:r>
+        <w:rPr>
+          <w:rFonts w:asciiTheme="minorHAnsi" w:hAnsiTheme="minorHAnsi" w:cstheme="minorHAnsi"/>
+          <w:sz w:val="20"/>
+          <w:szCs w:val="20"/>
+        </w:rPr>
+        <w:t>{{</w:t>
+      </w:r>
+      <w:r>
+        <w:rPr>
+          <w:rFonts w:asciiTheme="minorHAnsi" w:hAnsiTheme="minorHAnsi" w:cstheme="minorHAnsi"/>
+          <w:sz w:val="20"/>
+          <w:szCs w:val="20"/>
+        </w:rPr>
+        <w:t>signature</w:t>
+      </w:r>
+      <w:r>
+        <w:rPr>
+          <w:rFonts w:asciiTheme="minorHAnsi" w:hAnsiTheme="minorHAnsi" w:cstheme="minorHAnsi"/>
+          <w:sz w:val="20"/>
+          <w:szCs w:val="20"/>
+        </w:rPr>
+        <w:t>.</w:t>
+      </w:r>
+      <w:r>
+        <w:rPr>
+          <w:rFonts w:asciiTheme="minorHAnsi" w:hAnsiTheme="minorHAnsi" w:cstheme="minorHAnsi"/>
+          <w:sz w:val="20"/>
+          <w:szCs w:val="20"/>
+        </w:rPr>
+        <w:t>formattedLines}}</w:t>
+      </w:r>
+      <w:r>
+        <w:rPr>
+          <w:rFonts w:asciiTheme="minorHAnsi" w:hAnsiTheme="minorHAnsi" w:cstheme="minorHAnsi"/>
+          <w:sz w:val="20"/>
+          <w:szCs w:val="20"/>
+        </w:rPr>
+        <w:t>{{</w:t>
+      </w:r>
+      <w:r>
+        <w:rPr>
+          <w:rFonts w:asciiTheme="minorHAnsi" w:hAnsiTheme="minorHAnsi" w:cstheme="minorHAnsi"/>
+          <w:sz w:val="20"/>
+          <w:szCs w:val="20"/>
+        </w:rPr>
+        <w:t>signature</w:t>
+      </w:r>
+      <w:r>
+        <w:rPr>
+          <w:rFonts w:asciiTheme="minorHAnsi" w:hAnsiTheme="minorHAnsi" w:cstheme="minorHAnsi"/>
+          <w:sz w:val="20"/>
+          <w:szCs w:val="20"/>
+        </w:rPr>
+        <w:t>.</w:t>
+      </w:r>
+      <w:r>
+        <w:rPr>
+          <w:rFonts w:asciiTheme="minorHAnsi" w:hAnsiTheme="minorHAnsi" w:cstheme="minorHAnsi"/>
+          <w:sz w:val="20"/>
+          <w:szCs w:val="20"/>
+        </w:rPr>
+        <w:t>otherPlans</w:t>
+      </w:r>
+      <w:r>
+        <w:rPr>
+          <w:rFonts w:asciiTheme="minorHAnsi" w:hAnsiTheme="minorHAnsi" w:cstheme="minorHAnsi"/>
+          <w:sz w:val="20"/>
+          <w:szCs w:val="20"/>
+        </w:rPr>
+        <w:t>}}</w:t>
+      </w:r>
+    </w:p>
+    <w:p>
+      <w:pPr>
+        <w:pStyle w:val="NoSpacing"/>
+        <w:spacing w:line="276" w:lineRule="auto"/>
+        <w:rPr>
+          <w:rFonts w:asciiTheme="minorHAnsi" w:hAnsiTheme="minorHAnsi" w:cstheme="minorHAnsi"/>
+          <w:sz w:val="20"/>
+          <w:szCs w:val="20"/>
+        </w:rPr>
+      </w:pPr>
+    </w:p>
+    <w:p>
+      <w:pPr>
+        <w:pStyle w:val="NoSpacing"/>
+        <w:spacing w:line="276" w:lineRule="auto"/>
+        <w:rPr>
+          <w:rFonts w:asciiTheme="minorHAnsi" w:hAnsiTheme="minorHAnsi" w:cstheme="minorHAnsi"/>
+          <w:sz w:val="20"/>
+          <w:szCs w:val="20"/>
+        </w:rPr>
+      </w:pPr>
+      <w:r>
+        <w:rPr>
+          <w:rFonts w:asciiTheme="minorHAnsi" w:hAnsiTheme="minorHAnsi" w:cstheme="minorHAnsi"/>
+          <w:sz w:val="20"/>
+          <w:szCs w:val="20"/>
+        </w:rPr>
+        <w:t xml:space="preserve">For the planned procedure(s), </w:t>
+      </w:r>
+      <w:r>
+        <w:rPr>
+          <w:rFonts w:asciiTheme="minorHAnsi" w:hAnsiTheme="minorHAnsi" w:cstheme="minorHAnsi"/>
+          <w:sz w:val="20"/>
+          <w:szCs w:val="20"/>
+        </w:rPr>
+        <w:t xml:space="preserve">if any, </w:t>
+      </w:r>
+      <w:r>
+        <w:rPr>
+          <w:rFonts w:asciiTheme="minorHAnsi" w:hAnsiTheme="minorHAnsi" w:cstheme="minorHAnsi"/>
+          <w:sz w:val="20"/>
+          <w:szCs w:val="20"/>
+        </w:rPr>
+        <w:t>considerable time was spent explaining the risks, benefits and alternatives.  All questions were answered including common complications to planned procedure along with remedies for the potential complications.  Handouts were also given to th</w:t>
+      </w:r>
+      <w:r>
+        <w:rPr>
+          <w:rFonts w:asciiTheme="minorHAnsi" w:hAnsiTheme="minorHAnsi" w:cstheme="minorHAnsi"/>
+          <w:sz w:val="20"/>
+          <w:szCs w:val="20"/>
+        </w:rPr>
+        <w:t>e patient as appropriate</w:t>
+      </w:r>
+      <w:r>
+        <w:rPr>
+          <w:rFonts w:asciiTheme="minorHAnsi" w:hAnsiTheme="minorHAnsi" w:cstheme="minorHAnsi"/>
+          <w:sz w:val="20"/>
+          <w:szCs w:val="20"/>
+        </w:rPr>
+        <w:t xml:space="preserve"> including procedure and educational videos at www.tinyurl.com/PROCEDURE-Oct2022</w:t>
+      </w:r>
+      <w:r>
+        <w:rPr>
+          <w:rFonts w:asciiTheme="minorHAnsi" w:hAnsiTheme="minorHAnsi" w:cstheme="minorHAnsi"/>
+          <w:sz w:val="20"/>
+          <w:szCs w:val="20"/>
+        </w:rPr>
+        <w:t>.</w:t>
+      </w:r>
+      <w:r>
+        <w:rPr>
+          <w:rFonts w:asciiTheme="minorHAnsi" w:hAnsiTheme="minorHAnsi" w:cstheme="minorHAnsi"/>
+          <w:sz w:val="20"/>
+          <w:szCs w:val="20"/>
+        </w:rPr>
+        <w:t xml:space="preserve"> </w:t>
+      </w:r>
       <w:proofErr w:type="gramStart"/>
       <w:r>
         <w:rPr>
-          <w:rFonts w:asciiTheme="minorHAnsi" w:hAnsiTheme="minorHAnsi"/>
-          <w:sz w:val="20"/>
-          <w:szCs w:val="20"/>
-        </w:rPr>
-        <w:t>unexpectedUTox</w:t>
+          <w:rFonts w:asciiTheme="minorHAnsi" w:hAnsiTheme="minorHAnsi" w:cstheme="minorHAnsi"/>
+          <w:sz w:val="20"/>
+          <w:szCs w:val="20"/>
+        </w:rPr>
+        <w:t>if</w:t>
       </w:r>
       <w:proofErr w:type="gramEnd"/>
       <w:r>
         <w:rPr>
-          <w:rFonts w:asciiTheme="minorHAnsi" w:hAnsiTheme="minorHAnsi"/>
-          <w:sz w:val="20"/>
-          <w:szCs w:val="20"/>
-        </w:rPr>
-        <w:t>}}</w:t>
-      </w:r>
-      <w:r>
-        <w:rPr>
-          <w:rFonts w:asciiTheme="minorHAnsi" w:hAnsiTheme="minorHAnsi"/>
+          <w:rFonts w:asciiTheme="minorHAnsi" w:hAnsiTheme="minorHAnsi" w:cstheme="minorHAnsi"/>
+          <w:sz w:val="20"/>
+          <w:szCs w:val="20"/>
+        </w:rPr>
+        <w:t xml:space="preserve"> applicable, the patient was told to stop taking all anti coagulant medications for 3-5 days. The specific cessation interval depends on both the anti coagulants they are on and the type of procedure scheduled.</w:t>
+      </w:r>
+    </w:p>
+    <w:p>
+      <w:pPr>
+        <w:pStyle w:val="NoSpacing"/>
+        <w:spacing w:line="276" w:lineRule="auto"/>
+        <w:rPr>
+          <w:rFonts w:asciiTheme="minorHAnsi" w:hAnsiTheme="minorHAnsi" w:cstheme="minorHAnsi"/>
+          <w:sz w:val="20"/>
+          <w:szCs w:val="20"/>
+        </w:rPr>
+      </w:pPr>
+    </w:p>
+    <w:p>
+      <w:pPr>
+        <w:pStyle w:val="NoSpacing"/>
+        <w:spacing w:line="276" w:lineRule="auto"/>
+        <w:rPr>
+          <w:rFonts w:asciiTheme="minorHAnsi" w:hAnsiTheme="minorHAnsi" w:cstheme="minorHAnsi"/>
+          <w:sz w:val="20"/>
+          <w:szCs w:val="20"/>
+        </w:rPr>
+      </w:pPr>
+      <w:r>
+        <w:rPr>
+          <w:rFonts w:asciiTheme="minorHAnsi" w:hAnsiTheme="minorHAnsi" w:cstheme="minorHAnsi"/>
+          <w:sz w:val="20"/>
+          <w:szCs w:val="20"/>
+        </w:rPr>
+        <w:t xml:space="preserve">Once the patient has fully engaged and completed the initial treatment plan as documented over the course of multiple clinic visits, then </w:t>
+      </w:r>
+      <w:r>
+        <w:rPr>
+          <w:rFonts w:asciiTheme="minorHAnsi" w:hAnsiTheme="minorHAnsi" w:cstheme="minorHAnsi"/>
+          <w:sz w:val="20"/>
+          <w:szCs w:val="20"/>
+        </w:rPr>
+        <w:t xml:space="preserve">Maximum </w:t>
+      </w:r>
+      <w:r>
+        <w:rPr>
+          <w:rFonts w:asciiTheme="minorHAnsi" w:hAnsiTheme="minorHAnsi" w:cstheme="minorHAnsi"/>
+          <w:sz w:val="20"/>
+          <w:szCs w:val="20"/>
+        </w:rPr>
+        <w:t>Medical Improvement (MMI) will be achieved.  Additionally, if the patient is taking narcotics, then this will be tapered down over a 3-6 month period as tolerated by patient.</w:t>
+      </w:r>
+    </w:p>
+    <w:p>
+      <w:pPr>
+        <w:pStyle w:val="NoSpacing"/>
+        <w:spacing w:line="276" w:lineRule="auto"/>
+        <w:rPr>
+          <w:rFonts w:asciiTheme="minorHAnsi" w:hAnsiTheme="minorHAnsi" w:cstheme="minorHAnsi"/>
+        </w:rPr>
+      </w:pPr>
+    </w:p>
+    <w:p>
+      <w:pPr>
+        <w:pStyle w:val="NoSpacing"/>
+        <w:spacing w:line="276" w:lineRule="auto"/>
+        <w:rPr>
+          <w:rFonts w:asciiTheme="minorHAnsi" w:hAnsiTheme="minorHAnsi" w:cstheme="minorHAnsi"/>
+          <w:sz w:val="20"/>
+          <w:szCs w:val="20"/>
+        </w:rPr>
+      </w:pPr>
+      <w:r>
+        <w:rPr>
+          <w:rFonts w:asciiTheme="minorHAnsi" w:hAnsiTheme="minorHAnsi" w:cstheme="minorHAnsi"/>
+          <w:b/>
+        </w:rPr>
+        <w:t>Follow-up Appointment in</w:t>
+      </w:r>
+      <w:r>
+        <w:rPr>
+          <w:rFonts w:asciiTheme="minorHAnsi" w:hAnsiTheme="minorHAnsi" w:cstheme="minorHAnsi"/>
+          <w:sz w:val="20"/>
+          <w:szCs w:val="20"/>
+        </w:rPr>
+        <w:t xml:space="preserve">:  </w:t>
+      </w:r>
+      <w:r>
+        <w:rPr>
+          <w:rFonts w:asciiTheme="minorHAnsi" w:hAnsiTheme="minorHAnsi" w:cstheme="minorHAnsi"/>
           <w:sz w:val="20"/>
           <w:szCs w:val="20"/>
         </w:rPr>
         <w:t>{{</w:t>
       </w:r>
+      <w:r>
+        <w:rPr>
+          <w:rFonts w:asciiTheme="minorHAnsi" w:hAnsiTheme="minorHAnsi" w:cstheme="minorHAnsi"/>
+          <w:sz w:val="20"/>
+          <w:szCs w:val="20"/>
+        </w:rPr>
+        <w:t>signature</w:t>
+      </w:r>
+      <w:r>
+        <w:rPr>
+          <w:rFonts w:asciiTheme="minorHAnsi" w:hAnsiTheme="minorHAnsi" w:cstheme="minorHAnsi"/>
+          <w:sz w:val="20"/>
+          <w:szCs w:val="20"/>
+        </w:rPr>
+        <w:t>.</w:t>
+      </w:r>
+      <w:r>
+        <w:rPr>
+          <w:rFonts w:asciiTheme="minorHAnsi" w:hAnsiTheme="minorHAnsi" w:cstheme="minorHAnsi"/>
+          <w:sz w:val="20"/>
+          <w:szCs w:val="20"/>
+        </w:rPr>
+        <w:t>followUpAppointment}}</w:t>
+      </w:r>
+    </w:p>
+    <w:p>
+      <w:pPr>
+        <w:pStyle w:val="NoSpacing"/>
+        <w:spacing w:line="276" w:lineRule="auto"/>
+        <w:rPr>
+          <w:sz w:val="20"/>
+          <w:szCs w:val="20"/>
+        </w:rPr>
+      </w:pPr>
+    </w:p>
+    <w:p>
+      <w:pPr>
+        <w:pStyle w:val="NoSpacing"/>
+        <w:spacing w:line="276" w:lineRule="auto"/>
+        <w:rPr>
+          <w:sz w:val="20"/>
+          <w:szCs w:val="20"/>
+        </w:rPr>
+      </w:pPr>
+    </w:p>
+    <w:p>
+      <w:pPr>
+        <w:pStyle w:val="NoSpacing"/>
+        <w:spacing w:line="276" w:lineRule="auto"/>
+        <w:rPr>
+          <w:sz w:val="20"/>
+          <w:szCs w:val="20"/>
+        </w:rPr>
+      </w:pPr>
+      <w:bookmarkStart w:id="1" w:name="_Hlk129781177"/>
+      <w:r>
+        <w:rPr>
+          <w:rFonts w:asciiTheme="minorHAnsi" w:hAnsiTheme="minorHAnsi" w:cstheme="minorHAnsi"/>
+          <w:bCs/>
+          <w:sz w:val="20"/>
+          <w:szCs w:val="20"/>
+        </w:rPr>
+        <w:t>{{</w:t>
+      </w:r>
       <w:proofErr w:type="gramStart"/>
       <w:r>
         <w:rPr>
-          <w:rFonts w:asciiTheme="minorHAnsi" w:hAnsiTheme="minorHAnsi"/>
-          <w:sz w:val="20"/>
-          <w:szCs w:val="20"/>
-        </w:rPr>
-        <w:t>pillCount</w:t>
+          <w:rFonts w:asciiTheme="minorHAnsi" w:hAnsiTheme="minorHAnsi" w:cstheme="minorHAnsi"/>
+          <w:bCs/>
+          <w:sz w:val="20"/>
+          <w:szCs w:val="20"/>
+        </w:rPr>
+        <w:t>provider</w:t>
       </w:r>
       <w:proofErr w:type="gramEnd"/>
       <w:r>
         <w:rPr>
-          <w:rFonts w:asciiTheme="minorHAnsi" w:hAnsiTheme="minorHAnsi"/>
-          <w:sz w:val="20"/>
-          <w:szCs w:val="20"/>
-        </w:rPr>
-        <w:t>}}</w:t>
-      </w:r>
-      <w:r>
-        <w:rPr>
-          <w:rFonts w:asciiTheme="minorHAnsi" w:hAnsiTheme="minorHAnsi"/>
-          <w:sz w:val="20"/>
+          <w:rFonts w:asciiTheme="minorHAnsi" w:hAnsiTheme="minorHAnsi" w:cstheme="minorHAnsi"/>
+          <w:bCs/>
+          <w:sz w:val="20"/>
+          <w:szCs w:val="20"/>
+        </w:rPr>
+        <w:t xml:space="preserve">}} </w:t>
+      </w:r>
+      <w:r>
+        <w:rPr>
+          <w:sz w:val="20"/>
+          <w:szCs w:val="20"/>
         </w:rPr>
         <w:t>{{</w:t>
       </w:r>
-      <w:proofErr w:type="gramStart"/>
-      <w:r>
-        <w:rPr>
-          <w:rFonts w:asciiTheme="minorHAnsi" w:hAnsiTheme="minorHAnsi"/>
-          <w:sz w:val="20"/>
-        </w:rPr>
-        <w:t>ptEval</w:t>
-      </w:r>
-      <w:proofErr w:type="gramEnd"/>
-      <w:r>
-        <w:rPr>
-          <w:rFonts w:asciiTheme="minorHAnsi" w:hAnsiTheme="minorHAnsi"/>
-          <w:sz w:val="20"/>
-        </w:rPr>
-        <w:t>}}</w:t>
-      </w:r>
-      <w:r>
-        <w:rPr>
-          <w:sz w:val="20"/>
-        </w:rPr>
-        <w:t>{{</w:t>
-      </w:r>
-      <w:proofErr w:type="gramStart"/>
-      <w:r>
-        <w:rPr>
-          <w:sz w:val="20"/>
-        </w:rPr>
-        <w:t>imaging</w:t>
-      </w:r>
-      <w:proofErr w:type="gramEnd"/>
-      <w:r>
-        <w:rPr>
-          <w:sz w:val="20"/>
-        </w:rPr>
-        <w:t>}}{{</w:t>
-      </w:r>
-      <w:proofErr w:type="gramStart"/>
-      <w:r>
-        <w:rPr>
-          <w:sz w:val="20"/>
-        </w:rPr>
-        <w:t>xrayOf</w:t>
-      </w:r>
-      <w:proofErr w:type="gramEnd"/>
-      <w:r>
-        <w:rPr>
-          <w:sz w:val="20"/>
-        </w:rPr>
-        <w:t>}}{{</w:t>
-      </w:r>
-      <w:proofErr w:type="gramStart"/>
-      <w:r>
-        <w:rPr>
-          <w:sz w:val="20"/>
-        </w:rPr>
-        <w:t>behavioralFocus</w:t>
-      </w:r>
-      <w:proofErr w:type="gramEnd"/>
-      <w:r>
-        <w:rPr>
-          <w:sz w:val="20"/>
-        </w:rPr>
-        <w:t>}}{{</w:t>
-      </w:r>
-      <w:proofErr w:type="gramStart"/>
-      <w:r>
-        <w:rPr>
-          <w:sz w:val="20"/>
-        </w:rPr>
-        <w:t>referral</w:t>
-      </w:r>
-      <w:proofErr w:type="gramEnd"/>
-      <w:r>
-        <w:rPr>
-          <w:sz w:val="20"/>
-        </w:rPr>
-        <w:t>}}</w:t>
-      </w:r>
-    </w:p>
-    <w:p>
-      <w:pPr>
-        <w:pStyle w:val="NoSpacing"/>
-        <w:jc w:val="both"/>
-        <w:rPr>
-          <w:sz w:val="20"/>
-        </w:rPr>
-      </w:pPr>
-    </w:p>
-    <w:p>
-      <w:pPr>
-        <w:pStyle w:val="NoSpacing"/>
-        <w:spacing w:line="276" w:lineRule="auto"/>
-        <w:rPr>
-          <w:rFonts w:asciiTheme="minorHAnsi" w:hAnsiTheme="minorHAnsi" w:cstheme="minorHAnsi"/>
-          <w:sz w:val="20"/>
-          <w:szCs w:val="20"/>
-        </w:rPr>
-      </w:pPr>
-      <w:r>
-        <w:rPr>
-          <w:rFonts w:asciiTheme="minorHAnsi" w:hAnsiTheme="minorHAnsi" w:cstheme="minorHAnsi"/>
-          <w:sz w:val="20"/>
-          <w:szCs w:val="20"/>
-        </w:rPr>
-        <w:t>{{</w:t>
-      </w:r>
-      <w:r>
-        <w:rPr>
-          <w:rFonts w:asciiTheme="minorHAnsi" w:hAnsiTheme="minorHAnsi" w:cstheme="minorHAnsi"/>
-          <w:sz w:val="20"/>
-          <w:szCs w:val="20"/>
-        </w:rPr>
-        <w:t>medication_management</w:t>
-      </w:r>
-      <w:r>
-        <w:rPr>
-          <w:rFonts w:asciiTheme="minorHAnsi" w:hAnsiTheme="minorHAnsi" w:cstheme="minorHAnsi"/>
-          <w:sz w:val="20"/>
-          <w:szCs w:val="20"/>
-        </w:rPr>
-        <w:t>}}</w:t>
-      </w:r>
-      <w:r>
-        <w:rPr>
-          <w:rFonts w:asciiTheme="minorHAnsi" w:hAnsiTheme="minorHAnsi" w:cstheme="minorHAnsi"/>
-          <w:sz w:val="20"/>
-        </w:rPr>
-        <w:t>{{INJECTION_SUMMARY}}</w:t>
-      </w:r>
-      <w:r>
-        <w:rPr>
-          <w:rFonts w:asciiTheme="minorHAnsi" w:hAnsiTheme="minorHAnsi" w:cstheme="minorHAnsi"/>
-          <w:sz w:val="20"/>
-          <w:szCs w:val="20"/>
-        </w:rPr>
-        <w:t>{{</w:t>
-      </w:r>
-      <w:r>
-        <w:rPr>
-          <w:rFonts w:asciiTheme="minorHAnsi" w:hAnsiTheme="minorHAnsi" w:cstheme="minorHAnsi"/>
+      <w:r>
+        <w:rPr>
           <w:sz w:val="20"/>
           <w:szCs w:val="20"/>
         </w:rPr>
@@ -5312,7 +4810,6 @@
       </w:r>
       <w:r>
         <w:rPr>
-          <w:rFonts w:asciiTheme="minorHAnsi" w:hAnsiTheme="minorHAnsi" w:cstheme="minorHAnsi"/>
           <w:sz w:val="20"/>
           <w:szCs w:val="20"/>
         </w:rPr>
@@ -5320,403 +4817,10 @@
       </w:r>
       <w:r>
         <w:rPr>
-          <w:rFonts w:asciiTheme="minorHAnsi" w:hAnsiTheme="minorHAnsi" w:cstheme="minorHAnsi"/>
-          <w:sz w:val="20"/>
-          <w:szCs w:val="20"/>
-        </w:rPr>
-        <w:t>otherPlans</w:t>
-      </w:r>
-      <w:r>
-        <w:rPr>
-          <w:rFonts w:asciiTheme="minorHAnsi" w:hAnsiTheme="minorHAnsi" w:cstheme="minorHAnsi"/>
-          <w:sz w:val="20"/>
-          <w:szCs w:val="20"/>
-        </w:rPr>
-        <w:t>}}</w:t>
-      </w:r>
-      <w:r>
-        <w:rPr>
-          <w:rFonts w:asciiTheme="minorHAnsi" w:hAnsiTheme="minorHAnsi" w:cstheme="minorHAnsi"/>
-          <w:sz w:val="20"/>
-          <w:szCs w:val="20"/>
-        </w:rPr>
-        <w:t>{{</w:t>
-      </w:r>
-      <w:r>
-        <w:rPr>
-          <w:rFonts w:asciiTheme="minorHAnsi" w:hAnsiTheme="minorHAnsi" w:cstheme="minorHAnsi"/>
-          <w:sz w:val="20"/>
-          <w:szCs w:val="20"/>
-        </w:rPr>
-        <w:t>signature</w:t>
-      </w:r>
-      <w:r>
-        <w:rPr>
-          <w:rFonts w:asciiTheme="minorHAnsi" w:hAnsiTheme="minorHAnsi" w:cstheme="minorHAnsi"/>
-          <w:sz w:val="20"/>
-          <w:szCs w:val="20"/>
-        </w:rPr>
-        <w:t>.</w:t>
-      </w:r>
-      <w:r>
-        <w:rPr>
-          <w:rFonts w:asciiTheme="minorHAnsi" w:hAnsiTheme="minorHAnsi" w:cstheme="minorHAnsi"/>
-          <w:sz w:val="20"/>
-          <w:szCs w:val="20"/>
-        </w:rPr>
-        <w:t>formattedLines}}</w:t>
-      </w:r>
-    </w:p>
-    <w:p>
-      <w:pPr>
-        <w:pStyle w:val="NoSpacing"/>
-        <w:spacing w:line="276" w:lineRule="auto"/>
-        <w:rPr>
-          <w:rFonts w:asciiTheme="minorHAnsi" w:hAnsiTheme="minorHAnsi" w:cstheme="minorHAnsi"/>
-          <w:sz w:val="20"/>
-          <w:szCs w:val="20"/>
-        </w:rPr>
-      </w:pPr>
-    </w:p>
-    <w:p>
-      <w:pPr>
-        <w:pStyle w:val="NoSpacing"/>
-        <w:spacing w:line="276" w:lineRule="auto"/>
-        <w:rPr>
-          <w:rFonts w:asciiTheme="minorHAnsi" w:hAnsiTheme="minorHAnsi" w:cstheme="minorHAnsi"/>
-          <w:sz w:val="20"/>
-          <w:szCs w:val="20"/>
-        </w:rPr>
-      </w:pPr>
-      <w:r>
-        <w:rPr>
-          <w:rFonts w:asciiTheme="minorHAnsi" w:hAnsiTheme="minorHAnsi" w:cstheme="minorHAnsi"/>
-          <w:sz w:val="20"/>
-          <w:szCs w:val="20"/>
-        </w:rPr>
-        <w:t xml:space="preserve">For the planned procedure(s), </w:t>
-      </w:r>
-      <w:r>
-        <w:rPr>
-          <w:rFonts w:asciiTheme="minorHAnsi" w:hAnsiTheme="minorHAnsi" w:cstheme="minorHAnsi"/>
-          <w:sz w:val="20"/>
-          <w:szCs w:val="20"/>
-        </w:rPr>
-        <w:t xml:space="preserve">if any, </w:t>
-      </w:r>
-      <w:r>
-        <w:rPr>
-          <w:rFonts w:asciiTheme="minorHAnsi" w:hAnsiTheme="minorHAnsi" w:cstheme="minorHAnsi"/>
-          <w:sz w:val="20"/>
-          <w:szCs w:val="20"/>
-        </w:rPr>
-        <w:t>considerable time was spent explaining the risks, benefits and alternatives.  All questions were answered including common complications to planned procedure along with remedies for the potential complications.  Handouts were also given to th</w:t>
-      </w:r>
-      <w:r>
-        <w:rPr>
-          <w:rFonts w:asciiTheme="minorHAnsi" w:hAnsiTheme="minorHAnsi" w:cstheme="minorHAnsi"/>
-          <w:sz w:val="20"/>
-          <w:szCs w:val="20"/>
-        </w:rPr>
-        <w:t>e patient as appropriate</w:t>
-      </w:r>
-      <w:r>
-        <w:rPr>
-          <w:rFonts w:asciiTheme="minorHAnsi" w:hAnsiTheme="minorHAnsi" w:cstheme="minorHAnsi"/>
-          <w:sz w:val="20"/>
-          <w:szCs w:val="20"/>
-        </w:rPr>
-        <w:t xml:space="preserve"> including procedure and educational videos at www.tinyurl.com/PROCEDURE-Oct2022</w:t>
-      </w:r>
-      <w:r>
-        <w:rPr>
-          <w:rFonts w:asciiTheme="minorHAnsi" w:hAnsiTheme="minorHAnsi" w:cstheme="minorHAnsi"/>
-          <w:sz w:val="20"/>
-          <w:szCs w:val="20"/>
-        </w:rPr>
-        <w:t>.</w:t>
-      </w:r>
-      <w:r>
-        <w:rPr>
-          <w:rFonts w:asciiTheme="minorHAnsi" w:hAnsiTheme="minorHAnsi" w:cstheme="minorHAnsi"/>
-          <w:sz w:val="20"/>
-          <w:szCs w:val="20"/>
-        </w:rPr>
-        <w:t xml:space="preserve"> </w:t>
-      </w:r>
-      <w:proofErr w:type="gramStart"/>
-      <w:r>
-        <w:rPr>
-          <w:rFonts w:asciiTheme="minorHAnsi" w:hAnsiTheme="minorHAnsi" w:cstheme="minorHAnsi"/>
-          <w:sz w:val="20"/>
-          <w:szCs w:val="20"/>
-        </w:rPr>
-        <w:t>if</w:t>
-      </w:r>
-      <w:proofErr w:type="gramEnd"/>
-      <w:r>
-        <w:rPr>
-          <w:rFonts w:asciiTheme="minorHAnsi" w:hAnsiTheme="minorHAnsi" w:cstheme="minorHAnsi"/>
-          <w:sz w:val="20"/>
-          <w:szCs w:val="20"/>
-        </w:rPr>
-        <w:t xml:space="preserve"> applicable, the patient was told to stop taking all </w:t>
-      </w:r>
-      <w:proofErr w:type="spellStart"/>
-      <w:r>
-        <w:rPr>
-          <w:rFonts w:asciiTheme="minorHAnsi" w:hAnsiTheme="minorHAnsi" w:cstheme="minorHAnsi"/>
-          <w:sz w:val="20"/>
-          <w:szCs w:val="20"/>
-        </w:rPr>
-        <w:t>anti coagulant</w:t>
-      </w:r>
-      <w:proofErr w:type="spellEnd"/>
-      <w:r>
-        <w:rPr>
-          <w:rFonts w:asciiTheme="minorHAnsi" w:hAnsiTheme="minorHAnsi" w:cstheme="minorHAnsi"/>
-          <w:sz w:val="20"/>
-          <w:szCs w:val="20"/>
-        </w:rPr>
-        <w:t xml:space="preserve"> medications for 3-5 days. The specific cessation interval depends on both the </w:t>
-      </w:r>
-      <w:proofErr w:type="spellStart"/>
-      <w:r>
-        <w:rPr>
-          <w:rFonts w:asciiTheme="minorHAnsi" w:hAnsiTheme="minorHAnsi" w:cstheme="minorHAnsi"/>
-          <w:sz w:val="20"/>
-          <w:szCs w:val="20"/>
-        </w:rPr>
-        <w:t>anti coagulants</w:t>
-      </w:r>
-      <w:proofErr w:type="spellEnd"/>
-      <w:r>
-        <w:rPr>
-          <w:rFonts w:asciiTheme="minorHAnsi" w:hAnsiTheme="minorHAnsi" w:cstheme="minorHAnsi"/>
-          <w:sz w:val="20"/>
-          <w:szCs w:val="20"/>
-        </w:rPr>
-        <w:t xml:space="preserve"> they are on and the type of procedure scheduled.</w:t>
-      </w:r>
-    </w:p>
-    <w:p>
-      <w:pPr>
-        <w:pStyle w:val="NoSpacing"/>
-        <w:spacing w:line="276" w:lineRule="auto"/>
-        <w:rPr>
-          <w:rFonts w:asciiTheme="minorHAnsi" w:hAnsiTheme="minorHAnsi" w:cstheme="minorHAnsi"/>
-          <w:sz w:val="20"/>
-          <w:szCs w:val="20"/>
-        </w:rPr>
-      </w:pPr>
-    </w:p>
-    <w:p>
-      <w:pPr>
-        <w:pStyle w:val="NoSpacing"/>
-        <w:spacing w:line="276" w:lineRule="auto"/>
-        <w:rPr>
-          <w:rFonts w:asciiTheme="minorHAnsi" w:hAnsiTheme="minorHAnsi" w:cstheme="minorHAnsi"/>
-          <w:sz w:val="20"/>
-          <w:szCs w:val="20"/>
-        </w:rPr>
-      </w:pPr>
-      <w:r>
-        <w:rPr>
-          <w:rFonts w:asciiTheme="minorHAnsi" w:hAnsiTheme="minorHAnsi" w:cstheme="minorHAnsi"/>
-          <w:sz w:val="20"/>
-          <w:szCs w:val="20"/>
-        </w:rPr>
-        <w:t xml:space="preserve">Once the patient has fully engaged and completed the initial treatment plan as documented over the course of multiple clinic visits, then </w:t>
-      </w:r>
-      <w:r>
-        <w:rPr>
-          <w:rFonts w:asciiTheme="minorHAnsi" w:hAnsiTheme="minorHAnsi" w:cstheme="minorHAnsi"/>
-          <w:sz w:val="20"/>
-          <w:szCs w:val="20"/>
-        </w:rPr>
-        <w:t xml:space="preserve">Maximum </w:t>
-      </w:r>
-      <w:r>
-        <w:rPr>
-          <w:rFonts w:asciiTheme="minorHAnsi" w:hAnsiTheme="minorHAnsi" w:cstheme="minorHAnsi"/>
-          <w:sz w:val="20"/>
-          <w:szCs w:val="20"/>
-        </w:rPr>
-        <w:t>Medical Improvement (MMI) will be achieved.  Additionally, if the patient is taking narcotics, then this will be tapered down over a 3-6 month period as tolerated by patient.</w:t>
-      </w:r>
-    </w:p>
-    <w:p>
-      <w:pPr>
-        <w:pStyle w:val="NoSpacing"/>
-        <w:spacing w:line="276" w:lineRule="auto"/>
-        <w:rPr>
-          <w:rFonts w:asciiTheme="minorHAnsi" w:hAnsiTheme="minorHAnsi" w:cstheme="minorHAnsi"/>
-        </w:rPr>
-      </w:pPr>
-    </w:p>
-    <w:p>
-      <w:pPr>
-        <w:pStyle w:val="NoSpacing"/>
-        <w:spacing w:line="276" w:lineRule="auto"/>
-        <w:rPr>
-          <w:rFonts w:asciiTheme="minorHAnsi" w:hAnsiTheme="minorHAnsi" w:cstheme="minorHAnsi"/>
-          <w:sz w:val="20"/>
-          <w:szCs w:val="20"/>
-        </w:rPr>
-      </w:pPr>
-      <w:r>
-        <w:rPr>
-          <w:rFonts w:asciiTheme="minorHAnsi" w:hAnsiTheme="minorHAnsi" w:cstheme="minorHAnsi"/>
-          <w:b/>
-        </w:rPr>
-        <w:t>Follow-up Appointment in</w:t>
-      </w:r>
-      <w:r>
-        <w:rPr>
-          <w:rFonts w:asciiTheme="minorHAnsi" w:hAnsiTheme="minorHAnsi" w:cstheme="minorHAnsi"/>
-          <w:sz w:val="20"/>
-          <w:szCs w:val="20"/>
-        </w:rPr>
-        <w:t xml:space="preserve">:  </w:t>
-      </w:r>
-      <w:r>
-        <w:rPr>
-          <w:rFonts w:asciiTheme="minorHAnsi" w:hAnsiTheme="minorHAnsi" w:cstheme="minorHAnsi"/>
-          <w:sz w:val="20"/>
-          <w:szCs w:val="20"/>
-        </w:rPr>
-        <w:t>{{</w:t>
-      </w:r>
-      <w:proofErr w:type="spellStart"/>
-      <w:r>
-        <w:rPr>
-          <w:rFonts w:asciiTheme="minorHAnsi" w:hAnsiTheme="minorHAnsi" w:cstheme="minorHAnsi"/>
-          <w:sz w:val="20"/>
-          <w:szCs w:val="20"/>
-        </w:rPr>
-        <w:t>signature</w:t>
-      </w:r>
-      <w:r>
-        <w:rPr>
-          <w:rFonts w:asciiTheme="minorHAnsi" w:hAnsiTheme="minorHAnsi" w:cstheme="minorHAnsi"/>
-          <w:sz w:val="20"/>
-          <w:szCs w:val="20"/>
-        </w:rPr>
-        <w:t>.</w:t>
-      </w:r>
-      <w:r>
-        <w:rPr>
-          <w:rFonts w:asciiTheme="minorHAnsi" w:hAnsiTheme="minorHAnsi" w:cstheme="minorHAnsi"/>
-          <w:sz w:val="20"/>
-          <w:szCs w:val="20"/>
-        </w:rPr>
-        <w:t>followUpAppointment</w:t>
-      </w:r>
-      <w:proofErr w:type="spellEnd"/>
-      <w:r>
-        <w:rPr>
-          <w:rFonts w:asciiTheme="minorHAnsi" w:hAnsiTheme="minorHAnsi" w:cstheme="minorHAnsi"/>
-          <w:sz w:val="20"/>
-          <w:szCs w:val="20"/>
-        </w:rPr>
-        <w:t>}}</w:t>
-      </w:r>
-    </w:p>
-    <w:p>
-      <w:pPr>
-        <w:pStyle w:val="NoSpacing"/>
-        <w:spacing w:line="276" w:lineRule="auto"/>
-        <w:rPr>
-          <w:sz w:val="20"/>
-          <w:szCs w:val="20"/>
-        </w:rPr>
-      </w:pPr>
-    </w:p>
-    <w:p>
-      <w:pPr>
-        <w:pStyle w:val="NoSpacing"/>
-        <w:spacing w:line="276" w:lineRule="auto"/>
-        <w:rPr>
-          <w:sz w:val="20"/>
-          <w:szCs w:val="20"/>
-        </w:rPr>
-      </w:pPr>
-    </w:p>
-    <w:p>
-      <w:pPr>
-        <w:pStyle w:val="NoSpacing"/>
-        <w:spacing w:line="276" w:lineRule="auto"/>
-        <w:rPr>
-          <w:sz w:val="20"/>
-          <w:szCs w:val="20"/>
-        </w:rPr>
-      </w:pPr>
-      <w:bookmarkStart w:id="1" w:name="_Hlk129781177"/>
-      <w:r>
-        <w:rPr>
-          <w:rFonts w:asciiTheme="minorHAnsi" w:hAnsiTheme="minorHAnsi" w:cstheme="minorHAnsi"/>
-          <w:bCs/>
-          <w:sz w:val="20"/>
-          <w:szCs w:val="20"/>
-        </w:rPr>
-        <w:t>{{</w:t>
-      </w:r>
-      <w:proofErr w:type="gramStart"/>
-      <w:r>
-        <w:rPr>
-          <w:rFonts w:asciiTheme="minorHAnsi" w:hAnsiTheme="minorHAnsi" w:cstheme="minorHAnsi"/>
-          <w:bCs/>
-          <w:sz w:val="20"/>
-          <w:szCs w:val="20"/>
-        </w:rPr>
-        <w:t>provider</w:t>
-      </w:r>
-      <w:proofErr w:type="gramEnd"/>
-      <w:r>
-        <w:rPr>
-          <w:rFonts w:asciiTheme="minorHAnsi" w:hAnsiTheme="minorHAnsi" w:cstheme="minorHAnsi"/>
-          <w:bCs/>
-          <w:sz w:val="20"/>
-          <w:szCs w:val="20"/>
-        </w:rPr>
-        <w:t xml:space="preserve">}} </w:t>
-      </w:r>
-      <w:r>
-        <w:rPr>
-          <w:sz w:val="20"/>
-          <w:szCs w:val="20"/>
-        </w:rPr>
-        <w:t>{{</w:t>
-      </w:r>
-      <w:proofErr w:type="spellStart"/>
-      <w:r>
-        <w:rPr>
-          <w:sz w:val="20"/>
-          <w:szCs w:val="20"/>
-        </w:rPr>
-        <w:t>signature</w:t>
-      </w:r>
-      <w:r>
-        <w:rPr>
-          <w:sz w:val="20"/>
-          <w:szCs w:val="20"/>
-        </w:rPr>
-        <w:t>.</w:t>
-      </w:r>
-      <w:r>
-        <w:rPr>
-          <w:sz w:val="20"/>
-          <w:szCs w:val="20"/>
-        </w:rPr>
-        <w:t>signatureLine</w:t>
-      </w:r>
-      <w:proofErr w:type="spellEnd"/>
-      <w:r>
-        <w:rPr>
-          <w:sz w:val="20"/>
-          <w:szCs w:val="20"/>
-        </w:rPr>
-        <w:t>}}</w:t>
+          <w:sz w:val="20"/>
+          <w:szCs w:val="20"/>
+        </w:rPr>
+        <w:t>signatureLine}}</w:t>
       </w:r>
     </w:p>
     <w:bookmarkEnd w:id="1"/>
@@ -5796,12 +4900,14 @@
         <w:rPr>
           <w:rFonts w:asciiTheme="minorHAnsi" w:hAnsiTheme="minorHAnsi" w:cstheme="minorHAnsi"/>
           <w:sz w:val="20"/>
-        </w:rPr>
-      </w:pPr>
-      <w:r>
-        <w:rPr>
-          <w:sz w:val="20"/>
-          <w:szCs w:val="20"/>
+          <w:lang w:val="de-DE"/>
+        </w:rPr>
+      </w:pPr>
+      <w:r>
+        <w:rPr>
+          <w:sz w:val="20"/>
+          <w:szCs w:val="20"/>
+          <w:lang w:val="de-DE"/>
         </w:rPr>
         <w:t xml:space="preserve">Robert </w:t>
       </w:r>
@@ -5809,6 +4915,7 @@
         <w:rPr>
           <w:rFonts w:asciiTheme="minorHAnsi" w:hAnsiTheme="minorHAnsi" w:cstheme="minorHAnsi"/>
           <w:sz w:val="20"/>
+          <w:lang w:val="de-DE"/>
         </w:rPr>
         <w:t>Klickovich</w:t>
       </w:r>
@@ -5816,6 +4923,7 @@
         <w:rPr>
           <w:rFonts w:asciiTheme="minorHAnsi" w:hAnsiTheme="minorHAnsi" w:cstheme="minorHAnsi"/>
           <w:sz w:val="20"/>
+          <w:lang w:val="de-DE"/>
         </w:rPr>
         <w:t>, MD</w:t>
       </w:r>
@@ -5827,12 +4935,14 @@
         <w:rPr>
           <w:rFonts w:asciiTheme="minorHAnsi" w:hAnsiTheme="minorHAnsi" w:cstheme="minorHAnsi"/>
           <w:sz w:val="20"/>
-        </w:rPr>
-      </w:pPr>
-      <w:r>
-        <w:rPr>
-          <w:rFonts w:asciiTheme="minorHAnsi" w:hAnsiTheme="minorHAnsi" w:cstheme="minorHAnsi"/>
-          <w:sz w:val="20"/>
+          <w:lang w:val="de-DE"/>
+        </w:rPr>
+      </w:pPr>
+      <w:r>
+        <w:rPr>
+          <w:rFonts w:asciiTheme="minorHAnsi" w:hAnsiTheme="minorHAnsi" w:cstheme="minorHAnsi"/>
+          <w:sz w:val="20"/>
+          <w:lang w:val="de-DE"/>
         </w:rPr>
         <w:t>_______________________________</w:t>
       </w:r>
@@ -5844,12 +4954,14 @@
         <w:rPr>
           <w:rFonts w:asciiTheme="minorHAnsi" w:hAnsiTheme="minorHAnsi" w:cstheme="minorHAnsi"/>
           <w:sz w:val="20"/>
-        </w:rPr>
-      </w:pPr>
-      <w:r>
-        <w:rPr>
-          <w:rFonts w:asciiTheme="minorHAnsi" w:hAnsiTheme="minorHAnsi" w:cstheme="minorHAnsi"/>
-          <w:sz w:val="20"/>
+          <w:lang w:val="de-DE"/>
+        </w:rPr>
+      </w:pPr>
+      <w:r>
+        <w:rPr>
+          <w:rFonts w:asciiTheme="minorHAnsi" w:hAnsiTheme="minorHAnsi" w:cstheme="minorHAnsi"/>
+          <w:sz w:val="20"/>
+          <w:lang w:val="de-DE"/>
         </w:rPr>
         <w:t>R</w:t>
       </w:r>
@@ -5857,6 +4969,7 @@
         <w:rPr>
           <w:rFonts w:asciiTheme="minorHAnsi" w:hAnsiTheme="minorHAnsi" w:cstheme="minorHAnsi"/>
           <w:sz w:val="20"/>
+          <w:lang w:val="de-DE"/>
         </w:rPr>
         <w:t>K</w:t>
       </w:r>
@@ -5864,6 +4977,7 @@
         <w:rPr>
           <w:rFonts w:asciiTheme="minorHAnsi" w:hAnsiTheme="minorHAnsi" w:cstheme="minorHAnsi"/>
           <w:sz w:val="20"/>
+          <w:lang w:val="de-DE"/>
         </w:rPr>
         <w:t>/</w:t>
       </w:r>
@@ -5875,53 +4989,42 @@
         <w:rPr>
           <w:rFonts w:asciiTheme="minorHAnsi" w:hAnsiTheme="minorHAnsi" w:cstheme="minorHAnsi"/>
           <w:sz w:val="20"/>
-        </w:rPr>
-      </w:pPr>
-      <w:r>
-        <w:rPr>
-          <w:rFonts w:asciiTheme="minorHAnsi" w:hAnsiTheme="minorHAnsi" w:cstheme="minorHAnsi"/>
-          <w:sz w:val="20"/>
+          <w:lang w:val="de-DE"/>
+        </w:rPr>
+      </w:pPr>
+      <w:r>
+        <w:rPr>
+          <w:rFonts w:asciiTheme="minorHAnsi" w:hAnsiTheme="minorHAnsi" w:cstheme="minorHAnsi"/>
+          <w:sz w:val="20"/>
+          <w:lang w:val="de-DE"/>
         </w:rPr>
         <w:t>{{</w:t>
       </w:r>
-      <w:proofErr w:type="spellStart"/>
-      <w:r>
-        <w:rPr>
-          <w:rFonts w:asciiTheme="minorHAnsi" w:hAnsiTheme="minorHAnsi" w:cstheme="minorHAnsi"/>
-          <w:sz w:val="20"/>
-        </w:rPr>
-        <w:t>signature</w:t>
-      </w:r>
-      <w:r>
-        <w:rPr>
-          <w:rFonts w:asciiTheme="minorHAnsi" w:hAnsiTheme="minorHAnsi" w:cstheme="minorHAnsi"/>
-          <w:sz w:val="20"/>
-        </w:rPr>
-        <w:t>.</w:t>
-      </w:r>
-      <w:r>
-        <w:rPr>
-          <w:rFonts w:asciiTheme="minorHAnsi" w:hAnsiTheme="minorHAnsi" w:cstheme="minorHAnsi"/>
-          <w:sz w:val="20"/>
-        </w:rPr>
-        <w:t>dateTranscribed</w:t>
-      </w:r>
-      <w:proofErr w:type="spellEnd"/>
-      <w:r>
-        <w:rPr>
-          <w:rFonts w:asciiTheme="minorHAnsi" w:hAnsiTheme="minorHAnsi" w:cstheme="minorHAnsi"/>
-          <w:sz w:val="20"/>
-        </w:rPr>
-        <w:t>}}</w:t>
-      </w:r>
-    </w:p>
-    <w:p>
-      <w:pPr>
-        <w:pStyle w:val="NoSpacing"/>
-        <w:spacing w:line="276" w:lineRule="auto"/>
-        <w:rPr>
-          <w:rFonts w:asciiTheme="minorHAnsi" w:hAnsiTheme="minorHAnsi" w:cstheme="minorHAnsi"/>
-          <w:sz w:val="20"/>
+      <w:r>
+        <w:rPr>
+          <w:rFonts w:asciiTheme="minorHAnsi" w:hAnsiTheme="minorHAnsi" w:cstheme="minorHAnsi"/>
+          <w:sz w:val="20"/>
+          <w:lang w:val="de-DE"/>
+        </w:rPr>
+        <w:t>signature.</w:t>
+      </w:r>
+      <w:r>
+        <w:rPr>
+          <w:rFonts w:asciiTheme="minorHAnsi" w:hAnsiTheme="minorHAnsi" w:cstheme="minorHAnsi"/>
+          <w:sz w:val="20"/>
+          <w:lang w:val="de-DE"/>
+        </w:rPr>
+        <w:t>dateTranscribed}}</w:t>
+      </w:r>
+    </w:p>
+    <w:p>
+      <w:pPr>
+        <w:pStyle w:val="NoSpacing"/>
+        <w:spacing w:line="276" w:lineRule="auto"/>
+        <w:rPr>
+          <w:rFonts w:asciiTheme="minorHAnsi" w:hAnsiTheme="minorHAnsi" w:cstheme="minorHAnsi"/>
+          <w:sz w:val="20"/>
+          <w:lang w:val="de-DE"/>
         </w:rPr>
       </w:pPr>
     </w:p>
@@ -6100,23 +5203,7 @@
               <w:sz w:val="20"/>
               <w:szCs w:val="20"/>
             </w:rPr>
-            <w:t>{{</w:t>
-          </w:r>
-          <w:proofErr w:type="spellStart"/>
-          <w:r>
-            <w:rPr>
-              <w:sz w:val="20"/>
-              <w:szCs w:val="20"/>
-            </w:rPr>
-            <w:t>patientName</w:t>
-          </w:r>
-          <w:proofErr w:type="spellEnd"/>
-          <w:r>
-            <w:rPr>
-              <w:sz w:val="20"/>
-              <w:szCs w:val="20"/>
-            </w:rPr>
-            <w:t>}}</w:t>
+            <w:t>{{patientName}}</w:t>
           </w:r>
           <w:r>
             <w:rPr>
@@ -6130,23 +5217,7 @@
               <w:sz w:val="20"/>
               <w:szCs w:val="20"/>
             </w:rPr>
-            <w:t xml:space="preserve"> {{</w:t>
-          </w:r>
-          <w:proofErr w:type="spellStart"/>
-          <w:r>
-            <w:rPr>
-              <w:sz w:val="20"/>
-              <w:szCs w:val="20"/>
-            </w:rPr>
-            <w:t>dob</w:t>
-          </w:r>
-          <w:proofErr w:type="spellEnd"/>
-          <w:r>
-            <w:rPr>
-              <w:sz w:val="20"/>
-              <w:szCs w:val="20"/>
-            </w:rPr>
-            <w:t>}}</w:t>
+            <w:t xml:space="preserve"> {{dob}}</w:t>
           </w:r>
           <w:r>
             <w:rPr>
@@ -6160,23 +5231,7 @@
               <w:sz w:val="20"/>
               <w:szCs w:val="20"/>
             </w:rPr>
-            <w:t>{{</w:t>
-          </w:r>
-          <w:proofErr w:type="spellStart"/>
-          <w:r>
-            <w:rPr>
-              <w:sz w:val="20"/>
-              <w:szCs w:val="20"/>
-            </w:rPr>
-            <w:t>dateOfEvaluation</w:t>
-          </w:r>
-          <w:proofErr w:type="spellEnd"/>
-          <w:r>
-            <w:rPr>
-              <w:sz w:val="20"/>
-              <w:szCs w:val="20"/>
-            </w:rPr>
-            <w:t>}}</w:t>
+            <w:t>{{dateOfEvaluation}}</w:t>
           </w:r>
         </w:p>
       </w:tc>
@@ -8436,7 +7491,7 @@
 </file>
 
 <file path=customXml/itemProps1.xml><?xml version="1.0" encoding="utf-8"?>
-<ds:datastoreItem xmlns:ds="http://schemas.openxmlformats.org/officeDocument/2006/customXml" ds:itemID="{F6064DA7-5360-40B4-8DD4-65F2125970C3}">
+<ds:datastoreItem xmlns:ds="http://schemas.openxmlformats.org/officeDocument/2006/customXml" ds:itemID="{08593332-1527-4187-8633-FA33E2469B59}">
   <ds:schemaRefs>
     <ds:schemaRef ds:uri="http://schemas.openxmlformats.org/officeDocument/2006/bibliography"/>
   </ds:schemaRefs>
